--- a/auracurate/docs/Aurora_Studio_기획서.docx
+++ b/auracurate/docs/Aurora_Studio_기획서.docx
@@ -224,7 +224,7 @@
                 <w:sz w:val="18"/>
                 <w:szCs w:val="18"/>
               </w:rPr>
-              <w:t xml:space="preserve">Aurora Studio 기획서 v1.0 (검토용)</w:t>
+              <w:t xml:space="preserve">Aurora Studio 기획서 v1.1 (최신 목업 반영)</w:t>
             </w:r>
           </w:p>
         </w:tc>
@@ -1245,6 +1245,906 @@
     </w:p>
     <w:p>
       <w:pPr>
+        <w:pStyle w:val="Heading2"/>
+      </w:pPr>
+      <w:r>
+        <w:t xml:space="preserve">1.4 네 개의 문 안에서의 자리 (최신 목업 반영)</w:t>
+      </w:r>
+    </w:p>
+    <w:p>
+      <w:pPr>
+        <w:spacing w:after="120" w:line="300"/>
+      </w:pPr>
+      <w:r>
+        <w:t xml:space="preserve">처음 온 사람이 5초 안에 이해하도록 네 곳에 </w:t>
+      </w:r>
+      <w:r>
+        <w:rPr>
+          <w:b/>
+          <w:bCs/>
+        </w:rPr>
+        <w:t xml:space="preserve">동사 하나</w:t>
+      </w:r>
+      <w:r>
+        <w:t xml:space="preserve">씩을 붙였습니다. 이 곳의 동사는 </w:t>
+      </w:r>
+      <w:r>
+        <w:rPr>
+          <w:b/>
+          <w:bCs/>
+        </w:rPr>
+        <w:t xml:space="preserve">Read the story</w:t>
+      </w:r>
+      <w:r>
+        <w:t xml:space="preserve"> 입니다. 같은 동사와 색이 Home 첫 화면, 메뉴 아래 길잡이 막대(World bar), 카드, 라벨에 똑같이 쓰입니다.</w:t>
+      </w:r>
+    </w:p>
+    <w:tbl>
+      <w:tblPr>
+        <w:tblW w:type="dxa" w:w="9638"/>
+        <w:tblBorders>
+          <w:top w:val="single" w:color="auto" w:sz="4"/>
+          <w:left w:val="single" w:color="auto" w:sz="4"/>
+          <w:bottom w:val="single" w:color="auto" w:sz="4"/>
+          <w:right w:val="single" w:color="auto" w:sz="4"/>
+          <w:insideH w:val="single" w:color="auto" w:sz="4"/>
+          <w:insideV w:val="single" w:color="auto" w:sz="4"/>
+        </w:tblBorders>
+      </w:tblPr>
+      <w:tblGrid>
+        <w:gridCol w:w="444"/>
+        <w:gridCol w:w="2224"/>
+        <w:gridCol w:w="1927"/>
+        <w:gridCol w:w="3262"/>
+        <w:gridCol w:w="1781"/>
+      </w:tblGrid>
+      <w:tr>
+        <w:trPr>
+          <w:tblHeader/>
+        </w:trPr>
+        <w:tc>
+          <w:tcPr>
+            <w:tcW w:type="dxa" w:w="444"/>
+            <w:tcBorders>
+              <w:top w:val="single" w:color="D9D6E6" w:sz="4"/>
+              <w:left w:val="single" w:color="D9D6E6" w:sz="4"/>
+              <w:bottom w:val="single" w:color="D9D6E6" w:sz="4"/>
+              <w:right w:val="single" w:color="D9D6E6" w:sz="4"/>
+            </w:tcBorders>
+            <w:shd w:fill="F1EFF7" w:color="auto" w:val="clear"/>
+            <w:tcMar>
+              <w:top w:type="dxa" w:w="70"/>
+              <w:left w:type="dxa" w:w="110"/>
+              <w:bottom w:type="dxa" w:w="70"/>
+              <w:right w:type="dxa" w:w="110"/>
+            </w:tcMar>
+            <w:vAlign w:val="top"/>
+          </w:tcPr>
+          <w:p>
+            <w:pPr>
+              <w:spacing w:after="40" w:line="260"/>
+            </w:pPr>
+            <w:r>
+              <w:rPr>
+                <w:b/>
+                <w:bCs/>
+                <w:sz w:val="18"/>
+                <w:szCs w:val="18"/>
+              </w:rPr>
+              <w:t xml:space="preserve">#</w:t>
+            </w:r>
+          </w:p>
+        </w:tc>
+        <w:tc>
+          <w:tcPr>
+            <w:tcW w:type="dxa" w:w="2224"/>
+            <w:tcBorders>
+              <w:top w:val="single" w:color="D9D6E6" w:sz="4"/>
+              <w:left w:val="single" w:color="D9D6E6" w:sz="4"/>
+              <w:bottom w:val="single" w:color="D9D6E6" w:sz="4"/>
+              <w:right w:val="single" w:color="D9D6E6" w:sz="4"/>
+            </w:tcBorders>
+            <w:shd w:fill="F1EFF7" w:color="auto" w:val="clear"/>
+            <w:tcMar>
+              <w:top w:type="dxa" w:w="70"/>
+              <w:left w:type="dxa" w:w="110"/>
+              <w:bottom w:type="dxa" w:w="70"/>
+              <w:right w:type="dxa" w:w="110"/>
+            </w:tcMar>
+            <w:vAlign w:val="top"/>
+          </w:tcPr>
+          <w:p>
+            <w:pPr>
+              <w:spacing w:after="40" w:line="260"/>
+            </w:pPr>
+            <w:r>
+              <w:rPr>
+                <w:b/>
+                <w:bCs/>
+                <w:sz w:val="18"/>
+                <w:szCs w:val="18"/>
+              </w:rPr>
+              <w:t xml:space="preserve">곳</w:t>
+            </w:r>
+          </w:p>
+        </w:tc>
+        <w:tc>
+          <w:tcPr>
+            <w:tcW w:type="dxa" w:w="1927"/>
+            <w:tcBorders>
+              <w:top w:val="single" w:color="D9D6E6" w:sz="4"/>
+              <w:left w:val="single" w:color="D9D6E6" w:sz="4"/>
+              <w:bottom w:val="single" w:color="D9D6E6" w:sz="4"/>
+              <w:right w:val="single" w:color="D9D6E6" w:sz="4"/>
+            </w:tcBorders>
+            <w:shd w:fill="F1EFF7" w:color="auto" w:val="clear"/>
+            <w:tcMar>
+              <w:top w:type="dxa" w:w="70"/>
+              <w:left w:type="dxa" w:w="110"/>
+              <w:bottom w:type="dxa" w:w="70"/>
+              <w:right w:type="dxa" w:w="110"/>
+            </w:tcMar>
+            <w:vAlign w:val="top"/>
+          </w:tcPr>
+          <w:p>
+            <w:pPr>
+              <w:spacing w:after="40" w:line="260"/>
+            </w:pPr>
+            <w:r>
+              <w:rPr>
+                <w:b/>
+                <w:bCs/>
+                <w:sz w:val="18"/>
+                <w:szCs w:val="18"/>
+              </w:rPr>
+              <w:t xml:space="preserve">동사</w:t>
+            </w:r>
+          </w:p>
+        </w:tc>
+        <w:tc>
+          <w:tcPr>
+            <w:tcW w:type="dxa" w:w="3262"/>
+            <w:tcBorders>
+              <w:top w:val="single" w:color="D9D6E6" w:sz="4"/>
+              <w:left w:val="single" w:color="D9D6E6" w:sz="4"/>
+              <w:bottom w:val="single" w:color="D9D6E6" w:sz="4"/>
+              <w:right w:val="single" w:color="D9D6E6" w:sz="4"/>
+            </w:tcBorders>
+            <w:shd w:fill="F1EFF7" w:color="auto" w:val="clear"/>
+            <w:tcMar>
+              <w:top w:type="dxa" w:w="70"/>
+              <w:left w:type="dxa" w:w="110"/>
+              <w:bottom w:type="dxa" w:w="70"/>
+              <w:right w:type="dxa" w:w="110"/>
+            </w:tcMar>
+            <w:vAlign w:val="top"/>
+          </w:tcPr>
+          <w:p>
+            <w:pPr>
+              <w:spacing w:after="40" w:line="260"/>
+            </w:pPr>
+            <w:r>
+              <w:rPr>
+                <w:b/>
+                <w:bCs/>
+                <w:sz w:val="18"/>
+                <w:szCs w:val="18"/>
+              </w:rPr>
+              <w:t xml:space="preserve">쉬운 설명</w:t>
+            </w:r>
+          </w:p>
+        </w:tc>
+        <w:tc>
+          <w:tcPr>
+            <w:tcW w:type="dxa" w:w="1781"/>
+            <w:tcBorders>
+              <w:top w:val="single" w:color="D9D6E6" w:sz="4"/>
+              <w:left w:val="single" w:color="D9D6E6" w:sz="4"/>
+              <w:bottom w:val="single" w:color="D9D6E6" w:sz="4"/>
+              <w:right w:val="single" w:color="D9D6E6" w:sz="4"/>
+            </w:tcBorders>
+            <w:shd w:fill="F1EFF7" w:color="auto" w:val="clear"/>
+            <w:tcMar>
+              <w:top w:type="dxa" w:w="70"/>
+              <w:left w:type="dxa" w:w="110"/>
+              <w:bottom w:type="dxa" w:w="70"/>
+              <w:right w:type="dxa" w:w="110"/>
+            </w:tcMar>
+            <w:vAlign w:val="top"/>
+          </w:tcPr>
+          <w:p>
+            <w:pPr>
+              <w:spacing w:after="40" w:line="260"/>
+            </w:pPr>
+            <w:r>
+              <w:rPr>
+                <w:b/>
+                <w:bCs/>
+                <w:sz w:val="18"/>
+                <w:szCs w:val="18"/>
+              </w:rPr>
+              <w:t xml:space="preserve">색</w:t>
+            </w:r>
+          </w:p>
+        </w:tc>
+      </w:tr>
+      <w:tr>
+        <w:tc>
+          <w:tcPr>
+            <w:tcW w:type="dxa" w:w="444"/>
+            <w:tcBorders>
+              <w:top w:val="single" w:color="D9D6E6" w:sz="4"/>
+              <w:left w:val="single" w:color="D9D6E6" w:sz="4"/>
+              <w:bottom w:val="single" w:color="D9D6E6" w:sz="4"/>
+              <w:right w:val="single" w:color="D9D6E6" w:sz="4"/>
+            </w:tcBorders>
+            <w:shd w:fill="FBFAFD" w:color="auto" w:val="clear"/>
+            <w:tcMar>
+              <w:top w:type="dxa" w:w="70"/>
+              <w:left w:type="dxa" w:w="110"/>
+              <w:bottom w:type="dxa" w:w="70"/>
+              <w:right w:type="dxa" w:w="110"/>
+            </w:tcMar>
+            <w:vAlign w:val="top"/>
+          </w:tcPr>
+          <w:p>
+            <w:pPr>
+              <w:spacing w:after="40" w:line="260"/>
+            </w:pPr>
+            <w:r>
+              <w:rPr>
+                <w:sz w:val="18"/>
+                <w:szCs w:val="18"/>
+              </w:rPr>
+              <w:t xml:space="preserve">1</w:t>
+            </w:r>
+          </w:p>
+        </w:tc>
+        <w:tc>
+          <w:tcPr>
+            <w:tcW w:type="dxa" w:w="2224"/>
+            <w:tcBorders>
+              <w:top w:val="single" w:color="D9D6E6" w:sz="4"/>
+              <w:left w:val="single" w:color="D9D6E6" w:sz="4"/>
+              <w:bottom w:val="single" w:color="D9D6E6" w:sz="4"/>
+              <w:right w:val="single" w:color="D9D6E6" w:sz="4"/>
+            </w:tcBorders>
+            <w:tcMar>
+              <w:top w:type="dxa" w:w="70"/>
+              <w:left w:type="dxa" w:w="110"/>
+              <w:bottom w:type="dxa" w:w="70"/>
+              <w:right w:type="dxa" w:w="110"/>
+            </w:tcMar>
+            <w:vAlign w:val="top"/>
+          </w:tcPr>
+          <w:p>
+            <w:pPr>
+              <w:spacing w:after="40" w:line="260"/>
+            </w:pPr>
+            <w:r>
+              <w:rPr>
+                <w:sz w:val="18"/>
+                <w:szCs w:val="18"/>
+              </w:rPr>
+              <w:t xml:space="preserve">Studio</w:t>
+            </w:r>
+            <w:r>
+              <w:rPr>
+                <w:sz w:val="18"/>
+                <w:szCs w:val="18"/>
+              </w:rPr>
+              <w:t xml:space="preserve"> (이 문서)</w:t>
+            </w:r>
+          </w:p>
+        </w:tc>
+        <w:tc>
+          <w:tcPr>
+            <w:tcW w:type="dxa" w:w="1927"/>
+            <w:tcBorders>
+              <w:top w:val="single" w:color="D9D6E6" w:sz="4"/>
+              <w:left w:val="single" w:color="D9D6E6" w:sz="4"/>
+              <w:bottom w:val="single" w:color="D9D6E6" w:sz="4"/>
+              <w:right w:val="single" w:color="D9D6E6" w:sz="4"/>
+            </w:tcBorders>
+            <w:tcMar>
+              <w:top w:type="dxa" w:w="70"/>
+              <w:left w:type="dxa" w:w="110"/>
+              <w:bottom w:type="dxa" w:w="70"/>
+              <w:right w:type="dxa" w:w="110"/>
+            </w:tcMar>
+            <w:vAlign w:val="top"/>
+          </w:tcPr>
+          <w:p>
+            <w:pPr>
+              <w:spacing w:after="40" w:line="260"/>
+            </w:pPr>
+            <w:r>
+              <w:rPr>
+                <w:sz w:val="18"/>
+                <w:szCs w:val="18"/>
+              </w:rPr>
+              <w:t xml:space="preserve">Read the story</w:t>
+            </w:r>
+          </w:p>
+        </w:tc>
+        <w:tc>
+          <w:tcPr>
+            <w:tcW w:type="dxa" w:w="3262"/>
+            <w:tcBorders>
+              <w:top w:val="single" w:color="D9D6E6" w:sz="4"/>
+              <w:left w:val="single" w:color="D9D6E6" w:sz="4"/>
+              <w:bottom w:val="single" w:color="D9D6E6" w:sz="4"/>
+              <w:right w:val="single" w:color="D9D6E6" w:sz="4"/>
+            </w:tcBorders>
+            <w:tcMar>
+              <w:top w:type="dxa" w:w="70"/>
+              <w:left w:type="dxa" w:w="110"/>
+              <w:bottom w:type="dxa" w:w="70"/>
+              <w:right w:type="dxa" w:w="110"/>
+            </w:tcMar>
+            <w:vAlign w:val="top"/>
+          </w:tcPr>
+          <w:p>
+            <w:pPr>
+              <w:spacing w:after="40" w:line="260"/>
+            </w:pPr>
+            <w:r>
+              <w:rPr>
+                <w:sz w:val="18"/>
+                <w:szCs w:val="18"/>
+              </w:rPr>
+              <w:t xml:space="preserve">이야기를 읽는 곳</w:t>
+            </w:r>
+          </w:p>
+        </w:tc>
+        <w:tc>
+          <w:tcPr>
+            <w:tcW w:type="dxa" w:w="1781"/>
+            <w:tcBorders>
+              <w:top w:val="single" w:color="D9D6E6" w:sz="4"/>
+              <w:left w:val="single" w:color="D9D6E6" w:sz="4"/>
+              <w:bottom w:val="single" w:color="D9D6E6" w:sz="4"/>
+              <w:right w:val="single" w:color="D9D6E6" w:sz="4"/>
+            </w:tcBorders>
+            <w:tcMar>
+              <w:top w:type="dxa" w:w="70"/>
+              <w:left w:type="dxa" w:w="110"/>
+              <w:bottom w:type="dxa" w:w="70"/>
+              <w:right w:type="dxa" w:w="110"/>
+            </w:tcMar>
+            <w:vAlign w:val="top"/>
+          </w:tcPr>
+          <w:p>
+            <w:pPr>
+              <w:spacing w:after="40" w:line="260"/>
+            </w:pPr>
+            <w:r>
+              <w:rPr>
+                <w:sz w:val="18"/>
+                <w:szCs w:val="18"/>
+              </w:rPr>
+              <w:t xml:space="preserve">Deep Cosmos 남색</w:t>
+            </w:r>
+          </w:p>
+        </w:tc>
+      </w:tr>
+      <w:tr>
+        <w:tc>
+          <w:tcPr>
+            <w:tcW w:type="dxa" w:w="444"/>
+            <w:tcBorders>
+              <w:top w:val="single" w:color="D9D6E6" w:sz="4"/>
+              <w:left w:val="single" w:color="D9D6E6" w:sz="4"/>
+              <w:bottom w:val="single" w:color="D9D6E6" w:sz="4"/>
+              <w:right w:val="single" w:color="D9D6E6" w:sz="4"/>
+            </w:tcBorders>
+            <w:shd w:fill="FBFAFD" w:color="auto" w:val="clear"/>
+            <w:tcMar>
+              <w:top w:type="dxa" w:w="70"/>
+              <w:left w:type="dxa" w:w="110"/>
+              <w:bottom w:type="dxa" w:w="70"/>
+              <w:right w:type="dxa" w:w="110"/>
+            </w:tcMar>
+            <w:vAlign w:val="top"/>
+          </w:tcPr>
+          <w:p>
+            <w:pPr>
+              <w:spacing w:after="40" w:line="260"/>
+            </w:pPr>
+            <w:r>
+              <w:rPr>
+                <w:sz w:val="18"/>
+                <w:szCs w:val="18"/>
+              </w:rPr>
+              <w:t xml:space="preserve">2</w:t>
+            </w:r>
+          </w:p>
+        </w:tc>
+        <w:tc>
+          <w:tcPr>
+            <w:tcW w:type="dxa" w:w="2224"/>
+            <w:tcBorders>
+              <w:top w:val="single" w:color="D9D6E6" w:sz="4"/>
+              <w:left w:val="single" w:color="D9D6E6" w:sz="4"/>
+              <w:bottom w:val="single" w:color="D9D6E6" w:sz="4"/>
+              <w:right w:val="single" w:color="D9D6E6" w:sz="4"/>
+            </w:tcBorders>
+            <w:tcMar>
+              <w:top w:type="dxa" w:w="70"/>
+              <w:left w:type="dxa" w:w="110"/>
+              <w:bottom w:type="dxa" w:w="70"/>
+              <w:right w:type="dxa" w:w="110"/>
+            </w:tcMar>
+            <w:vAlign w:val="top"/>
+          </w:tcPr>
+          <w:p>
+            <w:pPr>
+              <w:spacing w:after="40" w:line="260"/>
+            </w:pPr>
+            <w:r>
+              <w:rPr>
+                <w:sz w:val="18"/>
+                <w:szCs w:val="18"/>
+              </w:rPr>
+              <w:t xml:space="preserve">Curators</w:t>
+            </w:r>
+          </w:p>
+        </w:tc>
+        <w:tc>
+          <w:tcPr>
+            <w:tcW w:type="dxa" w:w="1927"/>
+            <w:tcBorders>
+              <w:top w:val="single" w:color="D9D6E6" w:sz="4"/>
+              <w:left w:val="single" w:color="D9D6E6" w:sz="4"/>
+              <w:bottom w:val="single" w:color="D9D6E6" w:sz="4"/>
+              <w:right w:val="single" w:color="D9D6E6" w:sz="4"/>
+            </w:tcBorders>
+            <w:tcMar>
+              <w:top w:type="dxa" w:w="70"/>
+              <w:left w:type="dxa" w:w="110"/>
+              <w:bottom w:type="dxa" w:w="70"/>
+              <w:right w:type="dxa" w:w="110"/>
+            </w:tcMar>
+            <w:vAlign w:val="top"/>
+          </w:tcPr>
+          <w:p>
+            <w:pPr>
+              <w:spacing w:after="40" w:line="260"/>
+            </w:pPr>
+            <w:r>
+              <w:rPr>
+                <w:sz w:val="18"/>
+                <w:szCs w:val="18"/>
+              </w:rPr>
+              <w:t xml:space="preserve">Meet the people</w:t>
+            </w:r>
+          </w:p>
+        </w:tc>
+        <w:tc>
+          <w:tcPr>
+            <w:tcW w:type="dxa" w:w="3262"/>
+            <w:tcBorders>
+              <w:top w:val="single" w:color="D9D6E6" w:sz="4"/>
+              <w:left w:val="single" w:color="D9D6E6" w:sz="4"/>
+              <w:bottom w:val="single" w:color="D9D6E6" w:sz="4"/>
+              <w:right w:val="single" w:color="D9D6E6" w:sz="4"/>
+            </w:tcBorders>
+            <w:tcMar>
+              <w:top w:type="dxa" w:w="70"/>
+              <w:left w:type="dxa" w:w="110"/>
+              <w:bottom w:type="dxa" w:w="70"/>
+              <w:right w:type="dxa" w:w="110"/>
+            </w:tcMar>
+            <w:vAlign w:val="top"/>
+          </w:tcPr>
+          <w:p>
+            <w:pPr>
+              <w:spacing w:after="40" w:line="260"/>
+            </w:pPr>
+            <w:r>
+              <w:rPr>
+                <w:sz w:val="18"/>
+                <w:szCs w:val="18"/>
+              </w:rPr>
+              <w:t xml:space="preserve">Aurora가 고른 사람을 만나는 곳</w:t>
+            </w:r>
+          </w:p>
+        </w:tc>
+        <w:tc>
+          <w:tcPr>
+            <w:tcW w:type="dxa" w:w="1781"/>
+            <w:tcBorders>
+              <w:top w:val="single" w:color="D9D6E6" w:sz="4"/>
+              <w:left w:val="single" w:color="D9D6E6" w:sz="4"/>
+              <w:bottom w:val="single" w:color="D9D6E6" w:sz="4"/>
+              <w:right w:val="single" w:color="D9D6E6" w:sz="4"/>
+            </w:tcBorders>
+            <w:tcMar>
+              <w:top w:type="dxa" w:w="70"/>
+              <w:left w:type="dxa" w:w="110"/>
+              <w:bottom w:type="dxa" w:w="70"/>
+              <w:right w:type="dxa" w:w="110"/>
+            </w:tcMar>
+            <w:vAlign w:val="top"/>
+          </w:tcPr>
+          <w:p>
+            <w:pPr>
+              <w:spacing w:after="40" w:line="260"/>
+            </w:pPr>
+            <w:r>
+              <w:rPr>
+                <w:sz w:val="18"/>
+                <w:szCs w:val="18"/>
+              </w:rPr>
+              <w:t xml:space="preserve">Aurora Magenta 자홍</w:t>
+            </w:r>
+          </w:p>
+        </w:tc>
+      </w:tr>
+      <w:tr>
+        <w:tc>
+          <w:tcPr>
+            <w:tcW w:type="dxa" w:w="444"/>
+            <w:tcBorders>
+              <w:top w:val="single" w:color="D9D6E6" w:sz="4"/>
+              <w:left w:val="single" w:color="D9D6E6" w:sz="4"/>
+              <w:bottom w:val="single" w:color="D9D6E6" w:sz="4"/>
+              <w:right w:val="single" w:color="D9D6E6" w:sz="4"/>
+            </w:tcBorders>
+            <w:shd w:fill="FBFAFD" w:color="auto" w:val="clear"/>
+            <w:tcMar>
+              <w:top w:type="dxa" w:w="70"/>
+              <w:left w:type="dxa" w:w="110"/>
+              <w:bottom w:type="dxa" w:w="70"/>
+              <w:right w:type="dxa" w:w="110"/>
+            </w:tcMar>
+            <w:vAlign w:val="top"/>
+          </w:tcPr>
+          <w:p>
+            <w:pPr>
+              <w:spacing w:after="40" w:line="260"/>
+            </w:pPr>
+            <w:r>
+              <w:rPr>
+                <w:sz w:val="18"/>
+                <w:szCs w:val="18"/>
+              </w:rPr>
+              <w:t xml:space="preserve">3</w:t>
+            </w:r>
+          </w:p>
+        </w:tc>
+        <w:tc>
+          <w:tcPr>
+            <w:tcW w:type="dxa" w:w="2224"/>
+            <w:tcBorders>
+              <w:top w:val="single" w:color="D9D6E6" w:sz="4"/>
+              <w:left w:val="single" w:color="D9D6E6" w:sz="4"/>
+              <w:bottom w:val="single" w:color="D9D6E6" w:sz="4"/>
+              <w:right w:val="single" w:color="D9D6E6" w:sz="4"/>
+            </w:tcBorders>
+            <w:tcMar>
+              <w:top w:type="dxa" w:w="70"/>
+              <w:left w:type="dxa" w:w="110"/>
+              <w:bottom w:type="dxa" w:w="70"/>
+              <w:right w:type="dxa" w:w="110"/>
+            </w:tcMar>
+            <w:vAlign w:val="top"/>
+          </w:tcPr>
+          <w:p>
+            <w:pPr>
+              <w:spacing w:after="40" w:line="260"/>
+            </w:pPr>
+            <w:r>
+              <w:rPr>
+                <w:sz w:val="18"/>
+                <w:szCs w:val="18"/>
+              </w:rPr>
+              <w:t xml:space="preserve">Community</w:t>
+            </w:r>
+          </w:p>
+        </w:tc>
+        <w:tc>
+          <w:tcPr>
+            <w:tcW w:type="dxa" w:w="1927"/>
+            <w:tcBorders>
+              <w:top w:val="single" w:color="D9D6E6" w:sz="4"/>
+              <w:left w:val="single" w:color="D9D6E6" w:sz="4"/>
+              <w:bottom w:val="single" w:color="D9D6E6" w:sz="4"/>
+              <w:right w:val="single" w:color="D9D6E6" w:sz="4"/>
+            </w:tcBorders>
+            <w:tcMar>
+              <w:top w:type="dxa" w:w="70"/>
+              <w:left w:type="dxa" w:w="110"/>
+              <w:bottom w:type="dxa" w:w="70"/>
+              <w:right w:type="dxa" w:w="110"/>
+            </w:tcMar>
+            <w:vAlign w:val="top"/>
+          </w:tcPr>
+          <w:p>
+            <w:pPr>
+              <w:spacing w:after="40" w:line="260"/>
+            </w:pPr>
+            <w:r>
+              <w:rPr>
+                <w:sz w:val="18"/>
+                <w:szCs w:val="18"/>
+              </w:rPr>
+              <w:t xml:space="preserve">Join in</w:t>
+            </w:r>
+          </w:p>
+        </w:tc>
+        <w:tc>
+          <w:tcPr>
+            <w:tcW w:type="dxa" w:w="3262"/>
+            <w:tcBorders>
+              <w:top w:val="single" w:color="D9D6E6" w:sz="4"/>
+              <w:left w:val="single" w:color="D9D6E6" w:sz="4"/>
+              <w:bottom w:val="single" w:color="D9D6E6" w:sz="4"/>
+              <w:right w:val="single" w:color="D9D6E6" w:sz="4"/>
+            </w:tcBorders>
+            <w:tcMar>
+              <w:top w:type="dxa" w:w="70"/>
+              <w:left w:type="dxa" w:w="110"/>
+              <w:bottom w:type="dxa" w:w="70"/>
+              <w:right w:type="dxa" w:w="110"/>
+            </w:tcMar>
+            <w:vAlign w:val="top"/>
+          </w:tcPr>
+          <w:p>
+            <w:pPr>
+              <w:spacing w:after="40" w:line="260"/>
+            </w:pPr>
+            <w:r>
+              <w:rPr>
+                <w:sz w:val="18"/>
+                <w:szCs w:val="18"/>
+              </w:rPr>
+              <w:t xml:space="preserve">함께 이야기하고 배우는 곳</w:t>
+            </w:r>
+          </w:p>
+        </w:tc>
+        <w:tc>
+          <w:tcPr>
+            <w:tcW w:type="dxa" w:w="1781"/>
+            <w:tcBorders>
+              <w:top w:val="single" w:color="D9D6E6" w:sz="4"/>
+              <w:left w:val="single" w:color="D9D6E6" w:sz="4"/>
+              <w:bottom w:val="single" w:color="D9D6E6" w:sz="4"/>
+              <w:right w:val="single" w:color="D9D6E6" w:sz="4"/>
+            </w:tcBorders>
+            <w:tcMar>
+              <w:top w:type="dxa" w:w="70"/>
+              <w:left w:type="dxa" w:w="110"/>
+              <w:bottom w:type="dxa" w:w="70"/>
+              <w:right w:type="dxa" w:w="110"/>
+            </w:tcMar>
+            <w:vAlign w:val="top"/>
+          </w:tcPr>
+          <w:p>
+            <w:pPr>
+              <w:spacing w:after="40" w:line="260"/>
+            </w:pPr>
+            <w:r>
+              <w:rPr>
+                <w:sz w:val="18"/>
+                <w:szCs w:val="18"/>
+              </w:rPr>
+              <w:t xml:space="preserve">Solar Ember 주황</w:t>
+            </w:r>
+          </w:p>
+        </w:tc>
+      </w:tr>
+      <w:tr>
+        <w:tc>
+          <w:tcPr>
+            <w:tcW w:type="dxa" w:w="444"/>
+            <w:tcBorders>
+              <w:top w:val="single" w:color="D9D6E6" w:sz="4"/>
+              <w:left w:val="single" w:color="D9D6E6" w:sz="4"/>
+              <w:bottom w:val="single" w:color="D9D6E6" w:sz="4"/>
+              <w:right w:val="single" w:color="D9D6E6" w:sz="4"/>
+            </w:tcBorders>
+            <w:shd w:fill="FBFAFD" w:color="auto" w:val="clear"/>
+            <w:tcMar>
+              <w:top w:type="dxa" w:w="70"/>
+              <w:left w:type="dxa" w:w="110"/>
+              <w:bottom w:type="dxa" w:w="70"/>
+              <w:right w:type="dxa" w:w="110"/>
+            </w:tcMar>
+            <w:vAlign w:val="top"/>
+          </w:tcPr>
+          <w:p>
+            <w:pPr>
+              <w:spacing w:after="40" w:line="260"/>
+            </w:pPr>
+            <w:r>
+              <w:rPr>
+                <w:sz w:val="18"/>
+                <w:szCs w:val="18"/>
+              </w:rPr>
+              <w:t xml:space="preserve">4</w:t>
+            </w:r>
+          </w:p>
+        </w:tc>
+        <w:tc>
+          <w:tcPr>
+            <w:tcW w:type="dxa" w:w="2224"/>
+            <w:tcBorders>
+              <w:top w:val="single" w:color="D9D6E6" w:sz="4"/>
+              <w:left w:val="single" w:color="D9D6E6" w:sz="4"/>
+              <w:bottom w:val="single" w:color="D9D6E6" w:sz="4"/>
+              <w:right w:val="single" w:color="D9D6E6" w:sz="4"/>
+            </w:tcBorders>
+            <w:tcMar>
+              <w:top w:type="dxa" w:w="70"/>
+              <w:left w:type="dxa" w:w="110"/>
+              <w:bottom w:type="dxa" w:w="70"/>
+              <w:right w:type="dxa" w:w="110"/>
+            </w:tcMar>
+            <w:vAlign w:val="top"/>
+          </w:tcPr>
+          <w:p>
+            <w:pPr>
+              <w:spacing w:after="40" w:line="260"/>
+            </w:pPr>
+            <w:r>
+              <w:rPr>
+                <w:sz w:val="18"/>
+                <w:szCs w:val="18"/>
+              </w:rPr>
+              <w:t xml:space="preserve">Shop</w:t>
+            </w:r>
+          </w:p>
+        </w:tc>
+        <w:tc>
+          <w:tcPr>
+            <w:tcW w:type="dxa" w:w="1927"/>
+            <w:tcBorders>
+              <w:top w:val="single" w:color="D9D6E6" w:sz="4"/>
+              <w:left w:val="single" w:color="D9D6E6" w:sz="4"/>
+              <w:bottom w:val="single" w:color="D9D6E6" w:sz="4"/>
+              <w:right w:val="single" w:color="D9D6E6" w:sz="4"/>
+            </w:tcBorders>
+            <w:tcMar>
+              <w:top w:type="dxa" w:w="70"/>
+              <w:left w:type="dxa" w:w="110"/>
+              <w:bottom w:type="dxa" w:w="70"/>
+              <w:right w:type="dxa" w:w="110"/>
+            </w:tcMar>
+            <w:vAlign w:val="top"/>
+          </w:tcPr>
+          <w:p>
+            <w:pPr>
+              <w:spacing w:after="40" w:line="260"/>
+            </w:pPr>
+            <w:r>
+              <w:rPr>
+                <w:sz w:val="18"/>
+                <w:szCs w:val="18"/>
+              </w:rPr>
+              <w:t xml:space="preserve">Take it home</w:t>
+            </w:r>
+          </w:p>
+        </w:tc>
+        <w:tc>
+          <w:tcPr>
+            <w:tcW w:type="dxa" w:w="3262"/>
+            <w:tcBorders>
+              <w:top w:val="single" w:color="D9D6E6" w:sz="4"/>
+              <w:left w:val="single" w:color="D9D6E6" w:sz="4"/>
+              <w:bottom w:val="single" w:color="D9D6E6" w:sz="4"/>
+              <w:right w:val="single" w:color="D9D6E6" w:sz="4"/>
+            </w:tcBorders>
+            <w:tcMar>
+              <w:top w:type="dxa" w:w="70"/>
+              <w:left w:type="dxa" w:w="110"/>
+              <w:bottom w:type="dxa" w:w="70"/>
+              <w:right w:type="dxa" w:w="110"/>
+            </w:tcMar>
+            <w:vAlign w:val="top"/>
+          </w:tcPr>
+          <w:p>
+            <w:pPr>
+              <w:spacing w:after="40" w:line="260"/>
+            </w:pPr>
+            <w:r>
+              <w:rPr>
+                <w:sz w:val="18"/>
+                <w:szCs w:val="18"/>
+              </w:rPr>
+              <w:t xml:space="preserve">이야기 속 상품·프로그램을 사는 곳</w:t>
+            </w:r>
+          </w:p>
+        </w:tc>
+        <w:tc>
+          <w:tcPr>
+            <w:tcW w:type="dxa" w:w="1781"/>
+            <w:tcBorders>
+              <w:top w:val="single" w:color="D9D6E6" w:sz="4"/>
+              <w:left w:val="single" w:color="D9D6E6" w:sz="4"/>
+              <w:bottom w:val="single" w:color="D9D6E6" w:sz="4"/>
+              <w:right w:val="single" w:color="D9D6E6" w:sz="4"/>
+            </w:tcBorders>
+            <w:tcMar>
+              <w:top w:type="dxa" w:w="70"/>
+              <w:left w:type="dxa" w:w="110"/>
+              <w:bottom w:type="dxa" w:w="70"/>
+              <w:right w:type="dxa" w:w="110"/>
+            </w:tcMar>
+            <w:vAlign w:val="top"/>
+          </w:tcPr>
+          <w:p>
+            <w:pPr>
+              <w:spacing w:after="40" w:line="260"/>
+            </w:pPr>
+            <w:r>
+              <w:rPr>
+                <w:sz w:val="18"/>
+                <w:szCs w:val="18"/>
+              </w:rPr>
+              <w:t xml:space="preserve">Velvet Eclipse 와인</w:t>
+            </w:r>
+          </w:p>
+        </w:tc>
+      </w:tr>
+    </w:tbl>
+    <w:p>
+      <w:pPr>
+        <w:spacing w:after="60"/>
+      </w:pPr>
+    </w:p>
+    <w:p>
+      <w:pPr>
+        <w:pStyle w:val="ListParagraph"/>
+        <w:numPr>
+          <w:ilvl w:val="0"/>
+          <w:numId w:val="3"/>
+        </w:numPr>
+        <w:spacing w:after="60" w:line="290"/>
+      </w:pPr>
+      <w:r>
+        <w:rPr>
+          <w:b/>
+          <w:bCs/>
+        </w:rPr>
+        <w:t xml:space="preserve">길잡이 막대:</w:t>
+      </w:r>
+      <w:r>
+        <w:t xml:space="preserve"> 이 영역의 모든 페이지 상단에 ‘1 Studio · 2 Curators · 3 Community · 4 Shop’이 보이고 현재 위치(Studio)가 강조됩니다. 모바일은 이름만 표시합니다.</w:t>
+      </w:r>
+    </w:p>
+    <w:p>
+      <w:pPr>
+        <w:pStyle w:val="ListParagraph"/>
+        <w:numPr>
+          <w:ilvl w:val="0"/>
+          <w:numId w:val="3"/>
+        </w:numPr>
+        <w:spacing w:after="60" w:line="290"/>
+      </w:pPr>
+      <w:r>
+        <w:rPr>
+          <w:b/>
+          <w:bCs/>
+        </w:rPr>
+        <w:t xml:space="preserve">Home ‘One story. Four doors.’ 섹션의 1단계: 한국·아시아에서 커리어를 만드는 이야기를 읽는다 (Hustle 분야)</w:t>
+      </w:r>
+    </w:p>
+    <w:p>
+      <w:pPr>
+        <w:pStyle w:val="ListParagraph"/>
+        <w:numPr>
+          <w:ilvl w:val="0"/>
+          <w:numId w:val="3"/>
+        </w:numPr>
+        <w:spacing w:after="60" w:line="290"/>
+      </w:pPr>
+      <w:r>
+        <w:t xml:space="preserve">Shopify: snippet world-bar.liquid · Home 섹션 brand(네 개의 문)·connect — 통합 웹 기획서 8장</w:t>
+      </w:r>
+    </w:p>
+    <w:p>
+      <w:pPr>
         <w:pStyle w:val="Heading1"/>
         <w:pageBreakBefore/>
       </w:pPr>
@@ -6645,7 +7545,7 @@
         <w:pStyle w:val="ListParagraph"/>
         <w:numPr>
           <w:ilvl w:val="0"/>
-          <w:numId w:val="3"/>
+          <w:numId w:val="4"/>
         </w:numPr>
         <w:spacing w:after="60" w:line="290"/>
       </w:pPr>
@@ -6658,7 +7558,7 @@
         <w:pStyle w:val="ListParagraph"/>
         <w:numPr>
           <w:ilvl w:val="0"/>
-          <w:numId w:val="3"/>
+          <w:numId w:val="4"/>
         </w:numPr>
         <w:spacing w:after="60" w:line="290"/>
       </w:pPr>
@@ -6671,7 +7571,7 @@
         <w:pStyle w:val="ListParagraph"/>
         <w:numPr>
           <w:ilvl w:val="0"/>
-          <w:numId w:val="3"/>
+          <w:numId w:val="4"/>
         </w:numPr>
         <w:spacing w:after="60" w:line="290"/>
       </w:pPr>
@@ -6684,7 +7584,7 @@
         <w:pStyle w:val="ListParagraph"/>
         <w:numPr>
           <w:ilvl w:val="0"/>
-          <w:numId w:val="3"/>
+          <w:numId w:val="4"/>
         </w:numPr>
         <w:spacing w:after="60" w:line="290"/>
       </w:pPr>
@@ -7332,7 +8232,7 @@
         <w:pStyle w:val="ListParagraph"/>
         <w:numPr>
           <w:ilvl w:val="0"/>
-          <w:numId w:val="4"/>
+          <w:numId w:val="3"/>
         </w:numPr>
         <w:spacing w:after="60" w:line="290"/>
       </w:pPr>
@@ -7345,7 +8245,7 @@
         <w:pStyle w:val="ListParagraph"/>
         <w:numPr>
           <w:ilvl w:val="0"/>
-          <w:numId w:val="4"/>
+          <w:numId w:val="3"/>
         </w:numPr>
         <w:spacing w:after="60" w:line="290"/>
       </w:pPr>
@@ -8559,7 +9459,7 @@
       <w:pPr>
         <w:spacing w:after="160"/>
       </w:pPr>
-      <w:hyperlink w:history="1" r:id="rId_cfvtavblbw75ygn0tkrt">
+      <w:hyperlink w:history="1" r:id="rId4nlumnajzeechwekbf-nu">
         <w:r>
           <w:rPr>
             <w:rStyle w:val="Hyperlink"/>
@@ -9917,6 +10817,4086 @@
       </w:pPr>
     </w:lvl>
   </w:abstractNum>
+  <w:abstractNum w:abstractNumId="63" w15:restartNumberingAfterBreak="0">
+    <w:multiLevelType w:val="hybridMultilevel"/>
+    <w:lvl w:ilvl="0" w:tentative="1">
+      <w:start w:val="1"/>
+      <w:numFmt w:val="decimal"/>
+      <w:lvlText w:val="%1."/>
+      <w:lvlJc w:val="left"/>
+      <w:pPr>
+        <w:ind w:left="500" w:hanging="320"/>
+      </w:pPr>
+    </w:lvl>
+  </w:abstractNum>
+  <w:abstractNum w:abstractNumId="64" w15:restartNumberingAfterBreak="0">
+    <w:multiLevelType w:val="hybridMultilevel"/>
+    <w:lvl w:ilvl="0" w:tentative="1">
+      <w:start w:val="1"/>
+      <w:numFmt w:val="decimal"/>
+      <w:lvlText w:val="%1."/>
+      <w:lvlJc w:val="left"/>
+      <w:pPr>
+        <w:ind w:left="500" w:hanging="320"/>
+      </w:pPr>
+    </w:lvl>
+  </w:abstractNum>
+  <w:abstractNum w:abstractNumId="65" w15:restartNumberingAfterBreak="0">
+    <w:multiLevelType w:val="hybridMultilevel"/>
+    <w:lvl w:ilvl="0" w:tentative="1">
+      <w:start w:val="1"/>
+      <w:numFmt w:val="decimal"/>
+      <w:lvlText w:val="%1."/>
+      <w:lvlJc w:val="left"/>
+      <w:pPr>
+        <w:ind w:left="500" w:hanging="320"/>
+      </w:pPr>
+    </w:lvl>
+  </w:abstractNum>
+  <w:abstractNum w:abstractNumId="66" w15:restartNumberingAfterBreak="0">
+    <w:multiLevelType w:val="hybridMultilevel"/>
+    <w:lvl w:ilvl="0" w:tentative="1">
+      <w:start w:val="1"/>
+      <w:numFmt w:val="decimal"/>
+      <w:lvlText w:val="%1."/>
+      <w:lvlJc w:val="left"/>
+      <w:pPr>
+        <w:ind w:left="500" w:hanging="320"/>
+      </w:pPr>
+    </w:lvl>
+  </w:abstractNum>
+  <w:abstractNum w:abstractNumId="67" w15:restartNumberingAfterBreak="0">
+    <w:multiLevelType w:val="hybridMultilevel"/>
+    <w:lvl w:ilvl="0" w:tentative="1">
+      <w:start w:val="1"/>
+      <w:numFmt w:val="decimal"/>
+      <w:lvlText w:val="%1."/>
+      <w:lvlJc w:val="left"/>
+      <w:pPr>
+        <w:ind w:left="500" w:hanging="320"/>
+      </w:pPr>
+    </w:lvl>
+  </w:abstractNum>
+  <w:abstractNum w:abstractNumId="68" w15:restartNumberingAfterBreak="0">
+    <w:multiLevelType w:val="hybridMultilevel"/>
+    <w:lvl w:ilvl="0" w:tentative="1">
+      <w:start w:val="1"/>
+      <w:numFmt w:val="decimal"/>
+      <w:lvlText w:val="%1."/>
+      <w:lvlJc w:val="left"/>
+      <w:pPr>
+        <w:ind w:left="500" w:hanging="320"/>
+      </w:pPr>
+    </w:lvl>
+  </w:abstractNum>
+  <w:abstractNum w:abstractNumId="69" w15:restartNumberingAfterBreak="0">
+    <w:multiLevelType w:val="hybridMultilevel"/>
+    <w:lvl w:ilvl="0" w:tentative="1">
+      <w:start w:val="1"/>
+      <w:numFmt w:val="decimal"/>
+      <w:lvlText w:val="%1."/>
+      <w:lvlJc w:val="left"/>
+      <w:pPr>
+        <w:ind w:left="500" w:hanging="320"/>
+      </w:pPr>
+    </w:lvl>
+  </w:abstractNum>
+  <w:abstractNum w:abstractNumId="70" w15:restartNumberingAfterBreak="0">
+    <w:multiLevelType w:val="hybridMultilevel"/>
+    <w:lvl w:ilvl="0" w:tentative="1">
+      <w:start w:val="1"/>
+      <w:numFmt w:val="decimal"/>
+      <w:lvlText w:val="%1."/>
+      <w:lvlJc w:val="left"/>
+      <w:pPr>
+        <w:ind w:left="500" w:hanging="320"/>
+      </w:pPr>
+    </w:lvl>
+  </w:abstractNum>
+  <w:abstractNum w:abstractNumId="71" w15:restartNumberingAfterBreak="0">
+    <w:multiLevelType w:val="hybridMultilevel"/>
+    <w:lvl w:ilvl="0" w:tentative="1">
+      <w:start w:val="1"/>
+      <w:numFmt w:val="decimal"/>
+      <w:lvlText w:val="%1."/>
+      <w:lvlJc w:val="left"/>
+      <w:pPr>
+        <w:ind w:left="500" w:hanging="320"/>
+      </w:pPr>
+    </w:lvl>
+  </w:abstractNum>
+  <w:abstractNum w:abstractNumId="72" w15:restartNumberingAfterBreak="0">
+    <w:multiLevelType w:val="hybridMultilevel"/>
+    <w:lvl w:ilvl="0" w:tentative="1">
+      <w:start w:val="1"/>
+      <w:numFmt w:val="decimal"/>
+      <w:lvlText w:val="%1."/>
+      <w:lvlJc w:val="left"/>
+      <w:pPr>
+        <w:ind w:left="500" w:hanging="320"/>
+      </w:pPr>
+    </w:lvl>
+  </w:abstractNum>
+  <w:abstractNum w:abstractNumId="73" w15:restartNumberingAfterBreak="0">
+    <w:multiLevelType w:val="hybridMultilevel"/>
+    <w:lvl w:ilvl="0" w:tentative="1">
+      <w:start w:val="1"/>
+      <w:numFmt w:val="decimal"/>
+      <w:lvlText w:val="%1."/>
+      <w:lvlJc w:val="left"/>
+      <w:pPr>
+        <w:ind w:left="500" w:hanging="320"/>
+      </w:pPr>
+    </w:lvl>
+  </w:abstractNum>
+  <w:abstractNum w:abstractNumId="74" w15:restartNumberingAfterBreak="0">
+    <w:multiLevelType w:val="hybridMultilevel"/>
+    <w:lvl w:ilvl="0" w:tentative="1">
+      <w:start w:val="1"/>
+      <w:numFmt w:val="decimal"/>
+      <w:lvlText w:val="%1."/>
+      <w:lvlJc w:val="left"/>
+      <w:pPr>
+        <w:ind w:left="500" w:hanging="320"/>
+      </w:pPr>
+    </w:lvl>
+  </w:abstractNum>
+  <w:abstractNum w:abstractNumId="75" w15:restartNumberingAfterBreak="0">
+    <w:multiLevelType w:val="hybridMultilevel"/>
+    <w:lvl w:ilvl="0" w:tentative="1">
+      <w:start w:val="1"/>
+      <w:numFmt w:val="decimal"/>
+      <w:lvlText w:val="%1."/>
+      <w:lvlJc w:val="left"/>
+      <w:pPr>
+        <w:ind w:left="500" w:hanging="320"/>
+      </w:pPr>
+    </w:lvl>
+  </w:abstractNum>
+  <w:abstractNum w:abstractNumId="76" w15:restartNumberingAfterBreak="0">
+    <w:multiLevelType w:val="hybridMultilevel"/>
+    <w:lvl w:ilvl="0" w:tentative="1">
+      <w:start w:val="1"/>
+      <w:numFmt w:val="decimal"/>
+      <w:lvlText w:val="%1."/>
+      <w:lvlJc w:val="left"/>
+      <w:pPr>
+        <w:ind w:left="500" w:hanging="320"/>
+      </w:pPr>
+    </w:lvl>
+  </w:abstractNum>
+  <w:abstractNum w:abstractNumId="77" w15:restartNumberingAfterBreak="0">
+    <w:multiLevelType w:val="hybridMultilevel"/>
+    <w:lvl w:ilvl="0" w:tentative="1">
+      <w:start w:val="1"/>
+      <w:numFmt w:val="decimal"/>
+      <w:lvlText w:val="%1."/>
+      <w:lvlJc w:val="left"/>
+      <w:pPr>
+        <w:ind w:left="500" w:hanging="320"/>
+      </w:pPr>
+    </w:lvl>
+  </w:abstractNum>
+  <w:abstractNum w:abstractNumId="78" w15:restartNumberingAfterBreak="0">
+    <w:multiLevelType w:val="hybridMultilevel"/>
+    <w:lvl w:ilvl="0" w:tentative="1">
+      <w:start w:val="1"/>
+      <w:numFmt w:val="decimal"/>
+      <w:lvlText w:val="%1."/>
+      <w:lvlJc w:val="left"/>
+      <w:pPr>
+        <w:ind w:left="500" w:hanging="320"/>
+      </w:pPr>
+    </w:lvl>
+  </w:abstractNum>
+  <w:abstractNum w:abstractNumId="79" w15:restartNumberingAfterBreak="0">
+    <w:multiLevelType w:val="hybridMultilevel"/>
+    <w:lvl w:ilvl="0" w:tentative="1">
+      <w:start w:val="1"/>
+      <w:numFmt w:val="decimal"/>
+      <w:lvlText w:val="%1."/>
+      <w:lvlJc w:val="left"/>
+      <w:pPr>
+        <w:ind w:left="500" w:hanging="320"/>
+      </w:pPr>
+    </w:lvl>
+  </w:abstractNum>
+  <w:abstractNum w:abstractNumId="80" w15:restartNumberingAfterBreak="0">
+    <w:multiLevelType w:val="hybridMultilevel"/>
+    <w:lvl w:ilvl="0" w:tentative="1">
+      <w:start w:val="1"/>
+      <w:numFmt w:val="decimal"/>
+      <w:lvlText w:val="%1."/>
+      <w:lvlJc w:val="left"/>
+      <w:pPr>
+        <w:ind w:left="500" w:hanging="320"/>
+      </w:pPr>
+    </w:lvl>
+  </w:abstractNum>
+  <w:abstractNum w:abstractNumId="81" w15:restartNumberingAfterBreak="0">
+    <w:multiLevelType w:val="hybridMultilevel"/>
+    <w:lvl w:ilvl="0" w:tentative="1">
+      <w:start w:val="1"/>
+      <w:numFmt w:val="decimal"/>
+      <w:lvlText w:val="%1."/>
+      <w:lvlJc w:val="left"/>
+      <w:pPr>
+        <w:ind w:left="500" w:hanging="320"/>
+      </w:pPr>
+    </w:lvl>
+  </w:abstractNum>
+  <w:abstractNum w:abstractNumId="82" w15:restartNumberingAfterBreak="0">
+    <w:multiLevelType w:val="hybridMultilevel"/>
+    <w:lvl w:ilvl="0" w:tentative="1">
+      <w:start w:val="1"/>
+      <w:numFmt w:val="decimal"/>
+      <w:lvlText w:val="%1."/>
+      <w:lvlJc w:val="left"/>
+      <w:pPr>
+        <w:ind w:left="500" w:hanging="320"/>
+      </w:pPr>
+    </w:lvl>
+  </w:abstractNum>
+  <w:abstractNum w:abstractNumId="83" w15:restartNumberingAfterBreak="0">
+    <w:multiLevelType w:val="hybridMultilevel"/>
+    <w:lvl w:ilvl="0" w:tentative="1">
+      <w:start w:val="1"/>
+      <w:numFmt w:val="decimal"/>
+      <w:lvlText w:val="%1."/>
+      <w:lvlJc w:val="left"/>
+      <w:pPr>
+        <w:ind w:left="500" w:hanging="320"/>
+      </w:pPr>
+    </w:lvl>
+  </w:abstractNum>
+  <w:abstractNum w:abstractNumId="84" w15:restartNumberingAfterBreak="0">
+    <w:multiLevelType w:val="hybridMultilevel"/>
+    <w:lvl w:ilvl="0" w:tentative="1">
+      <w:start w:val="1"/>
+      <w:numFmt w:val="decimal"/>
+      <w:lvlText w:val="%1."/>
+      <w:lvlJc w:val="left"/>
+      <w:pPr>
+        <w:ind w:left="500" w:hanging="320"/>
+      </w:pPr>
+    </w:lvl>
+  </w:abstractNum>
+  <w:abstractNum w:abstractNumId="85" w15:restartNumberingAfterBreak="0">
+    <w:multiLevelType w:val="hybridMultilevel"/>
+    <w:lvl w:ilvl="0" w:tentative="1">
+      <w:start w:val="1"/>
+      <w:numFmt w:val="decimal"/>
+      <w:lvlText w:val="%1."/>
+      <w:lvlJc w:val="left"/>
+      <w:pPr>
+        <w:ind w:left="500" w:hanging="320"/>
+      </w:pPr>
+    </w:lvl>
+  </w:abstractNum>
+  <w:abstractNum w:abstractNumId="86" w15:restartNumberingAfterBreak="0">
+    <w:multiLevelType w:val="hybridMultilevel"/>
+    <w:lvl w:ilvl="0" w:tentative="1">
+      <w:start w:val="1"/>
+      <w:numFmt w:val="decimal"/>
+      <w:lvlText w:val="%1."/>
+      <w:lvlJc w:val="left"/>
+      <w:pPr>
+        <w:ind w:left="500" w:hanging="320"/>
+      </w:pPr>
+    </w:lvl>
+  </w:abstractNum>
+  <w:abstractNum w:abstractNumId="87" w15:restartNumberingAfterBreak="0">
+    <w:multiLevelType w:val="hybridMultilevel"/>
+    <w:lvl w:ilvl="0" w:tentative="1">
+      <w:start w:val="1"/>
+      <w:numFmt w:val="decimal"/>
+      <w:lvlText w:val="%1."/>
+      <w:lvlJc w:val="left"/>
+      <w:pPr>
+        <w:ind w:left="500" w:hanging="320"/>
+      </w:pPr>
+    </w:lvl>
+  </w:abstractNum>
+  <w:abstractNum w:abstractNumId="88" w15:restartNumberingAfterBreak="0">
+    <w:multiLevelType w:val="hybridMultilevel"/>
+    <w:lvl w:ilvl="0" w:tentative="1">
+      <w:start w:val="1"/>
+      <w:numFmt w:val="decimal"/>
+      <w:lvlText w:val="%1."/>
+      <w:lvlJc w:val="left"/>
+      <w:pPr>
+        <w:ind w:left="500" w:hanging="320"/>
+      </w:pPr>
+    </w:lvl>
+  </w:abstractNum>
+  <w:abstractNum w:abstractNumId="89" w15:restartNumberingAfterBreak="0">
+    <w:multiLevelType w:val="hybridMultilevel"/>
+    <w:lvl w:ilvl="0" w:tentative="1">
+      <w:start w:val="1"/>
+      <w:numFmt w:val="decimal"/>
+      <w:lvlText w:val="%1."/>
+      <w:lvlJc w:val="left"/>
+      <w:pPr>
+        <w:ind w:left="500" w:hanging="320"/>
+      </w:pPr>
+    </w:lvl>
+  </w:abstractNum>
+  <w:abstractNum w:abstractNumId="90" w15:restartNumberingAfterBreak="0">
+    <w:multiLevelType w:val="hybridMultilevel"/>
+    <w:lvl w:ilvl="0" w:tentative="1">
+      <w:start w:val="1"/>
+      <w:numFmt w:val="decimal"/>
+      <w:lvlText w:val="%1."/>
+      <w:lvlJc w:val="left"/>
+      <w:pPr>
+        <w:ind w:left="500" w:hanging="320"/>
+      </w:pPr>
+    </w:lvl>
+  </w:abstractNum>
+  <w:abstractNum w:abstractNumId="91" w15:restartNumberingAfterBreak="0">
+    <w:multiLevelType w:val="hybridMultilevel"/>
+    <w:lvl w:ilvl="0" w:tentative="1">
+      <w:start w:val="1"/>
+      <w:numFmt w:val="decimal"/>
+      <w:lvlText w:val="%1."/>
+      <w:lvlJc w:val="left"/>
+      <w:pPr>
+        <w:ind w:left="500" w:hanging="320"/>
+      </w:pPr>
+    </w:lvl>
+  </w:abstractNum>
+  <w:abstractNum w:abstractNumId="92" w15:restartNumberingAfterBreak="0">
+    <w:multiLevelType w:val="hybridMultilevel"/>
+    <w:lvl w:ilvl="0" w:tentative="1">
+      <w:start w:val="1"/>
+      <w:numFmt w:val="decimal"/>
+      <w:lvlText w:val="%1."/>
+      <w:lvlJc w:val="left"/>
+      <w:pPr>
+        <w:ind w:left="500" w:hanging="320"/>
+      </w:pPr>
+    </w:lvl>
+  </w:abstractNum>
+  <w:abstractNum w:abstractNumId="93" w15:restartNumberingAfterBreak="0">
+    <w:multiLevelType w:val="hybridMultilevel"/>
+    <w:lvl w:ilvl="0" w:tentative="1">
+      <w:start w:val="1"/>
+      <w:numFmt w:val="decimal"/>
+      <w:lvlText w:val="%1."/>
+      <w:lvlJc w:val="left"/>
+      <w:pPr>
+        <w:ind w:left="500" w:hanging="320"/>
+      </w:pPr>
+    </w:lvl>
+  </w:abstractNum>
+  <w:abstractNum w:abstractNumId="94" w15:restartNumberingAfterBreak="0">
+    <w:multiLevelType w:val="hybridMultilevel"/>
+    <w:lvl w:ilvl="0" w:tentative="1">
+      <w:start w:val="1"/>
+      <w:numFmt w:val="decimal"/>
+      <w:lvlText w:val="%1."/>
+      <w:lvlJc w:val="left"/>
+      <w:pPr>
+        <w:ind w:left="500" w:hanging="320"/>
+      </w:pPr>
+    </w:lvl>
+  </w:abstractNum>
+  <w:abstractNum w:abstractNumId="95" w15:restartNumberingAfterBreak="0">
+    <w:multiLevelType w:val="hybridMultilevel"/>
+    <w:lvl w:ilvl="0" w:tentative="1">
+      <w:start w:val="1"/>
+      <w:numFmt w:val="decimal"/>
+      <w:lvlText w:val="%1."/>
+      <w:lvlJc w:val="left"/>
+      <w:pPr>
+        <w:ind w:left="500" w:hanging="320"/>
+      </w:pPr>
+    </w:lvl>
+  </w:abstractNum>
+  <w:abstractNum w:abstractNumId="96" w15:restartNumberingAfterBreak="0">
+    <w:multiLevelType w:val="hybridMultilevel"/>
+    <w:lvl w:ilvl="0" w:tentative="1">
+      <w:start w:val="1"/>
+      <w:numFmt w:val="decimal"/>
+      <w:lvlText w:val="%1."/>
+      <w:lvlJc w:val="left"/>
+      <w:pPr>
+        <w:ind w:left="500" w:hanging="320"/>
+      </w:pPr>
+    </w:lvl>
+  </w:abstractNum>
+  <w:abstractNum w:abstractNumId="97" w15:restartNumberingAfterBreak="0">
+    <w:multiLevelType w:val="hybridMultilevel"/>
+    <w:lvl w:ilvl="0" w:tentative="1">
+      <w:start w:val="1"/>
+      <w:numFmt w:val="decimal"/>
+      <w:lvlText w:val="%1."/>
+      <w:lvlJc w:val="left"/>
+      <w:pPr>
+        <w:ind w:left="500" w:hanging="320"/>
+      </w:pPr>
+    </w:lvl>
+  </w:abstractNum>
+  <w:abstractNum w:abstractNumId="98" w15:restartNumberingAfterBreak="0">
+    <w:multiLevelType w:val="hybridMultilevel"/>
+    <w:lvl w:ilvl="0" w:tentative="1">
+      <w:start w:val="1"/>
+      <w:numFmt w:val="decimal"/>
+      <w:lvlText w:val="%1."/>
+      <w:lvlJc w:val="left"/>
+      <w:pPr>
+        <w:ind w:left="500" w:hanging="320"/>
+      </w:pPr>
+    </w:lvl>
+  </w:abstractNum>
+  <w:abstractNum w:abstractNumId="99" w15:restartNumberingAfterBreak="0">
+    <w:multiLevelType w:val="hybridMultilevel"/>
+    <w:lvl w:ilvl="0" w:tentative="1">
+      <w:start w:val="1"/>
+      <w:numFmt w:val="decimal"/>
+      <w:lvlText w:val="%1."/>
+      <w:lvlJc w:val="left"/>
+      <w:pPr>
+        <w:ind w:left="500" w:hanging="320"/>
+      </w:pPr>
+    </w:lvl>
+  </w:abstractNum>
+  <w:abstractNum w:abstractNumId="100" w15:restartNumberingAfterBreak="0">
+    <w:multiLevelType w:val="hybridMultilevel"/>
+    <w:lvl w:ilvl="0" w:tentative="1">
+      <w:start w:val="1"/>
+      <w:numFmt w:val="decimal"/>
+      <w:lvlText w:val="%1."/>
+      <w:lvlJc w:val="left"/>
+      <w:pPr>
+        <w:ind w:left="500" w:hanging="320"/>
+      </w:pPr>
+    </w:lvl>
+  </w:abstractNum>
+  <w:abstractNum w:abstractNumId="101" w15:restartNumberingAfterBreak="0">
+    <w:multiLevelType w:val="hybridMultilevel"/>
+    <w:lvl w:ilvl="0" w:tentative="1">
+      <w:start w:val="1"/>
+      <w:numFmt w:val="decimal"/>
+      <w:lvlText w:val="%1."/>
+      <w:lvlJc w:val="left"/>
+      <w:pPr>
+        <w:ind w:left="500" w:hanging="320"/>
+      </w:pPr>
+    </w:lvl>
+  </w:abstractNum>
+  <w:abstractNum w:abstractNumId="102" w15:restartNumberingAfterBreak="0">
+    <w:multiLevelType w:val="hybridMultilevel"/>
+    <w:lvl w:ilvl="0" w:tentative="1">
+      <w:start w:val="1"/>
+      <w:numFmt w:val="decimal"/>
+      <w:lvlText w:val="%1."/>
+      <w:lvlJc w:val="left"/>
+      <w:pPr>
+        <w:ind w:left="500" w:hanging="320"/>
+      </w:pPr>
+    </w:lvl>
+  </w:abstractNum>
+  <w:abstractNum w:abstractNumId="103" w15:restartNumberingAfterBreak="0">
+    <w:multiLevelType w:val="hybridMultilevel"/>
+    <w:lvl w:ilvl="0" w:tentative="1">
+      <w:start w:val="1"/>
+      <w:numFmt w:val="decimal"/>
+      <w:lvlText w:val="%1."/>
+      <w:lvlJc w:val="left"/>
+      <w:pPr>
+        <w:ind w:left="500" w:hanging="320"/>
+      </w:pPr>
+    </w:lvl>
+  </w:abstractNum>
+  <w:abstractNum w:abstractNumId="104" w15:restartNumberingAfterBreak="0">
+    <w:multiLevelType w:val="hybridMultilevel"/>
+    <w:lvl w:ilvl="0" w:tentative="1">
+      <w:start w:val="1"/>
+      <w:numFmt w:val="decimal"/>
+      <w:lvlText w:val="%1."/>
+      <w:lvlJc w:val="left"/>
+      <w:pPr>
+        <w:ind w:left="500" w:hanging="320"/>
+      </w:pPr>
+    </w:lvl>
+  </w:abstractNum>
+  <w:abstractNum w:abstractNumId="105" w15:restartNumberingAfterBreak="0">
+    <w:multiLevelType w:val="hybridMultilevel"/>
+    <w:lvl w:ilvl="0" w:tentative="1">
+      <w:start w:val="1"/>
+      <w:numFmt w:val="decimal"/>
+      <w:lvlText w:val="%1."/>
+      <w:lvlJc w:val="left"/>
+      <w:pPr>
+        <w:ind w:left="500" w:hanging="320"/>
+      </w:pPr>
+    </w:lvl>
+  </w:abstractNum>
+  <w:abstractNum w:abstractNumId="106" w15:restartNumberingAfterBreak="0">
+    <w:multiLevelType w:val="hybridMultilevel"/>
+    <w:lvl w:ilvl="0" w:tentative="1">
+      <w:start w:val="1"/>
+      <w:numFmt w:val="decimal"/>
+      <w:lvlText w:val="%1."/>
+      <w:lvlJc w:val="left"/>
+      <w:pPr>
+        <w:ind w:left="500" w:hanging="320"/>
+      </w:pPr>
+    </w:lvl>
+  </w:abstractNum>
+  <w:abstractNum w:abstractNumId="107" w15:restartNumberingAfterBreak="0">
+    <w:multiLevelType w:val="hybridMultilevel"/>
+    <w:lvl w:ilvl="0" w:tentative="1">
+      <w:start w:val="1"/>
+      <w:numFmt w:val="decimal"/>
+      <w:lvlText w:val="%1."/>
+      <w:lvlJc w:val="left"/>
+      <w:pPr>
+        <w:ind w:left="500" w:hanging="320"/>
+      </w:pPr>
+    </w:lvl>
+  </w:abstractNum>
+  <w:abstractNum w:abstractNumId="108" w15:restartNumberingAfterBreak="0">
+    <w:multiLevelType w:val="hybridMultilevel"/>
+    <w:lvl w:ilvl="0" w:tentative="1">
+      <w:start w:val="1"/>
+      <w:numFmt w:val="decimal"/>
+      <w:lvlText w:val="%1."/>
+      <w:lvlJc w:val="left"/>
+      <w:pPr>
+        <w:ind w:left="500" w:hanging="320"/>
+      </w:pPr>
+    </w:lvl>
+  </w:abstractNum>
+  <w:abstractNum w:abstractNumId="109" w15:restartNumberingAfterBreak="0">
+    <w:multiLevelType w:val="hybridMultilevel"/>
+    <w:lvl w:ilvl="0" w:tentative="1">
+      <w:start w:val="1"/>
+      <w:numFmt w:val="decimal"/>
+      <w:lvlText w:val="%1."/>
+      <w:lvlJc w:val="left"/>
+      <w:pPr>
+        <w:ind w:left="500" w:hanging="320"/>
+      </w:pPr>
+    </w:lvl>
+  </w:abstractNum>
+  <w:abstractNum w:abstractNumId="110" w15:restartNumberingAfterBreak="0">
+    <w:multiLevelType w:val="hybridMultilevel"/>
+    <w:lvl w:ilvl="0" w:tentative="1">
+      <w:start w:val="1"/>
+      <w:numFmt w:val="decimal"/>
+      <w:lvlText w:val="%1."/>
+      <w:lvlJc w:val="left"/>
+      <w:pPr>
+        <w:ind w:left="500" w:hanging="320"/>
+      </w:pPr>
+    </w:lvl>
+  </w:abstractNum>
+  <w:abstractNum w:abstractNumId="111" w15:restartNumberingAfterBreak="0">
+    <w:multiLevelType w:val="hybridMultilevel"/>
+    <w:lvl w:ilvl="0" w:tentative="1">
+      <w:start w:val="1"/>
+      <w:numFmt w:val="decimal"/>
+      <w:lvlText w:val="%1."/>
+      <w:lvlJc w:val="left"/>
+      <w:pPr>
+        <w:ind w:left="500" w:hanging="320"/>
+      </w:pPr>
+    </w:lvl>
+  </w:abstractNum>
+  <w:abstractNum w:abstractNumId="112" w15:restartNumberingAfterBreak="0">
+    <w:multiLevelType w:val="hybridMultilevel"/>
+    <w:lvl w:ilvl="0" w:tentative="1">
+      <w:start w:val="1"/>
+      <w:numFmt w:val="decimal"/>
+      <w:lvlText w:val="%1."/>
+      <w:lvlJc w:val="left"/>
+      <w:pPr>
+        <w:ind w:left="500" w:hanging="320"/>
+      </w:pPr>
+    </w:lvl>
+  </w:abstractNum>
+  <w:abstractNum w:abstractNumId="113" w15:restartNumberingAfterBreak="0">
+    <w:multiLevelType w:val="hybridMultilevel"/>
+    <w:lvl w:ilvl="0" w:tentative="1">
+      <w:start w:val="1"/>
+      <w:numFmt w:val="decimal"/>
+      <w:lvlText w:val="%1."/>
+      <w:lvlJc w:val="left"/>
+      <w:pPr>
+        <w:ind w:left="500" w:hanging="320"/>
+      </w:pPr>
+    </w:lvl>
+  </w:abstractNum>
+  <w:abstractNum w:abstractNumId="114" w15:restartNumberingAfterBreak="0">
+    <w:multiLevelType w:val="hybridMultilevel"/>
+    <w:lvl w:ilvl="0" w:tentative="1">
+      <w:start w:val="1"/>
+      <w:numFmt w:val="decimal"/>
+      <w:lvlText w:val="%1."/>
+      <w:lvlJc w:val="left"/>
+      <w:pPr>
+        <w:ind w:left="500" w:hanging="320"/>
+      </w:pPr>
+    </w:lvl>
+  </w:abstractNum>
+  <w:abstractNum w:abstractNumId="115" w15:restartNumberingAfterBreak="0">
+    <w:multiLevelType w:val="hybridMultilevel"/>
+    <w:lvl w:ilvl="0" w:tentative="1">
+      <w:start w:val="1"/>
+      <w:numFmt w:val="decimal"/>
+      <w:lvlText w:val="%1."/>
+      <w:lvlJc w:val="left"/>
+      <w:pPr>
+        <w:ind w:left="500" w:hanging="320"/>
+      </w:pPr>
+    </w:lvl>
+  </w:abstractNum>
+  <w:abstractNum w:abstractNumId="116" w15:restartNumberingAfterBreak="0">
+    <w:multiLevelType w:val="hybridMultilevel"/>
+    <w:lvl w:ilvl="0" w:tentative="1">
+      <w:start w:val="1"/>
+      <w:numFmt w:val="decimal"/>
+      <w:lvlText w:val="%1."/>
+      <w:lvlJc w:val="left"/>
+      <w:pPr>
+        <w:ind w:left="500" w:hanging="320"/>
+      </w:pPr>
+    </w:lvl>
+  </w:abstractNum>
+  <w:abstractNum w:abstractNumId="117" w15:restartNumberingAfterBreak="0">
+    <w:multiLevelType w:val="hybridMultilevel"/>
+    <w:lvl w:ilvl="0" w:tentative="1">
+      <w:start w:val="1"/>
+      <w:numFmt w:val="decimal"/>
+      <w:lvlText w:val="%1."/>
+      <w:lvlJc w:val="left"/>
+      <w:pPr>
+        <w:ind w:left="500" w:hanging="320"/>
+      </w:pPr>
+    </w:lvl>
+  </w:abstractNum>
+  <w:abstractNum w:abstractNumId="118" w15:restartNumberingAfterBreak="0">
+    <w:multiLevelType w:val="hybridMultilevel"/>
+    <w:lvl w:ilvl="0" w:tentative="1">
+      <w:start w:val="1"/>
+      <w:numFmt w:val="decimal"/>
+      <w:lvlText w:val="%1."/>
+      <w:lvlJc w:val="left"/>
+      <w:pPr>
+        <w:ind w:left="500" w:hanging="320"/>
+      </w:pPr>
+    </w:lvl>
+  </w:abstractNum>
+  <w:abstractNum w:abstractNumId="119" w15:restartNumberingAfterBreak="0">
+    <w:multiLevelType w:val="hybridMultilevel"/>
+    <w:lvl w:ilvl="0" w:tentative="1">
+      <w:start w:val="1"/>
+      <w:numFmt w:val="decimal"/>
+      <w:lvlText w:val="%1."/>
+      <w:lvlJc w:val="left"/>
+      <w:pPr>
+        <w:ind w:left="500" w:hanging="320"/>
+      </w:pPr>
+    </w:lvl>
+  </w:abstractNum>
+  <w:abstractNum w:abstractNumId="120" w15:restartNumberingAfterBreak="0">
+    <w:multiLevelType w:val="hybridMultilevel"/>
+    <w:lvl w:ilvl="0" w:tentative="1">
+      <w:start w:val="1"/>
+      <w:numFmt w:val="decimal"/>
+      <w:lvlText w:val="%1."/>
+      <w:lvlJc w:val="left"/>
+      <w:pPr>
+        <w:ind w:left="500" w:hanging="320"/>
+      </w:pPr>
+    </w:lvl>
+  </w:abstractNum>
+  <w:abstractNum w:abstractNumId="121" w15:restartNumberingAfterBreak="0">
+    <w:multiLevelType w:val="hybridMultilevel"/>
+    <w:lvl w:ilvl="0" w:tentative="1">
+      <w:start w:val="1"/>
+      <w:numFmt w:val="decimal"/>
+      <w:lvlText w:val="%1."/>
+      <w:lvlJc w:val="left"/>
+      <w:pPr>
+        <w:ind w:left="500" w:hanging="320"/>
+      </w:pPr>
+    </w:lvl>
+  </w:abstractNum>
+  <w:abstractNum w:abstractNumId="122" w15:restartNumberingAfterBreak="0">
+    <w:multiLevelType w:val="hybridMultilevel"/>
+    <w:lvl w:ilvl="0" w:tentative="1">
+      <w:start w:val="1"/>
+      <w:numFmt w:val="decimal"/>
+      <w:lvlText w:val="%1."/>
+      <w:lvlJc w:val="left"/>
+      <w:pPr>
+        <w:ind w:left="500" w:hanging="320"/>
+      </w:pPr>
+    </w:lvl>
+  </w:abstractNum>
+  <w:abstractNum w:abstractNumId="123" w15:restartNumberingAfterBreak="0">
+    <w:multiLevelType w:val="hybridMultilevel"/>
+    <w:lvl w:ilvl="0" w:tentative="1">
+      <w:start w:val="1"/>
+      <w:numFmt w:val="decimal"/>
+      <w:lvlText w:val="%1."/>
+      <w:lvlJc w:val="left"/>
+      <w:pPr>
+        <w:ind w:left="500" w:hanging="320"/>
+      </w:pPr>
+    </w:lvl>
+  </w:abstractNum>
+  <w:abstractNum w:abstractNumId="124" w15:restartNumberingAfterBreak="0">
+    <w:multiLevelType w:val="hybridMultilevel"/>
+    <w:lvl w:ilvl="0" w:tentative="1">
+      <w:start w:val="1"/>
+      <w:numFmt w:val="decimal"/>
+      <w:lvlText w:val="%1."/>
+      <w:lvlJc w:val="left"/>
+      <w:pPr>
+        <w:ind w:left="500" w:hanging="320"/>
+      </w:pPr>
+    </w:lvl>
+  </w:abstractNum>
+  <w:abstractNum w:abstractNumId="125" w15:restartNumberingAfterBreak="0">
+    <w:multiLevelType w:val="hybridMultilevel"/>
+    <w:lvl w:ilvl="0" w:tentative="1">
+      <w:start w:val="1"/>
+      <w:numFmt w:val="decimal"/>
+      <w:lvlText w:val="%1."/>
+      <w:lvlJc w:val="left"/>
+      <w:pPr>
+        <w:ind w:left="500" w:hanging="320"/>
+      </w:pPr>
+    </w:lvl>
+  </w:abstractNum>
+  <w:abstractNum w:abstractNumId="126" w15:restartNumberingAfterBreak="0">
+    <w:multiLevelType w:val="hybridMultilevel"/>
+    <w:lvl w:ilvl="0" w:tentative="1">
+      <w:start w:val="1"/>
+      <w:numFmt w:val="decimal"/>
+      <w:lvlText w:val="%1."/>
+      <w:lvlJc w:val="left"/>
+      <w:pPr>
+        <w:ind w:left="500" w:hanging="320"/>
+      </w:pPr>
+    </w:lvl>
+  </w:abstractNum>
+  <w:abstractNum w:abstractNumId="127" w15:restartNumberingAfterBreak="0">
+    <w:multiLevelType w:val="hybridMultilevel"/>
+    <w:lvl w:ilvl="0" w:tentative="1">
+      <w:start w:val="1"/>
+      <w:numFmt w:val="decimal"/>
+      <w:lvlText w:val="%1."/>
+      <w:lvlJc w:val="left"/>
+      <w:pPr>
+        <w:ind w:left="500" w:hanging="320"/>
+      </w:pPr>
+    </w:lvl>
+  </w:abstractNum>
+  <w:abstractNum w:abstractNumId="128" w15:restartNumberingAfterBreak="0">
+    <w:multiLevelType w:val="hybridMultilevel"/>
+    <w:lvl w:ilvl="0" w:tentative="1">
+      <w:start w:val="1"/>
+      <w:numFmt w:val="decimal"/>
+      <w:lvlText w:val="%1."/>
+      <w:lvlJc w:val="left"/>
+      <w:pPr>
+        <w:ind w:left="500" w:hanging="320"/>
+      </w:pPr>
+    </w:lvl>
+  </w:abstractNum>
+  <w:abstractNum w:abstractNumId="129" w15:restartNumberingAfterBreak="0">
+    <w:multiLevelType w:val="hybridMultilevel"/>
+    <w:lvl w:ilvl="0" w:tentative="1">
+      <w:start w:val="1"/>
+      <w:numFmt w:val="decimal"/>
+      <w:lvlText w:val="%1."/>
+      <w:lvlJc w:val="left"/>
+      <w:pPr>
+        <w:ind w:left="500" w:hanging="320"/>
+      </w:pPr>
+    </w:lvl>
+  </w:abstractNum>
+  <w:abstractNum w:abstractNumId="130" w15:restartNumberingAfterBreak="0">
+    <w:multiLevelType w:val="hybridMultilevel"/>
+    <w:lvl w:ilvl="0" w:tentative="1">
+      <w:start w:val="1"/>
+      <w:numFmt w:val="decimal"/>
+      <w:lvlText w:val="%1."/>
+      <w:lvlJc w:val="left"/>
+      <w:pPr>
+        <w:ind w:left="500" w:hanging="320"/>
+      </w:pPr>
+    </w:lvl>
+  </w:abstractNum>
+  <w:abstractNum w:abstractNumId="131" w15:restartNumberingAfterBreak="0">
+    <w:multiLevelType w:val="hybridMultilevel"/>
+    <w:lvl w:ilvl="0" w:tentative="1">
+      <w:start w:val="1"/>
+      <w:numFmt w:val="decimal"/>
+      <w:lvlText w:val="%1."/>
+      <w:lvlJc w:val="left"/>
+      <w:pPr>
+        <w:ind w:left="500" w:hanging="320"/>
+      </w:pPr>
+    </w:lvl>
+  </w:abstractNum>
+  <w:abstractNum w:abstractNumId="132" w15:restartNumberingAfterBreak="0">
+    <w:multiLevelType w:val="hybridMultilevel"/>
+    <w:lvl w:ilvl="0" w:tentative="1">
+      <w:start w:val="1"/>
+      <w:numFmt w:val="decimal"/>
+      <w:lvlText w:val="%1."/>
+      <w:lvlJc w:val="left"/>
+      <w:pPr>
+        <w:ind w:left="500" w:hanging="320"/>
+      </w:pPr>
+    </w:lvl>
+  </w:abstractNum>
+  <w:abstractNum w:abstractNumId="133" w15:restartNumberingAfterBreak="0">
+    <w:multiLevelType w:val="hybridMultilevel"/>
+    <w:lvl w:ilvl="0" w:tentative="1">
+      <w:start w:val="1"/>
+      <w:numFmt w:val="decimal"/>
+      <w:lvlText w:val="%1."/>
+      <w:lvlJc w:val="left"/>
+      <w:pPr>
+        <w:ind w:left="500" w:hanging="320"/>
+      </w:pPr>
+    </w:lvl>
+  </w:abstractNum>
+  <w:abstractNum w:abstractNumId="134" w15:restartNumberingAfterBreak="0">
+    <w:multiLevelType w:val="hybridMultilevel"/>
+    <w:lvl w:ilvl="0" w:tentative="1">
+      <w:start w:val="1"/>
+      <w:numFmt w:val="decimal"/>
+      <w:lvlText w:val="%1."/>
+      <w:lvlJc w:val="left"/>
+      <w:pPr>
+        <w:ind w:left="500" w:hanging="320"/>
+      </w:pPr>
+    </w:lvl>
+  </w:abstractNum>
+  <w:abstractNum w:abstractNumId="135" w15:restartNumberingAfterBreak="0">
+    <w:multiLevelType w:val="hybridMultilevel"/>
+    <w:lvl w:ilvl="0" w:tentative="1">
+      <w:start w:val="1"/>
+      <w:numFmt w:val="decimal"/>
+      <w:lvlText w:val="%1."/>
+      <w:lvlJc w:val="left"/>
+      <w:pPr>
+        <w:ind w:left="500" w:hanging="320"/>
+      </w:pPr>
+    </w:lvl>
+  </w:abstractNum>
+  <w:abstractNum w:abstractNumId="136" w15:restartNumberingAfterBreak="0">
+    <w:multiLevelType w:val="hybridMultilevel"/>
+    <w:lvl w:ilvl="0" w:tentative="1">
+      <w:start w:val="1"/>
+      <w:numFmt w:val="decimal"/>
+      <w:lvlText w:val="%1."/>
+      <w:lvlJc w:val="left"/>
+      <w:pPr>
+        <w:ind w:left="500" w:hanging="320"/>
+      </w:pPr>
+    </w:lvl>
+  </w:abstractNum>
+  <w:abstractNum w:abstractNumId="137" w15:restartNumberingAfterBreak="0">
+    <w:multiLevelType w:val="hybridMultilevel"/>
+    <w:lvl w:ilvl="0" w:tentative="1">
+      <w:start w:val="1"/>
+      <w:numFmt w:val="decimal"/>
+      <w:lvlText w:val="%1."/>
+      <w:lvlJc w:val="left"/>
+      <w:pPr>
+        <w:ind w:left="500" w:hanging="320"/>
+      </w:pPr>
+    </w:lvl>
+  </w:abstractNum>
+  <w:abstractNum w:abstractNumId="138" w15:restartNumberingAfterBreak="0">
+    <w:multiLevelType w:val="hybridMultilevel"/>
+    <w:lvl w:ilvl="0" w:tentative="1">
+      <w:start w:val="1"/>
+      <w:numFmt w:val="decimal"/>
+      <w:lvlText w:val="%1."/>
+      <w:lvlJc w:val="left"/>
+      <w:pPr>
+        <w:ind w:left="500" w:hanging="320"/>
+      </w:pPr>
+    </w:lvl>
+  </w:abstractNum>
+  <w:abstractNum w:abstractNumId="139" w15:restartNumberingAfterBreak="0">
+    <w:multiLevelType w:val="hybridMultilevel"/>
+    <w:lvl w:ilvl="0" w:tentative="1">
+      <w:start w:val="1"/>
+      <w:numFmt w:val="decimal"/>
+      <w:lvlText w:val="%1."/>
+      <w:lvlJc w:val="left"/>
+      <w:pPr>
+        <w:ind w:left="500" w:hanging="320"/>
+      </w:pPr>
+    </w:lvl>
+  </w:abstractNum>
+  <w:abstractNum w:abstractNumId="140" w15:restartNumberingAfterBreak="0">
+    <w:multiLevelType w:val="hybridMultilevel"/>
+    <w:lvl w:ilvl="0" w:tentative="1">
+      <w:start w:val="1"/>
+      <w:numFmt w:val="decimal"/>
+      <w:lvlText w:val="%1."/>
+      <w:lvlJc w:val="left"/>
+      <w:pPr>
+        <w:ind w:left="500" w:hanging="320"/>
+      </w:pPr>
+    </w:lvl>
+  </w:abstractNum>
+  <w:abstractNum w:abstractNumId="141" w15:restartNumberingAfterBreak="0">
+    <w:multiLevelType w:val="hybridMultilevel"/>
+    <w:lvl w:ilvl="0" w:tentative="1">
+      <w:start w:val="1"/>
+      <w:numFmt w:val="decimal"/>
+      <w:lvlText w:val="%1."/>
+      <w:lvlJc w:val="left"/>
+      <w:pPr>
+        <w:ind w:left="500" w:hanging="320"/>
+      </w:pPr>
+    </w:lvl>
+  </w:abstractNum>
+  <w:abstractNum w:abstractNumId="142" w15:restartNumberingAfterBreak="0">
+    <w:multiLevelType w:val="hybridMultilevel"/>
+    <w:lvl w:ilvl="0" w:tentative="1">
+      <w:start w:val="1"/>
+      <w:numFmt w:val="decimal"/>
+      <w:lvlText w:val="%1."/>
+      <w:lvlJc w:val="left"/>
+      <w:pPr>
+        <w:ind w:left="500" w:hanging="320"/>
+      </w:pPr>
+    </w:lvl>
+  </w:abstractNum>
+  <w:abstractNum w:abstractNumId="143" w15:restartNumberingAfterBreak="0">
+    <w:multiLevelType w:val="hybridMultilevel"/>
+    <w:lvl w:ilvl="0" w:tentative="1">
+      <w:start w:val="1"/>
+      <w:numFmt w:val="decimal"/>
+      <w:lvlText w:val="%1."/>
+      <w:lvlJc w:val="left"/>
+      <w:pPr>
+        <w:ind w:left="500" w:hanging="320"/>
+      </w:pPr>
+    </w:lvl>
+  </w:abstractNum>
+  <w:abstractNum w:abstractNumId="144" w15:restartNumberingAfterBreak="0">
+    <w:multiLevelType w:val="hybridMultilevel"/>
+    <w:lvl w:ilvl="0" w:tentative="1">
+      <w:start w:val="1"/>
+      <w:numFmt w:val="decimal"/>
+      <w:lvlText w:val="%1."/>
+      <w:lvlJc w:val="left"/>
+      <w:pPr>
+        <w:ind w:left="500" w:hanging="320"/>
+      </w:pPr>
+    </w:lvl>
+  </w:abstractNum>
+  <w:abstractNum w:abstractNumId="145" w15:restartNumberingAfterBreak="0">
+    <w:multiLevelType w:val="hybridMultilevel"/>
+    <w:lvl w:ilvl="0" w:tentative="1">
+      <w:start w:val="1"/>
+      <w:numFmt w:val="decimal"/>
+      <w:lvlText w:val="%1."/>
+      <w:lvlJc w:val="left"/>
+      <w:pPr>
+        <w:ind w:left="500" w:hanging="320"/>
+      </w:pPr>
+    </w:lvl>
+  </w:abstractNum>
+  <w:abstractNum w:abstractNumId="146" w15:restartNumberingAfterBreak="0">
+    <w:multiLevelType w:val="hybridMultilevel"/>
+    <w:lvl w:ilvl="0" w:tentative="1">
+      <w:start w:val="1"/>
+      <w:numFmt w:val="decimal"/>
+      <w:lvlText w:val="%1."/>
+      <w:lvlJc w:val="left"/>
+      <w:pPr>
+        <w:ind w:left="500" w:hanging="320"/>
+      </w:pPr>
+    </w:lvl>
+  </w:abstractNum>
+  <w:abstractNum w:abstractNumId="147" w15:restartNumberingAfterBreak="0">
+    <w:multiLevelType w:val="hybridMultilevel"/>
+    <w:lvl w:ilvl="0" w:tentative="1">
+      <w:start w:val="1"/>
+      <w:numFmt w:val="decimal"/>
+      <w:lvlText w:val="%1."/>
+      <w:lvlJc w:val="left"/>
+      <w:pPr>
+        <w:ind w:left="500" w:hanging="320"/>
+      </w:pPr>
+    </w:lvl>
+  </w:abstractNum>
+  <w:abstractNum w:abstractNumId="148" w15:restartNumberingAfterBreak="0">
+    <w:multiLevelType w:val="hybridMultilevel"/>
+    <w:lvl w:ilvl="0" w:tentative="1">
+      <w:start w:val="1"/>
+      <w:numFmt w:val="decimal"/>
+      <w:lvlText w:val="%1."/>
+      <w:lvlJc w:val="left"/>
+      <w:pPr>
+        <w:ind w:left="500" w:hanging="320"/>
+      </w:pPr>
+    </w:lvl>
+  </w:abstractNum>
+  <w:abstractNum w:abstractNumId="149" w15:restartNumberingAfterBreak="0">
+    <w:multiLevelType w:val="hybridMultilevel"/>
+    <w:lvl w:ilvl="0" w:tentative="1">
+      <w:start w:val="1"/>
+      <w:numFmt w:val="decimal"/>
+      <w:lvlText w:val="%1."/>
+      <w:lvlJc w:val="left"/>
+      <w:pPr>
+        <w:ind w:left="500" w:hanging="320"/>
+      </w:pPr>
+    </w:lvl>
+  </w:abstractNum>
+  <w:abstractNum w:abstractNumId="150" w15:restartNumberingAfterBreak="0">
+    <w:multiLevelType w:val="hybridMultilevel"/>
+    <w:lvl w:ilvl="0" w:tentative="1">
+      <w:start w:val="1"/>
+      <w:numFmt w:val="decimal"/>
+      <w:lvlText w:val="%1."/>
+      <w:lvlJc w:val="left"/>
+      <w:pPr>
+        <w:ind w:left="500" w:hanging="320"/>
+      </w:pPr>
+    </w:lvl>
+  </w:abstractNum>
+  <w:abstractNum w:abstractNumId="151" w15:restartNumberingAfterBreak="0">
+    <w:multiLevelType w:val="hybridMultilevel"/>
+    <w:lvl w:ilvl="0" w:tentative="1">
+      <w:start w:val="1"/>
+      <w:numFmt w:val="decimal"/>
+      <w:lvlText w:val="%1."/>
+      <w:lvlJc w:val="left"/>
+      <w:pPr>
+        <w:ind w:left="500" w:hanging="320"/>
+      </w:pPr>
+    </w:lvl>
+  </w:abstractNum>
+  <w:abstractNum w:abstractNumId="152" w15:restartNumberingAfterBreak="0">
+    <w:multiLevelType w:val="hybridMultilevel"/>
+    <w:lvl w:ilvl="0" w:tentative="1">
+      <w:start w:val="1"/>
+      <w:numFmt w:val="decimal"/>
+      <w:lvlText w:val="%1."/>
+      <w:lvlJc w:val="left"/>
+      <w:pPr>
+        <w:ind w:left="500" w:hanging="320"/>
+      </w:pPr>
+    </w:lvl>
+  </w:abstractNum>
+  <w:abstractNum w:abstractNumId="153" w15:restartNumberingAfterBreak="0">
+    <w:multiLevelType w:val="hybridMultilevel"/>
+    <w:lvl w:ilvl="0" w:tentative="1">
+      <w:start w:val="1"/>
+      <w:numFmt w:val="decimal"/>
+      <w:lvlText w:val="%1."/>
+      <w:lvlJc w:val="left"/>
+      <w:pPr>
+        <w:ind w:left="500" w:hanging="320"/>
+      </w:pPr>
+    </w:lvl>
+  </w:abstractNum>
+  <w:abstractNum w:abstractNumId="154" w15:restartNumberingAfterBreak="0">
+    <w:multiLevelType w:val="hybridMultilevel"/>
+    <w:lvl w:ilvl="0" w:tentative="1">
+      <w:start w:val="1"/>
+      <w:numFmt w:val="decimal"/>
+      <w:lvlText w:val="%1."/>
+      <w:lvlJc w:val="left"/>
+      <w:pPr>
+        <w:ind w:left="500" w:hanging="320"/>
+      </w:pPr>
+    </w:lvl>
+  </w:abstractNum>
+  <w:abstractNum w:abstractNumId="155" w15:restartNumberingAfterBreak="0">
+    <w:multiLevelType w:val="hybridMultilevel"/>
+    <w:lvl w:ilvl="0" w:tentative="1">
+      <w:start w:val="1"/>
+      <w:numFmt w:val="decimal"/>
+      <w:lvlText w:val="%1."/>
+      <w:lvlJc w:val="left"/>
+      <w:pPr>
+        <w:ind w:left="500" w:hanging="320"/>
+      </w:pPr>
+    </w:lvl>
+  </w:abstractNum>
+  <w:abstractNum w:abstractNumId="156" w15:restartNumberingAfterBreak="0">
+    <w:multiLevelType w:val="hybridMultilevel"/>
+    <w:lvl w:ilvl="0" w:tentative="1">
+      <w:start w:val="1"/>
+      <w:numFmt w:val="decimal"/>
+      <w:lvlText w:val="%1."/>
+      <w:lvlJc w:val="left"/>
+      <w:pPr>
+        <w:ind w:left="500" w:hanging="320"/>
+      </w:pPr>
+    </w:lvl>
+  </w:abstractNum>
+  <w:abstractNum w:abstractNumId="157" w15:restartNumberingAfterBreak="0">
+    <w:multiLevelType w:val="hybridMultilevel"/>
+    <w:lvl w:ilvl="0" w:tentative="1">
+      <w:start w:val="1"/>
+      <w:numFmt w:val="decimal"/>
+      <w:lvlText w:val="%1."/>
+      <w:lvlJc w:val="left"/>
+      <w:pPr>
+        <w:ind w:left="500" w:hanging="320"/>
+      </w:pPr>
+    </w:lvl>
+  </w:abstractNum>
+  <w:abstractNum w:abstractNumId="158" w15:restartNumberingAfterBreak="0">
+    <w:multiLevelType w:val="hybridMultilevel"/>
+    <w:lvl w:ilvl="0" w:tentative="1">
+      <w:start w:val="1"/>
+      <w:numFmt w:val="decimal"/>
+      <w:lvlText w:val="%1."/>
+      <w:lvlJc w:val="left"/>
+      <w:pPr>
+        <w:ind w:left="500" w:hanging="320"/>
+      </w:pPr>
+    </w:lvl>
+  </w:abstractNum>
+  <w:abstractNum w:abstractNumId="159" w15:restartNumberingAfterBreak="0">
+    <w:multiLevelType w:val="hybridMultilevel"/>
+    <w:lvl w:ilvl="0" w:tentative="1">
+      <w:start w:val="1"/>
+      <w:numFmt w:val="decimal"/>
+      <w:lvlText w:val="%1."/>
+      <w:lvlJc w:val="left"/>
+      <w:pPr>
+        <w:ind w:left="500" w:hanging="320"/>
+      </w:pPr>
+    </w:lvl>
+  </w:abstractNum>
+  <w:abstractNum w:abstractNumId="160" w15:restartNumberingAfterBreak="0">
+    <w:multiLevelType w:val="hybridMultilevel"/>
+    <w:lvl w:ilvl="0" w:tentative="1">
+      <w:start w:val="1"/>
+      <w:numFmt w:val="decimal"/>
+      <w:lvlText w:val="%1."/>
+      <w:lvlJc w:val="left"/>
+      <w:pPr>
+        <w:ind w:left="500" w:hanging="320"/>
+      </w:pPr>
+    </w:lvl>
+  </w:abstractNum>
+  <w:abstractNum w:abstractNumId="161" w15:restartNumberingAfterBreak="0">
+    <w:multiLevelType w:val="hybridMultilevel"/>
+    <w:lvl w:ilvl="0" w:tentative="1">
+      <w:start w:val="1"/>
+      <w:numFmt w:val="decimal"/>
+      <w:lvlText w:val="%1."/>
+      <w:lvlJc w:val="left"/>
+      <w:pPr>
+        <w:ind w:left="500" w:hanging="320"/>
+      </w:pPr>
+    </w:lvl>
+  </w:abstractNum>
+  <w:abstractNum w:abstractNumId="162" w15:restartNumberingAfterBreak="0">
+    <w:multiLevelType w:val="hybridMultilevel"/>
+    <w:lvl w:ilvl="0" w:tentative="1">
+      <w:start w:val="1"/>
+      <w:numFmt w:val="decimal"/>
+      <w:lvlText w:val="%1."/>
+      <w:lvlJc w:val="left"/>
+      <w:pPr>
+        <w:ind w:left="500" w:hanging="320"/>
+      </w:pPr>
+    </w:lvl>
+  </w:abstractNum>
+  <w:abstractNum w:abstractNumId="163" w15:restartNumberingAfterBreak="0">
+    <w:multiLevelType w:val="hybridMultilevel"/>
+    <w:lvl w:ilvl="0" w:tentative="1">
+      <w:start w:val="1"/>
+      <w:numFmt w:val="decimal"/>
+      <w:lvlText w:val="%1."/>
+      <w:lvlJc w:val="left"/>
+      <w:pPr>
+        <w:ind w:left="500" w:hanging="320"/>
+      </w:pPr>
+    </w:lvl>
+  </w:abstractNum>
+  <w:abstractNum w:abstractNumId="164" w15:restartNumberingAfterBreak="0">
+    <w:multiLevelType w:val="hybridMultilevel"/>
+    <w:lvl w:ilvl="0" w:tentative="1">
+      <w:start w:val="1"/>
+      <w:numFmt w:val="decimal"/>
+      <w:lvlText w:val="%1."/>
+      <w:lvlJc w:val="left"/>
+      <w:pPr>
+        <w:ind w:left="500" w:hanging="320"/>
+      </w:pPr>
+    </w:lvl>
+  </w:abstractNum>
+  <w:abstractNum w:abstractNumId="165" w15:restartNumberingAfterBreak="0">
+    <w:multiLevelType w:val="hybridMultilevel"/>
+    <w:lvl w:ilvl="0" w:tentative="1">
+      <w:start w:val="1"/>
+      <w:numFmt w:val="decimal"/>
+      <w:lvlText w:val="%1."/>
+      <w:lvlJc w:val="left"/>
+      <w:pPr>
+        <w:ind w:left="500" w:hanging="320"/>
+      </w:pPr>
+    </w:lvl>
+  </w:abstractNum>
+  <w:abstractNum w:abstractNumId="166" w15:restartNumberingAfterBreak="0">
+    <w:multiLevelType w:val="hybridMultilevel"/>
+    <w:lvl w:ilvl="0" w:tentative="1">
+      <w:start w:val="1"/>
+      <w:numFmt w:val="decimal"/>
+      <w:lvlText w:val="%1."/>
+      <w:lvlJc w:val="left"/>
+      <w:pPr>
+        <w:ind w:left="500" w:hanging="320"/>
+      </w:pPr>
+    </w:lvl>
+  </w:abstractNum>
+  <w:abstractNum w:abstractNumId="167" w15:restartNumberingAfterBreak="0">
+    <w:multiLevelType w:val="hybridMultilevel"/>
+    <w:lvl w:ilvl="0" w:tentative="1">
+      <w:start w:val="1"/>
+      <w:numFmt w:val="decimal"/>
+      <w:lvlText w:val="%1."/>
+      <w:lvlJc w:val="left"/>
+      <w:pPr>
+        <w:ind w:left="500" w:hanging="320"/>
+      </w:pPr>
+    </w:lvl>
+  </w:abstractNum>
+  <w:abstractNum w:abstractNumId="168" w15:restartNumberingAfterBreak="0">
+    <w:multiLevelType w:val="hybridMultilevel"/>
+    <w:lvl w:ilvl="0" w:tentative="1">
+      <w:start w:val="1"/>
+      <w:numFmt w:val="decimal"/>
+      <w:lvlText w:val="%1."/>
+      <w:lvlJc w:val="left"/>
+      <w:pPr>
+        <w:ind w:left="500" w:hanging="320"/>
+      </w:pPr>
+    </w:lvl>
+  </w:abstractNum>
+  <w:abstractNum w:abstractNumId="169" w15:restartNumberingAfterBreak="0">
+    <w:multiLevelType w:val="hybridMultilevel"/>
+    <w:lvl w:ilvl="0" w:tentative="1">
+      <w:start w:val="1"/>
+      <w:numFmt w:val="decimal"/>
+      <w:lvlText w:val="%1."/>
+      <w:lvlJc w:val="left"/>
+      <w:pPr>
+        <w:ind w:left="500" w:hanging="320"/>
+      </w:pPr>
+    </w:lvl>
+  </w:abstractNum>
+  <w:abstractNum w:abstractNumId="170" w15:restartNumberingAfterBreak="0">
+    <w:multiLevelType w:val="hybridMultilevel"/>
+    <w:lvl w:ilvl="0" w:tentative="1">
+      <w:start w:val="1"/>
+      <w:numFmt w:val="decimal"/>
+      <w:lvlText w:val="%1."/>
+      <w:lvlJc w:val="left"/>
+      <w:pPr>
+        <w:ind w:left="500" w:hanging="320"/>
+      </w:pPr>
+    </w:lvl>
+  </w:abstractNum>
+  <w:abstractNum w:abstractNumId="171" w15:restartNumberingAfterBreak="0">
+    <w:multiLevelType w:val="hybridMultilevel"/>
+    <w:lvl w:ilvl="0" w:tentative="1">
+      <w:start w:val="1"/>
+      <w:numFmt w:val="decimal"/>
+      <w:lvlText w:val="%1."/>
+      <w:lvlJc w:val="left"/>
+      <w:pPr>
+        <w:ind w:left="500" w:hanging="320"/>
+      </w:pPr>
+    </w:lvl>
+  </w:abstractNum>
+  <w:abstractNum w:abstractNumId="172" w15:restartNumberingAfterBreak="0">
+    <w:multiLevelType w:val="hybridMultilevel"/>
+    <w:lvl w:ilvl="0" w:tentative="1">
+      <w:start w:val="1"/>
+      <w:numFmt w:val="decimal"/>
+      <w:lvlText w:val="%1."/>
+      <w:lvlJc w:val="left"/>
+      <w:pPr>
+        <w:ind w:left="500" w:hanging="320"/>
+      </w:pPr>
+    </w:lvl>
+  </w:abstractNum>
+  <w:abstractNum w:abstractNumId="173" w15:restartNumberingAfterBreak="0">
+    <w:multiLevelType w:val="hybridMultilevel"/>
+    <w:lvl w:ilvl="0" w:tentative="1">
+      <w:start w:val="1"/>
+      <w:numFmt w:val="decimal"/>
+      <w:lvlText w:val="%1."/>
+      <w:lvlJc w:val="left"/>
+      <w:pPr>
+        <w:ind w:left="500" w:hanging="320"/>
+      </w:pPr>
+    </w:lvl>
+  </w:abstractNum>
+  <w:abstractNum w:abstractNumId="174" w15:restartNumberingAfterBreak="0">
+    <w:multiLevelType w:val="hybridMultilevel"/>
+    <w:lvl w:ilvl="0" w:tentative="1">
+      <w:start w:val="1"/>
+      <w:numFmt w:val="decimal"/>
+      <w:lvlText w:val="%1."/>
+      <w:lvlJc w:val="left"/>
+      <w:pPr>
+        <w:ind w:left="500" w:hanging="320"/>
+      </w:pPr>
+    </w:lvl>
+  </w:abstractNum>
+  <w:abstractNum w:abstractNumId="175" w15:restartNumberingAfterBreak="0">
+    <w:multiLevelType w:val="hybridMultilevel"/>
+    <w:lvl w:ilvl="0" w:tentative="1">
+      <w:start w:val="1"/>
+      <w:numFmt w:val="decimal"/>
+      <w:lvlText w:val="%1."/>
+      <w:lvlJc w:val="left"/>
+      <w:pPr>
+        <w:ind w:left="500" w:hanging="320"/>
+      </w:pPr>
+    </w:lvl>
+  </w:abstractNum>
+  <w:abstractNum w:abstractNumId="176" w15:restartNumberingAfterBreak="0">
+    <w:multiLevelType w:val="hybridMultilevel"/>
+    <w:lvl w:ilvl="0" w:tentative="1">
+      <w:start w:val="1"/>
+      <w:numFmt w:val="decimal"/>
+      <w:lvlText w:val="%1."/>
+      <w:lvlJc w:val="left"/>
+      <w:pPr>
+        <w:ind w:left="500" w:hanging="320"/>
+      </w:pPr>
+    </w:lvl>
+  </w:abstractNum>
+  <w:abstractNum w:abstractNumId="177" w15:restartNumberingAfterBreak="0">
+    <w:multiLevelType w:val="hybridMultilevel"/>
+    <w:lvl w:ilvl="0" w:tentative="1">
+      <w:start w:val="1"/>
+      <w:numFmt w:val="decimal"/>
+      <w:lvlText w:val="%1."/>
+      <w:lvlJc w:val="left"/>
+      <w:pPr>
+        <w:ind w:left="500" w:hanging="320"/>
+      </w:pPr>
+    </w:lvl>
+  </w:abstractNum>
+  <w:abstractNum w:abstractNumId="178" w15:restartNumberingAfterBreak="0">
+    <w:multiLevelType w:val="hybridMultilevel"/>
+    <w:lvl w:ilvl="0" w:tentative="1">
+      <w:start w:val="1"/>
+      <w:numFmt w:val="decimal"/>
+      <w:lvlText w:val="%1."/>
+      <w:lvlJc w:val="left"/>
+      <w:pPr>
+        <w:ind w:left="500" w:hanging="320"/>
+      </w:pPr>
+    </w:lvl>
+  </w:abstractNum>
+  <w:abstractNum w:abstractNumId="179" w15:restartNumberingAfterBreak="0">
+    <w:multiLevelType w:val="hybridMultilevel"/>
+    <w:lvl w:ilvl="0" w:tentative="1">
+      <w:start w:val="1"/>
+      <w:numFmt w:val="decimal"/>
+      <w:lvlText w:val="%1."/>
+      <w:lvlJc w:val="left"/>
+      <w:pPr>
+        <w:ind w:left="500" w:hanging="320"/>
+      </w:pPr>
+    </w:lvl>
+  </w:abstractNum>
+  <w:abstractNum w:abstractNumId="180" w15:restartNumberingAfterBreak="0">
+    <w:multiLevelType w:val="hybridMultilevel"/>
+    <w:lvl w:ilvl="0" w:tentative="1">
+      <w:start w:val="1"/>
+      <w:numFmt w:val="decimal"/>
+      <w:lvlText w:val="%1."/>
+      <w:lvlJc w:val="left"/>
+      <w:pPr>
+        <w:ind w:left="500" w:hanging="320"/>
+      </w:pPr>
+    </w:lvl>
+  </w:abstractNum>
+  <w:abstractNum w:abstractNumId="181" w15:restartNumberingAfterBreak="0">
+    <w:multiLevelType w:val="hybridMultilevel"/>
+    <w:lvl w:ilvl="0" w:tentative="1">
+      <w:start w:val="1"/>
+      <w:numFmt w:val="decimal"/>
+      <w:lvlText w:val="%1."/>
+      <w:lvlJc w:val="left"/>
+      <w:pPr>
+        <w:ind w:left="500" w:hanging="320"/>
+      </w:pPr>
+    </w:lvl>
+  </w:abstractNum>
+  <w:abstractNum w:abstractNumId="182" w15:restartNumberingAfterBreak="0">
+    <w:multiLevelType w:val="hybridMultilevel"/>
+    <w:lvl w:ilvl="0" w:tentative="1">
+      <w:start w:val="1"/>
+      <w:numFmt w:val="decimal"/>
+      <w:lvlText w:val="%1."/>
+      <w:lvlJc w:val="left"/>
+      <w:pPr>
+        <w:ind w:left="500" w:hanging="320"/>
+      </w:pPr>
+    </w:lvl>
+  </w:abstractNum>
+  <w:abstractNum w:abstractNumId="183" w15:restartNumberingAfterBreak="0">
+    <w:multiLevelType w:val="hybridMultilevel"/>
+    <w:lvl w:ilvl="0" w:tentative="1">
+      <w:start w:val="1"/>
+      <w:numFmt w:val="decimal"/>
+      <w:lvlText w:val="%1."/>
+      <w:lvlJc w:val="left"/>
+      <w:pPr>
+        <w:ind w:left="500" w:hanging="320"/>
+      </w:pPr>
+    </w:lvl>
+  </w:abstractNum>
+  <w:abstractNum w:abstractNumId="184" w15:restartNumberingAfterBreak="0">
+    <w:multiLevelType w:val="hybridMultilevel"/>
+    <w:lvl w:ilvl="0" w:tentative="1">
+      <w:start w:val="1"/>
+      <w:numFmt w:val="decimal"/>
+      <w:lvlText w:val="%1."/>
+      <w:lvlJc w:val="left"/>
+      <w:pPr>
+        <w:ind w:left="500" w:hanging="320"/>
+      </w:pPr>
+    </w:lvl>
+  </w:abstractNum>
+  <w:abstractNum w:abstractNumId="185" w15:restartNumberingAfterBreak="0">
+    <w:multiLevelType w:val="hybridMultilevel"/>
+    <w:lvl w:ilvl="0" w:tentative="1">
+      <w:start w:val="1"/>
+      <w:numFmt w:val="decimal"/>
+      <w:lvlText w:val="%1."/>
+      <w:lvlJc w:val="left"/>
+      <w:pPr>
+        <w:ind w:left="500" w:hanging="320"/>
+      </w:pPr>
+    </w:lvl>
+  </w:abstractNum>
+  <w:abstractNum w:abstractNumId="186" w15:restartNumberingAfterBreak="0">
+    <w:multiLevelType w:val="hybridMultilevel"/>
+    <w:lvl w:ilvl="0" w:tentative="1">
+      <w:start w:val="1"/>
+      <w:numFmt w:val="decimal"/>
+      <w:lvlText w:val="%1."/>
+      <w:lvlJc w:val="left"/>
+      <w:pPr>
+        <w:ind w:left="500" w:hanging="320"/>
+      </w:pPr>
+    </w:lvl>
+  </w:abstractNum>
+  <w:abstractNum w:abstractNumId="187" w15:restartNumberingAfterBreak="0">
+    <w:multiLevelType w:val="hybridMultilevel"/>
+    <w:lvl w:ilvl="0" w:tentative="1">
+      <w:start w:val="1"/>
+      <w:numFmt w:val="decimal"/>
+      <w:lvlText w:val="%1."/>
+      <w:lvlJc w:val="left"/>
+      <w:pPr>
+        <w:ind w:left="500" w:hanging="320"/>
+      </w:pPr>
+    </w:lvl>
+  </w:abstractNum>
+  <w:abstractNum w:abstractNumId="188" w15:restartNumberingAfterBreak="0">
+    <w:multiLevelType w:val="hybridMultilevel"/>
+    <w:lvl w:ilvl="0" w:tentative="1">
+      <w:start w:val="1"/>
+      <w:numFmt w:val="decimal"/>
+      <w:lvlText w:val="%1."/>
+      <w:lvlJc w:val="left"/>
+      <w:pPr>
+        <w:ind w:left="500" w:hanging="320"/>
+      </w:pPr>
+    </w:lvl>
+  </w:abstractNum>
+  <w:abstractNum w:abstractNumId="189" w15:restartNumberingAfterBreak="0">
+    <w:multiLevelType w:val="hybridMultilevel"/>
+    <w:lvl w:ilvl="0" w:tentative="1">
+      <w:start w:val="1"/>
+      <w:numFmt w:val="decimal"/>
+      <w:lvlText w:val="%1."/>
+      <w:lvlJc w:val="left"/>
+      <w:pPr>
+        <w:ind w:left="500" w:hanging="320"/>
+      </w:pPr>
+    </w:lvl>
+  </w:abstractNum>
+  <w:abstractNum w:abstractNumId="190" w15:restartNumberingAfterBreak="0">
+    <w:multiLevelType w:val="hybridMultilevel"/>
+    <w:lvl w:ilvl="0" w:tentative="1">
+      <w:start w:val="1"/>
+      <w:numFmt w:val="decimal"/>
+      <w:lvlText w:val="%1."/>
+      <w:lvlJc w:val="left"/>
+      <w:pPr>
+        <w:ind w:left="500" w:hanging="320"/>
+      </w:pPr>
+    </w:lvl>
+  </w:abstractNum>
+  <w:abstractNum w:abstractNumId="191" w15:restartNumberingAfterBreak="0">
+    <w:multiLevelType w:val="hybridMultilevel"/>
+    <w:lvl w:ilvl="0" w:tentative="1">
+      <w:start w:val="1"/>
+      <w:numFmt w:val="decimal"/>
+      <w:lvlText w:val="%1."/>
+      <w:lvlJc w:val="left"/>
+      <w:pPr>
+        <w:ind w:left="500" w:hanging="320"/>
+      </w:pPr>
+    </w:lvl>
+  </w:abstractNum>
+  <w:abstractNum w:abstractNumId="192" w15:restartNumberingAfterBreak="0">
+    <w:multiLevelType w:val="hybridMultilevel"/>
+    <w:lvl w:ilvl="0" w:tentative="1">
+      <w:start w:val="1"/>
+      <w:numFmt w:val="decimal"/>
+      <w:lvlText w:val="%1."/>
+      <w:lvlJc w:val="left"/>
+      <w:pPr>
+        <w:ind w:left="500" w:hanging="320"/>
+      </w:pPr>
+    </w:lvl>
+  </w:abstractNum>
+  <w:abstractNum w:abstractNumId="193" w15:restartNumberingAfterBreak="0">
+    <w:multiLevelType w:val="hybridMultilevel"/>
+    <w:lvl w:ilvl="0" w:tentative="1">
+      <w:start w:val="1"/>
+      <w:numFmt w:val="decimal"/>
+      <w:lvlText w:val="%1."/>
+      <w:lvlJc w:val="left"/>
+      <w:pPr>
+        <w:ind w:left="500" w:hanging="320"/>
+      </w:pPr>
+    </w:lvl>
+  </w:abstractNum>
+  <w:abstractNum w:abstractNumId="194" w15:restartNumberingAfterBreak="0">
+    <w:multiLevelType w:val="hybridMultilevel"/>
+    <w:lvl w:ilvl="0" w:tentative="1">
+      <w:start w:val="1"/>
+      <w:numFmt w:val="decimal"/>
+      <w:lvlText w:val="%1."/>
+      <w:lvlJc w:val="left"/>
+      <w:pPr>
+        <w:ind w:left="500" w:hanging="320"/>
+      </w:pPr>
+    </w:lvl>
+  </w:abstractNum>
+  <w:abstractNum w:abstractNumId="195" w15:restartNumberingAfterBreak="0">
+    <w:multiLevelType w:val="hybridMultilevel"/>
+    <w:lvl w:ilvl="0" w:tentative="1">
+      <w:start w:val="1"/>
+      <w:numFmt w:val="decimal"/>
+      <w:lvlText w:val="%1."/>
+      <w:lvlJc w:val="left"/>
+      <w:pPr>
+        <w:ind w:left="500" w:hanging="320"/>
+      </w:pPr>
+    </w:lvl>
+  </w:abstractNum>
+  <w:abstractNum w:abstractNumId="196" w15:restartNumberingAfterBreak="0">
+    <w:multiLevelType w:val="hybridMultilevel"/>
+    <w:lvl w:ilvl="0" w:tentative="1">
+      <w:start w:val="1"/>
+      <w:numFmt w:val="decimal"/>
+      <w:lvlText w:val="%1."/>
+      <w:lvlJc w:val="left"/>
+      <w:pPr>
+        <w:ind w:left="500" w:hanging="320"/>
+      </w:pPr>
+    </w:lvl>
+  </w:abstractNum>
+  <w:abstractNum w:abstractNumId="197" w15:restartNumberingAfterBreak="0">
+    <w:multiLevelType w:val="hybridMultilevel"/>
+    <w:lvl w:ilvl="0" w:tentative="1">
+      <w:start w:val="1"/>
+      <w:numFmt w:val="decimal"/>
+      <w:lvlText w:val="%1."/>
+      <w:lvlJc w:val="left"/>
+      <w:pPr>
+        <w:ind w:left="500" w:hanging="320"/>
+      </w:pPr>
+    </w:lvl>
+  </w:abstractNum>
+  <w:abstractNum w:abstractNumId="198" w15:restartNumberingAfterBreak="0">
+    <w:multiLevelType w:val="hybridMultilevel"/>
+    <w:lvl w:ilvl="0" w:tentative="1">
+      <w:start w:val="1"/>
+      <w:numFmt w:val="decimal"/>
+      <w:lvlText w:val="%1."/>
+      <w:lvlJc w:val="left"/>
+      <w:pPr>
+        <w:ind w:left="500" w:hanging="320"/>
+      </w:pPr>
+    </w:lvl>
+  </w:abstractNum>
+  <w:abstractNum w:abstractNumId="199" w15:restartNumberingAfterBreak="0">
+    <w:multiLevelType w:val="hybridMultilevel"/>
+    <w:lvl w:ilvl="0" w:tentative="1">
+      <w:start w:val="1"/>
+      <w:numFmt w:val="decimal"/>
+      <w:lvlText w:val="%1."/>
+      <w:lvlJc w:val="left"/>
+      <w:pPr>
+        <w:ind w:left="500" w:hanging="320"/>
+      </w:pPr>
+    </w:lvl>
+  </w:abstractNum>
+  <w:abstractNum w:abstractNumId="200" w15:restartNumberingAfterBreak="0">
+    <w:multiLevelType w:val="hybridMultilevel"/>
+    <w:lvl w:ilvl="0" w:tentative="1">
+      <w:start w:val="1"/>
+      <w:numFmt w:val="decimal"/>
+      <w:lvlText w:val="%1."/>
+      <w:lvlJc w:val="left"/>
+      <w:pPr>
+        <w:ind w:left="500" w:hanging="320"/>
+      </w:pPr>
+    </w:lvl>
+  </w:abstractNum>
+  <w:abstractNum w:abstractNumId="201" w15:restartNumberingAfterBreak="0">
+    <w:multiLevelType w:val="hybridMultilevel"/>
+    <w:lvl w:ilvl="0" w:tentative="1">
+      <w:start w:val="1"/>
+      <w:numFmt w:val="decimal"/>
+      <w:lvlText w:val="%1."/>
+      <w:lvlJc w:val="left"/>
+      <w:pPr>
+        <w:ind w:left="500" w:hanging="320"/>
+      </w:pPr>
+    </w:lvl>
+  </w:abstractNum>
+  <w:abstractNum w:abstractNumId="202" w15:restartNumberingAfterBreak="0">
+    <w:multiLevelType w:val="hybridMultilevel"/>
+    <w:lvl w:ilvl="0" w:tentative="1">
+      <w:start w:val="1"/>
+      <w:numFmt w:val="decimal"/>
+      <w:lvlText w:val="%1."/>
+      <w:lvlJc w:val="left"/>
+      <w:pPr>
+        <w:ind w:left="500" w:hanging="320"/>
+      </w:pPr>
+    </w:lvl>
+  </w:abstractNum>
+  <w:abstractNum w:abstractNumId="203" w15:restartNumberingAfterBreak="0">
+    <w:multiLevelType w:val="hybridMultilevel"/>
+    <w:lvl w:ilvl="0" w:tentative="1">
+      <w:start w:val="1"/>
+      <w:numFmt w:val="decimal"/>
+      <w:lvlText w:val="%1."/>
+      <w:lvlJc w:val="left"/>
+      <w:pPr>
+        <w:ind w:left="500" w:hanging="320"/>
+      </w:pPr>
+    </w:lvl>
+  </w:abstractNum>
+  <w:abstractNum w:abstractNumId="204" w15:restartNumberingAfterBreak="0">
+    <w:multiLevelType w:val="hybridMultilevel"/>
+    <w:lvl w:ilvl="0" w:tentative="1">
+      <w:start w:val="1"/>
+      <w:numFmt w:val="decimal"/>
+      <w:lvlText w:val="%1."/>
+      <w:lvlJc w:val="left"/>
+      <w:pPr>
+        <w:ind w:left="500" w:hanging="320"/>
+      </w:pPr>
+    </w:lvl>
+  </w:abstractNum>
+  <w:abstractNum w:abstractNumId="205" w15:restartNumberingAfterBreak="0">
+    <w:multiLevelType w:val="hybridMultilevel"/>
+    <w:lvl w:ilvl="0" w:tentative="1">
+      <w:start w:val="1"/>
+      <w:numFmt w:val="decimal"/>
+      <w:lvlText w:val="%1."/>
+      <w:lvlJc w:val="left"/>
+      <w:pPr>
+        <w:ind w:left="500" w:hanging="320"/>
+      </w:pPr>
+    </w:lvl>
+  </w:abstractNum>
+  <w:abstractNum w:abstractNumId="206" w15:restartNumberingAfterBreak="0">
+    <w:multiLevelType w:val="hybridMultilevel"/>
+    <w:lvl w:ilvl="0" w:tentative="1">
+      <w:start w:val="1"/>
+      <w:numFmt w:val="decimal"/>
+      <w:lvlText w:val="%1."/>
+      <w:lvlJc w:val="left"/>
+      <w:pPr>
+        <w:ind w:left="500" w:hanging="320"/>
+      </w:pPr>
+    </w:lvl>
+  </w:abstractNum>
+  <w:abstractNum w:abstractNumId="207" w15:restartNumberingAfterBreak="0">
+    <w:multiLevelType w:val="hybridMultilevel"/>
+    <w:lvl w:ilvl="0" w:tentative="1">
+      <w:start w:val="1"/>
+      <w:numFmt w:val="decimal"/>
+      <w:lvlText w:val="%1."/>
+      <w:lvlJc w:val="left"/>
+      <w:pPr>
+        <w:ind w:left="500" w:hanging="320"/>
+      </w:pPr>
+    </w:lvl>
+  </w:abstractNum>
+  <w:abstractNum w:abstractNumId="208" w15:restartNumberingAfterBreak="0">
+    <w:multiLevelType w:val="hybridMultilevel"/>
+    <w:lvl w:ilvl="0" w:tentative="1">
+      <w:start w:val="1"/>
+      <w:numFmt w:val="decimal"/>
+      <w:lvlText w:val="%1."/>
+      <w:lvlJc w:val="left"/>
+      <w:pPr>
+        <w:ind w:left="500" w:hanging="320"/>
+      </w:pPr>
+    </w:lvl>
+  </w:abstractNum>
+  <w:abstractNum w:abstractNumId="209" w15:restartNumberingAfterBreak="0">
+    <w:multiLevelType w:val="hybridMultilevel"/>
+    <w:lvl w:ilvl="0" w:tentative="1">
+      <w:start w:val="1"/>
+      <w:numFmt w:val="decimal"/>
+      <w:lvlText w:val="%1."/>
+      <w:lvlJc w:val="left"/>
+      <w:pPr>
+        <w:ind w:left="500" w:hanging="320"/>
+      </w:pPr>
+    </w:lvl>
+  </w:abstractNum>
+  <w:abstractNum w:abstractNumId="210" w15:restartNumberingAfterBreak="0">
+    <w:multiLevelType w:val="hybridMultilevel"/>
+    <w:lvl w:ilvl="0" w:tentative="1">
+      <w:start w:val="1"/>
+      <w:numFmt w:val="decimal"/>
+      <w:lvlText w:val="%1."/>
+      <w:lvlJc w:val="left"/>
+      <w:pPr>
+        <w:ind w:left="500" w:hanging="320"/>
+      </w:pPr>
+    </w:lvl>
+  </w:abstractNum>
+  <w:abstractNum w:abstractNumId="211" w15:restartNumberingAfterBreak="0">
+    <w:multiLevelType w:val="hybridMultilevel"/>
+    <w:lvl w:ilvl="0" w:tentative="1">
+      <w:start w:val="1"/>
+      <w:numFmt w:val="decimal"/>
+      <w:lvlText w:val="%1."/>
+      <w:lvlJc w:val="left"/>
+      <w:pPr>
+        <w:ind w:left="500" w:hanging="320"/>
+      </w:pPr>
+    </w:lvl>
+  </w:abstractNum>
+  <w:abstractNum w:abstractNumId="212" w15:restartNumberingAfterBreak="0">
+    <w:multiLevelType w:val="hybridMultilevel"/>
+    <w:lvl w:ilvl="0" w:tentative="1">
+      <w:start w:val="1"/>
+      <w:numFmt w:val="decimal"/>
+      <w:lvlText w:val="%1."/>
+      <w:lvlJc w:val="left"/>
+      <w:pPr>
+        <w:ind w:left="500" w:hanging="320"/>
+      </w:pPr>
+    </w:lvl>
+  </w:abstractNum>
+  <w:abstractNum w:abstractNumId="213" w15:restartNumberingAfterBreak="0">
+    <w:multiLevelType w:val="hybridMultilevel"/>
+    <w:lvl w:ilvl="0" w:tentative="1">
+      <w:start w:val="1"/>
+      <w:numFmt w:val="decimal"/>
+      <w:lvlText w:val="%1."/>
+      <w:lvlJc w:val="left"/>
+      <w:pPr>
+        <w:ind w:left="500" w:hanging="320"/>
+      </w:pPr>
+    </w:lvl>
+  </w:abstractNum>
+  <w:abstractNum w:abstractNumId="214" w15:restartNumberingAfterBreak="0">
+    <w:multiLevelType w:val="hybridMultilevel"/>
+    <w:lvl w:ilvl="0" w:tentative="1">
+      <w:start w:val="1"/>
+      <w:numFmt w:val="decimal"/>
+      <w:lvlText w:val="%1."/>
+      <w:lvlJc w:val="left"/>
+      <w:pPr>
+        <w:ind w:left="500" w:hanging="320"/>
+      </w:pPr>
+    </w:lvl>
+  </w:abstractNum>
+  <w:abstractNum w:abstractNumId="215" w15:restartNumberingAfterBreak="0">
+    <w:multiLevelType w:val="hybridMultilevel"/>
+    <w:lvl w:ilvl="0" w:tentative="1">
+      <w:start w:val="1"/>
+      <w:numFmt w:val="decimal"/>
+      <w:lvlText w:val="%1."/>
+      <w:lvlJc w:val="left"/>
+      <w:pPr>
+        <w:ind w:left="500" w:hanging="320"/>
+      </w:pPr>
+    </w:lvl>
+  </w:abstractNum>
+  <w:abstractNum w:abstractNumId="216" w15:restartNumberingAfterBreak="0">
+    <w:multiLevelType w:val="hybridMultilevel"/>
+    <w:lvl w:ilvl="0" w:tentative="1">
+      <w:start w:val="1"/>
+      <w:numFmt w:val="decimal"/>
+      <w:lvlText w:val="%1."/>
+      <w:lvlJc w:val="left"/>
+      <w:pPr>
+        <w:ind w:left="500" w:hanging="320"/>
+      </w:pPr>
+    </w:lvl>
+  </w:abstractNum>
+  <w:abstractNum w:abstractNumId="217" w15:restartNumberingAfterBreak="0">
+    <w:multiLevelType w:val="hybridMultilevel"/>
+    <w:lvl w:ilvl="0" w:tentative="1">
+      <w:start w:val="1"/>
+      <w:numFmt w:val="decimal"/>
+      <w:lvlText w:val="%1."/>
+      <w:lvlJc w:val="left"/>
+      <w:pPr>
+        <w:ind w:left="500" w:hanging="320"/>
+      </w:pPr>
+    </w:lvl>
+  </w:abstractNum>
+  <w:abstractNum w:abstractNumId="218" w15:restartNumberingAfterBreak="0">
+    <w:multiLevelType w:val="hybridMultilevel"/>
+    <w:lvl w:ilvl="0" w:tentative="1">
+      <w:start w:val="1"/>
+      <w:numFmt w:val="decimal"/>
+      <w:lvlText w:val="%1."/>
+      <w:lvlJc w:val="left"/>
+      <w:pPr>
+        <w:ind w:left="500" w:hanging="320"/>
+      </w:pPr>
+    </w:lvl>
+  </w:abstractNum>
+  <w:abstractNum w:abstractNumId="219" w15:restartNumberingAfterBreak="0">
+    <w:multiLevelType w:val="hybridMultilevel"/>
+    <w:lvl w:ilvl="0" w:tentative="1">
+      <w:start w:val="1"/>
+      <w:numFmt w:val="decimal"/>
+      <w:lvlText w:val="%1."/>
+      <w:lvlJc w:val="left"/>
+      <w:pPr>
+        <w:ind w:left="500" w:hanging="320"/>
+      </w:pPr>
+    </w:lvl>
+  </w:abstractNum>
+  <w:abstractNum w:abstractNumId="220" w15:restartNumberingAfterBreak="0">
+    <w:multiLevelType w:val="hybridMultilevel"/>
+    <w:lvl w:ilvl="0" w:tentative="1">
+      <w:start w:val="1"/>
+      <w:numFmt w:val="decimal"/>
+      <w:lvlText w:val="%1."/>
+      <w:lvlJc w:val="left"/>
+      <w:pPr>
+        <w:ind w:left="500" w:hanging="320"/>
+      </w:pPr>
+    </w:lvl>
+  </w:abstractNum>
+  <w:abstractNum w:abstractNumId="221" w15:restartNumberingAfterBreak="0">
+    <w:multiLevelType w:val="hybridMultilevel"/>
+    <w:lvl w:ilvl="0" w:tentative="1">
+      <w:start w:val="1"/>
+      <w:numFmt w:val="decimal"/>
+      <w:lvlText w:val="%1."/>
+      <w:lvlJc w:val="left"/>
+      <w:pPr>
+        <w:ind w:left="500" w:hanging="320"/>
+      </w:pPr>
+    </w:lvl>
+  </w:abstractNum>
+  <w:abstractNum w:abstractNumId="222" w15:restartNumberingAfterBreak="0">
+    <w:multiLevelType w:val="hybridMultilevel"/>
+    <w:lvl w:ilvl="0" w:tentative="1">
+      <w:start w:val="1"/>
+      <w:numFmt w:val="decimal"/>
+      <w:lvlText w:val="%1."/>
+      <w:lvlJc w:val="left"/>
+      <w:pPr>
+        <w:ind w:left="500" w:hanging="320"/>
+      </w:pPr>
+    </w:lvl>
+  </w:abstractNum>
+  <w:abstractNum w:abstractNumId="223" w15:restartNumberingAfterBreak="0">
+    <w:multiLevelType w:val="hybridMultilevel"/>
+    <w:lvl w:ilvl="0" w:tentative="1">
+      <w:start w:val="1"/>
+      <w:numFmt w:val="decimal"/>
+      <w:lvlText w:val="%1."/>
+      <w:lvlJc w:val="left"/>
+      <w:pPr>
+        <w:ind w:left="500" w:hanging="320"/>
+      </w:pPr>
+    </w:lvl>
+  </w:abstractNum>
+  <w:abstractNum w:abstractNumId="224" w15:restartNumberingAfterBreak="0">
+    <w:multiLevelType w:val="hybridMultilevel"/>
+    <w:lvl w:ilvl="0" w:tentative="1">
+      <w:start w:val="1"/>
+      <w:numFmt w:val="decimal"/>
+      <w:lvlText w:val="%1."/>
+      <w:lvlJc w:val="left"/>
+      <w:pPr>
+        <w:ind w:left="500" w:hanging="320"/>
+      </w:pPr>
+    </w:lvl>
+  </w:abstractNum>
+  <w:abstractNum w:abstractNumId="225" w15:restartNumberingAfterBreak="0">
+    <w:multiLevelType w:val="hybridMultilevel"/>
+    <w:lvl w:ilvl="0" w:tentative="1">
+      <w:start w:val="1"/>
+      <w:numFmt w:val="decimal"/>
+      <w:lvlText w:val="%1."/>
+      <w:lvlJc w:val="left"/>
+      <w:pPr>
+        <w:ind w:left="500" w:hanging="320"/>
+      </w:pPr>
+    </w:lvl>
+  </w:abstractNum>
+  <w:abstractNum w:abstractNumId="226" w15:restartNumberingAfterBreak="0">
+    <w:multiLevelType w:val="hybridMultilevel"/>
+    <w:lvl w:ilvl="0" w:tentative="1">
+      <w:start w:val="1"/>
+      <w:numFmt w:val="decimal"/>
+      <w:lvlText w:val="%1."/>
+      <w:lvlJc w:val="left"/>
+      <w:pPr>
+        <w:ind w:left="500" w:hanging="320"/>
+      </w:pPr>
+    </w:lvl>
+  </w:abstractNum>
+  <w:abstractNum w:abstractNumId="227" w15:restartNumberingAfterBreak="0">
+    <w:multiLevelType w:val="hybridMultilevel"/>
+    <w:lvl w:ilvl="0" w:tentative="1">
+      <w:start w:val="1"/>
+      <w:numFmt w:val="decimal"/>
+      <w:lvlText w:val="%1."/>
+      <w:lvlJc w:val="left"/>
+      <w:pPr>
+        <w:ind w:left="500" w:hanging="320"/>
+      </w:pPr>
+    </w:lvl>
+  </w:abstractNum>
+  <w:abstractNum w:abstractNumId="228" w15:restartNumberingAfterBreak="0">
+    <w:multiLevelType w:val="hybridMultilevel"/>
+    <w:lvl w:ilvl="0" w:tentative="1">
+      <w:start w:val="1"/>
+      <w:numFmt w:val="decimal"/>
+      <w:lvlText w:val="%1."/>
+      <w:lvlJc w:val="left"/>
+      <w:pPr>
+        <w:ind w:left="500" w:hanging="320"/>
+      </w:pPr>
+    </w:lvl>
+  </w:abstractNum>
+  <w:abstractNum w:abstractNumId="229" w15:restartNumberingAfterBreak="0">
+    <w:multiLevelType w:val="hybridMultilevel"/>
+    <w:lvl w:ilvl="0" w:tentative="1">
+      <w:start w:val="1"/>
+      <w:numFmt w:val="decimal"/>
+      <w:lvlText w:val="%1."/>
+      <w:lvlJc w:val="left"/>
+      <w:pPr>
+        <w:ind w:left="500" w:hanging="320"/>
+      </w:pPr>
+    </w:lvl>
+  </w:abstractNum>
+  <w:abstractNum w:abstractNumId="230" w15:restartNumberingAfterBreak="0">
+    <w:multiLevelType w:val="hybridMultilevel"/>
+    <w:lvl w:ilvl="0" w:tentative="1">
+      <w:start w:val="1"/>
+      <w:numFmt w:val="decimal"/>
+      <w:lvlText w:val="%1."/>
+      <w:lvlJc w:val="left"/>
+      <w:pPr>
+        <w:ind w:left="500" w:hanging="320"/>
+      </w:pPr>
+    </w:lvl>
+  </w:abstractNum>
+  <w:abstractNum w:abstractNumId="231" w15:restartNumberingAfterBreak="0">
+    <w:multiLevelType w:val="hybridMultilevel"/>
+    <w:lvl w:ilvl="0" w:tentative="1">
+      <w:start w:val="1"/>
+      <w:numFmt w:val="decimal"/>
+      <w:lvlText w:val="%1."/>
+      <w:lvlJc w:val="left"/>
+      <w:pPr>
+        <w:ind w:left="500" w:hanging="320"/>
+      </w:pPr>
+    </w:lvl>
+  </w:abstractNum>
+  <w:abstractNum w:abstractNumId="232" w15:restartNumberingAfterBreak="0">
+    <w:multiLevelType w:val="hybridMultilevel"/>
+    <w:lvl w:ilvl="0" w:tentative="1">
+      <w:start w:val="1"/>
+      <w:numFmt w:val="decimal"/>
+      <w:lvlText w:val="%1."/>
+      <w:lvlJc w:val="left"/>
+      <w:pPr>
+        <w:ind w:left="500" w:hanging="320"/>
+      </w:pPr>
+    </w:lvl>
+  </w:abstractNum>
+  <w:abstractNum w:abstractNumId="233" w15:restartNumberingAfterBreak="0">
+    <w:multiLevelType w:val="hybridMultilevel"/>
+    <w:lvl w:ilvl="0" w:tentative="1">
+      <w:start w:val="1"/>
+      <w:numFmt w:val="decimal"/>
+      <w:lvlText w:val="%1."/>
+      <w:lvlJc w:val="left"/>
+      <w:pPr>
+        <w:ind w:left="500" w:hanging="320"/>
+      </w:pPr>
+    </w:lvl>
+  </w:abstractNum>
+  <w:abstractNum w:abstractNumId="234" w15:restartNumberingAfterBreak="0">
+    <w:multiLevelType w:val="hybridMultilevel"/>
+    <w:lvl w:ilvl="0" w:tentative="1">
+      <w:start w:val="1"/>
+      <w:numFmt w:val="decimal"/>
+      <w:lvlText w:val="%1."/>
+      <w:lvlJc w:val="left"/>
+      <w:pPr>
+        <w:ind w:left="500" w:hanging="320"/>
+      </w:pPr>
+    </w:lvl>
+  </w:abstractNum>
+  <w:abstractNum w:abstractNumId="235" w15:restartNumberingAfterBreak="0">
+    <w:multiLevelType w:val="hybridMultilevel"/>
+    <w:lvl w:ilvl="0" w:tentative="1">
+      <w:start w:val="1"/>
+      <w:numFmt w:val="decimal"/>
+      <w:lvlText w:val="%1."/>
+      <w:lvlJc w:val="left"/>
+      <w:pPr>
+        <w:ind w:left="500" w:hanging="320"/>
+      </w:pPr>
+    </w:lvl>
+  </w:abstractNum>
+  <w:abstractNum w:abstractNumId="236" w15:restartNumberingAfterBreak="0">
+    <w:multiLevelType w:val="hybridMultilevel"/>
+    <w:lvl w:ilvl="0" w:tentative="1">
+      <w:start w:val="1"/>
+      <w:numFmt w:val="decimal"/>
+      <w:lvlText w:val="%1."/>
+      <w:lvlJc w:val="left"/>
+      <w:pPr>
+        <w:ind w:left="500" w:hanging="320"/>
+      </w:pPr>
+    </w:lvl>
+  </w:abstractNum>
+  <w:abstractNum w:abstractNumId="237" w15:restartNumberingAfterBreak="0">
+    <w:multiLevelType w:val="hybridMultilevel"/>
+    <w:lvl w:ilvl="0" w:tentative="1">
+      <w:start w:val="1"/>
+      <w:numFmt w:val="decimal"/>
+      <w:lvlText w:val="%1."/>
+      <w:lvlJc w:val="left"/>
+      <w:pPr>
+        <w:ind w:left="500" w:hanging="320"/>
+      </w:pPr>
+    </w:lvl>
+  </w:abstractNum>
+  <w:abstractNum w:abstractNumId="238" w15:restartNumberingAfterBreak="0">
+    <w:multiLevelType w:val="hybridMultilevel"/>
+    <w:lvl w:ilvl="0" w:tentative="1">
+      <w:start w:val="1"/>
+      <w:numFmt w:val="decimal"/>
+      <w:lvlText w:val="%1."/>
+      <w:lvlJc w:val="left"/>
+      <w:pPr>
+        <w:ind w:left="500" w:hanging="320"/>
+      </w:pPr>
+    </w:lvl>
+  </w:abstractNum>
+  <w:abstractNum w:abstractNumId="239" w15:restartNumberingAfterBreak="0">
+    <w:multiLevelType w:val="hybridMultilevel"/>
+    <w:lvl w:ilvl="0" w:tentative="1">
+      <w:start w:val="1"/>
+      <w:numFmt w:val="decimal"/>
+      <w:lvlText w:val="%1."/>
+      <w:lvlJc w:val="left"/>
+      <w:pPr>
+        <w:ind w:left="500" w:hanging="320"/>
+      </w:pPr>
+    </w:lvl>
+  </w:abstractNum>
+  <w:abstractNum w:abstractNumId="240" w15:restartNumberingAfterBreak="0">
+    <w:multiLevelType w:val="hybridMultilevel"/>
+    <w:lvl w:ilvl="0" w:tentative="1">
+      <w:start w:val="1"/>
+      <w:numFmt w:val="decimal"/>
+      <w:lvlText w:val="%1."/>
+      <w:lvlJc w:val="left"/>
+      <w:pPr>
+        <w:ind w:left="500" w:hanging="320"/>
+      </w:pPr>
+    </w:lvl>
+  </w:abstractNum>
+  <w:abstractNum w:abstractNumId="241" w15:restartNumberingAfterBreak="0">
+    <w:multiLevelType w:val="hybridMultilevel"/>
+    <w:lvl w:ilvl="0" w:tentative="1">
+      <w:start w:val="1"/>
+      <w:numFmt w:val="decimal"/>
+      <w:lvlText w:val="%1."/>
+      <w:lvlJc w:val="left"/>
+      <w:pPr>
+        <w:ind w:left="500" w:hanging="320"/>
+      </w:pPr>
+    </w:lvl>
+  </w:abstractNum>
+  <w:abstractNum w:abstractNumId="242" w15:restartNumberingAfterBreak="0">
+    <w:multiLevelType w:val="hybridMultilevel"/>
+    <w:lvl w:ilvl="0" w:tentative="1">
+      <w:start w:val="1"/>
+      <w:numFmt w:val="decimal"/>
+      <w:lvlText w:val="%1."/>
+      <w:lvlJc w:val="left"/>
+      <w:pPr>
+        <w:ind w:left="500" w:hanging="320"/>
+      </w:pPr>
+    </w:lvl>
+  </w:abstractNum>
+  <w:abstractNum w:abstractNumId="243" w15:restartNumberingAfterBreak="0">
+    <w:multiLevelType w:val="hybridMultilevel"/>
+    <w:lvl w:ilvl="0" w:tentative="1">
+      <w:start w:val="1"/>
+      <w:numFmt w:val="decimal"/>
+      <w:lvlText w:val="%1."/>
+      <w:lvlJc w:val="left"/>
+      <w:pPr>
+        <w:ind w:left="500" w:hanging="320"/>
+      </w:pPr>
+    </w:lvl>
+  </w:abstractNum>
+  <w:abstractNum w:abstractNumId="244" w15:restartNumberingAfterBreak="0">
+    <w:multiLevelType w:val="hybridMultilevel"/>
+    <w:lvl w:ilvl="0" w:tentative="1">
+      <w:start w:val="1"/>
+      <w:numFmt w:val="decimal"/>
+      <w:lvlText w:val="%1."/>
+      <w:lvlJc w:val="left"/>
+      <w:pPr>
+        <w:ind w:left="500" w:hanging="320"/>
+      </w:pPr>
+    </w:lvl>
+  </w:abstractNum>
+  <w:abstractNum w:abstractNumId="245" w15:restartNumberingAfterBreak="0">
+    <w:multiLevelType w:val="hybridMultilevel"/>
+    <w:lvl w:ilvl="0" w:tentative="1">
+      <w:start w:val="1"/>
+      <w:numFmt w:val="decimal"/>
+      <w:lvlText w:val="%1."/>
+      <w:lvlJc w:val="left"/>
+      <w:pPr>
+        <w:ind w:left="500" w:hanging="320"/>
+      </w:pPr>
+    </w:lvl>
+  </w:abstractNum>
+  <w:abstractNum w:abstractNumId="246" w15:restartNumberingAfterBreak="0">
+    <w:multiLevelType w:val="hybridMultilevel"/>
+    <w:lvl w:ilvl="0" w:tentative="1">
+      <w:start w:val="1"/>
+      <w:numFmt w:val="decimal"/>
+      <w:lvlText w:val="%1."/>
+      <w:lvlJc w:val="left"/>
+      <w:pPr>
+        <w:ind w:left="500" w:hanging="320"/>
+      </w:pPr>
+    </w:lvl>
+  </w:abstractNum>
+  <w:abstractNum w:abstractNumId="247" w15:restartNumberingAfterBreak="0">
+    <w:multiLevelType w:val="hybridMultilevel"/>
+    <w:lvl w:ilvl="0" w:tentative="1">
+      <w:start w:val="1"/>
+      <w:numFmt w:val="decimal"/>
+      <w:lvlText w:val="%1."/>
+      <w:lvlJc w:val="left"/>
+      <w:pPr>
+        <w:ind w:left="500" w:hanging="320"/>
+      </w:pPr>
+    </w:lvl>
+  </w:abstractNum>
+  <w:abstractNum w:abstractNumId="248" w15:restartNumberingAfterBreak="0">
+    <w:multiLevelType w:val="hybridMultilevel"/>
+    <w:lvl w:ilvl="0" w:tentative="1">
+      <w:start w:val="1"/>
+      <w:numFmt w:val="decimal"/>
+      <w:lvlText w:val="%1."/>
+      <w:lvlJc w:val="left"/>
+      <w:pPr>
+        <w:ind w:left="500" w:hanging="320"/>
+      </w:pPr>
+    </w:lvl>
+  </w:abstractNum>
+  <w:abstractNum w:abstractNumId="249" w15:restartNumberingAfterBreak="0">
+    <w:multiLevelType w:val="hybridMultilevel"/>
+    <w:lvl w:ilvl="0" w:tentative="1">
+      <w:start w:val="1"/>
+      <w:numFmt w:val="decimal"/>
+      <w:lvlText w:val="%1."/>
+      <w:lvlJc w:val="left"/>
+      <w:pPr>
+        <w:ind w:left="500" w:hanging="320"/>
+      </w:pPr>
+    </w:lvl>
+  </w:abstractNum>
+  <w:abstractNum w:abstractNumId="250" w15:restartNumberingAfterBreak="0">
+    <w:multiLevelType w:val="hybridMultilevel"/>
+    <w:lvl w:ilvl="0" w:tentative="1">
+      <w:start w:val="1"/>
+      <w:numFmt w:val="decimal"/>
+      <w:lvlText w:val="%1."/>
+      <w:lvlJc w:val="left"/>
+      <w:pPr>
+        <w:ind w:left="500" w:hanging="320"/>
+      </w:pPr>
+    </w:lvl>
+  </w:abstractNum>
+  <w:abstractNum w:abstractNumId="251" w15:restartNumberingAfterBreak="0">
+    <w:multiLevelType w:val="hybridMultilevel"/>
+    <w:lvl w:ilvl="0" w:tentative="1">
+      <w:start w:val="1"/>
+      <w:numFmt w:val="decimal"/>
+      <w:lvlText w:val="%1."/>
+      <w:lvlJc w:val="left"/>
+      <w:pPr>
+        <w:ind w:left="500" w:hanging="320"/>
+      </w:pPr>
+    </w:lvl>
+  </w:abstractNum>
+  <w:abstractNum w:abstractNumId="252" w15:restartNumberingAfterBreak="0">
+    <w:multiLevelType w:val="hybridMultilevel"/>
+    <w:lvl w:ilvl="0" w:tentative="1">
+      <w:start w:val="1"/>
+      <w:numFmt w:val="decimal"/>
+      <w:lvlText w:val="%1."/>
+      <w:lvlJc w:val="left"/>
+      <w:pPr>
+        <w:ind w:left="500" w:hanging="320"/>
+      </w:pPr>
+    </w:lvl>
+  </w:abstractNum>
+  <w:abstractNum w:abstractNumId="253" w15:restartNumberingAfterBreak="0">
+    <w:multiLevelType w:val="hybridMultilevel"/>
+    <w:lvl w:ilvl="0" w:tentative="1">
+      <w:start w:val="1"/>
+      <w:numFmt w:val="decimal"/>
+      <w:lvlText w:val="%1."/>
+      <w:lvlJc w:val="left"/>
+      <w:pPr>
+        <w:ind w:left="500" w:hanging="320"/>
+      </w:pPr>
+    </w:lvl>
+  </w:abstractNum>
+  <w:abstractNum w:abstractNumId="254" w15:restartNumberingAfterBreak="0">
+    <w:multiLevelType w:val="hybridMultilevel"/>
+    <w:lvl w:ilvl="0" w:tentative="1">
+      <w:start w:val="1"/>
+      <w:numFmt w:val="decimal"/>
+      <w:lvlText w:val="%1."/>
+      <w:lvlJc w:val="left"/>
+      <w:pPr>
+        <w:ind w:left="500" w:hanging="320"/>
+      </w:pPr>
+    </w:lvl>
+  </w:abstractNum>
+  <w:abstractNum w:abstractNumId="255" w15:restartNumberingAfterBreak="0">
+    <w:multiLevelType w:val="hybridMultilevel"/>
+    <w:lvl w:ilvl="0" w:tentative="1">
+      <w:start w:val="1"/>
+      <w:numFmt w:val="decimal"/>
+      <w:lvlText w:val="%1."/>
+      <w:lvlJc w:val="left"/>
+      <w:pPr>
+        <w:ind w:left="500" w:hanging="320"/>
+      </w:pPr>
+    </w:lvl>
+  </w:abstractNum>
+  <w:abstractNum w:abstractNumId="256" w15:restartNumberingAfterBreak="0">
+    <w:multiLevelType w:val="hybridMultilevel"/>
+    <w:lvl w:ilvl="0" w:tentative="1">
+      <w:start w:val="1"/>
+      <w:numFmt w:val="decimal"/>
+      <w:lvlText w:val="%1."/>
+      <w:lvlJc w:val="left"/>
+      <w:pPr>
+        <w:ind w:left="500" w:hanging="320"/>
+      </w:pPr>
+    </w:lvl>
+  </w:abstractNum>
+  <w:abstractNum w:abstractNumId="257" w15:restartNumberingAfterBreak="0">
+    <w:multiLevelType w:val="hybridMultilevel"/>
+    <w:lvl w:ilvl="0" w:tentative="1">
+      <w:start w:val="1"/>
+      <w:numFmt w:val="decimal"/>
+      <w:lvlText w:val="%1."/>
+      <w:lvlJc w:val="left"/>
+      <w:pPr>
+        <w:ind w:left="500" w:hanging="320"/>
+      </w:pPr>
+    </w:lvl>
+  </w:abstractNum>
+  <w:abstractNum w:abstractNumId="258" w15:restartNumberingAfterBreak="0">
+    <w:multiLevelType w:val="hybridMultilevel"/>
+    <w:lvl w:ilvl="0" w:tentative="1">
+      <w:start w:val="1"/>
+      <w:numFmt w:val="decimal"/>
+      <w:lvlText w:val="%1."/>
+      <w:lvlJc w:val="left"/>
+      <w:pPr>
+        <w:ind w:left="500" w:hanging="320"/>
+      </w:pPr>
+    </w:lvl>
+  </w:abstractNum>
+  <w:abstractNum w:abstractNumId="259" w15:restartNumberingAfterBreak="0">
+    <w:multiLevelType w:val="hybridMultilevel"/>
+    <w:lvl w:ilvl="0" w:tentative="1">
+      <w:start w:val="1"/>
+      <w:numFmt w:val="decimal"/>
+      <w:lvlText w:val="%1."/>
+      <w:lvlJc w:val="left"/>
+      <w:pPr>
+        <w:ind w:left="500" w:hanging="320"/>
+      </w:pPr>
+    </w:lvl>
+  </w:abstractNum>
+  <w:abstractNum w:abstractNumId="260" w15:restartNumberingAfterBreak="0">
+    <w:multiLevelType w:val="hybridMultilevel"/>
+    <w:lvl w:ilvl="0" w:tentative="1">
+      <w:start w:val="1"/>
+      <w:numFmt w:val="decimal"/>
+      <w:lvlText w:val="%1."/>
+      <w:lvlJc w:val="left"/>
+      <w:pPr>
+        <w:ind w:left="500" w:hanging="320"/>
+      </w:pPr>
+    </w:lvl>
+  </w:abstractNum>
+  <w:abstractNum w:abstractNumId="261" w15:restartNumberingAfterBreak="0">
+    <w:multiLevelType w:val="hybridMultilevel"/>
+    <w:lvl w:ilvl="0" w:tentative="1">
+      <w:start w:val="1"/>
+      <w:numFmt w:val="decimal"/>
+      <w:lvlText w:val="%1."/>
+      <w:lvlJc w:val="left"/>
+      <w:pPr>
+        <w:ind w:left="500" w:hanging="320"/>
+      </w:pPr>
+    </w:lvl>
+  </w:abstractNum>
+  <w:abstractNum w:abstractNumId="262" w15:restartNumberingAfterBreak="0">
+    <w:multiLevelType w:val="hybridMultilevel"/>
+    <w:lvl w:ilvl="0" w:tentative="1">
+      <w:start w:val="1"/>
+      <w:numFmt w:val="decimal"/>
+      <w:lvlText w:val="%1."/>
+      <w:lvlJc w:val="left"/>
+      <w:pPr>
+        <w:ind w:left="500" w:hanging="320"/>
+      </w:pPr>
+    </w:lvl>
+  </w:abstractNum>
+  <w:abstractNum w:abstractNumId="263" w15:restartNumberingAfterBreak="0">
+    <w:multiLevelType w:val="hybridMultilevel"/>
+    <w:lvl w:ilvl="0" w:tentative="1">
+      <w:start w:val="1"/>
+      <w:numFmt w:val="decimal"/>
+      <w:lvlText w:val="%1."/>
+      <w:lvlJc w:val="left"/>
+      <w:pPr>
+        <w:ind w:left="500" w:hanging="320"/>
+      </w:pPr>
+    </w:lvl>
+  </w:abstractNum>
+  <w:abstractNum w:abstractNumId="264" w15:restartNumberingAfterBreak="0">
+    <w:multiLevelType w:val="hybridMultilevel"/>
+    <w:lvl w:ilvl="0" w:tentative="1">
+      <w:start w:val="1"/>
+      <w:numFmt w:val="decimal"/>
+      <w:lvlText w:val="%1."/>
+      <w:lvlJc w:val="left"/>
+      <w:pPr>
+        <w:ind w:left="500" w:hanging="320"/>
+      </w:pPr>
+    </w:lvl>
+  </w:abstractNum>
+  <w:abstractNum w:abstractNumId="265" w15:restartNumberingAfterBreak="0">
+    <w:multiLevelType w:val="hybridMultilevel"/>
+    <w:lvl w:ilvl="0" w:tentative="1">
+      <w:start w:val="1"/>
+      <w:numFmt w:val="decimal"/>
+      <w:lvlText w:val="%1."/>
+      <w:lvlJc w:val="left"/>
+      <w:pPr>
+        <w:ind w:left="500" w:hanging="320"/>
+      </w:pPr>
+    </w:lvl>
+  </w:abstractNum>
+  <w:abstractNum w:abstractNumId="266" w15:restartNumberingAfterBreak="0">
+    <w:multiLevelType w:val="hybridMultilevel"/>
+    <w:lvl w:ilvl="0" w:tentative="1">
+      <w:start w:val="1"/>
+      <w:numFmt w:val="decimal"/>
+      <w:lvlText w:val="%1."/>
+      <w:lvlJc w:val="left"/>
+      <w:pPr>
+        <w:ind w:left="500" w:hanging="320"/>
+      </w:pPr>
+    </w:lvl>
+  </w:abstractNum>
+  <w:abstractNum w:abstractNumId="267" w15:restartNumberingAfterBreak="0">
+    <w:multiLevelType w:val="hybridMultilevel"/>
+    <w:lvl w:ilvl="0" w:tentative="1">
+      <w:start w:val="1"/>
+      <w:numFmt w:val="decimal"/>
+      <w:lvlText w:val="%1."/>
+      <w:lvlJc w:val="left"/>
+      <w:pPr>
+        <w:ind w:left="500" w:hanging="320"/>
+      </w:pPr>
+    </w:lvl>
+  </w:abstractNum>
+  <w:abstractNum w:abstractNumId="268" w15:restartNumberingAfterBreak="0">
+    <w:multiLevelType w:val="hybridMultilevel"/>
+    <w:lvl w:ilvl="0" w:tentative="1">
+      <w:start w:val="1"/>
+      <w:numFmt w:val="decimal"/>
+      <w:lvlText w:val="%1."/>
+      <w:lvlJc w:val="left"/>
+      <w:pPr>
+        <w:ind w:left="500" w:hanging="320"/>
+      </w:pPr>
+    </w:lvl>
+  </w:abstractNum>
+  <w:abstractNum w:abstractNumId="269" w15:restartNumberingAfterBreak="0">
+    <w:multiLevelType w:val="hybridMultilevel"/>
+    <w:lvl w:ilvl="0" w:tentative="1">
+      <w:start w:val="1"/>
+      <w:numFmt w:val="decimal"/>
+      <w:lvlText w:val="%1."/>
+      <w:lvlJc w:val="left"/>
+      <w:pPr>
+        <w:ind w:left="500" w:hanging="320"/>
+      </w:pPr>
+    </w:lvl>
+  </w:abstractNum>
+  <w:abstractNum w:abstractNumId="270" w15:restartNumberingAfterBreak="0">
+    <w:multiLevelType w:val="hybridMultilevel"/>
+    <w:lvl w:ilvl="0" w:tentative="1">
+      <w:start w:val="1"/>
+      <w:numFmt w:val="decimal"/>
+      <w:lvlText w:val="%1."/>
+      <w:lvlJc w:val="left"/>
+      <w:pPr>
+        <w:ind w:left="500" w:hanging="320"/>
+      </w:pPr>
+    </w:lvl>
+  </w:abstractNum>
+  <w:abstractNum w:abstractNumId="271" w15:restartNumberingAfterBreak="0">
+    <w:multiLevelType w:val="hybridMultilevel"/>
+    <w:lvl w:ilvl="0" w:tentative="1">
+      <w:start w:val="1"/>
+      <w:numFmt w:val="decimal"/>
+      <w:lvlText w:val="%1."/>
+      <w:lvlJc w:val="left"/>
+      <w:pPr>
+        <w:ind w:left="500" w:hanging="320"/>
+      </w:pPr>
+    </w:lvl>
+  </w:abstractNum>
+  <w:abstractNum w:abstractNumId="272" w15:restartNumberingAfterBreak="0">
+    <w:multiLevelType w:val="hybridMultilevel"/>
+    <w:lvl w:ilvl="0" w:tentative="1">
+      <w:start w:val="1"/>
+      <w:numFmt w:val="decimal"/>
+      <w:lvlText w:val="%1."/>
+      <w:lvlJc w:val="left"/>
+      <w:pPr>
+        <w:ind w:left="500" w:hanging="320"/>
+      </w:pPr>
+    </w:lvl>
+  </w:abstractNum>
+  <w:abstractNum w:abstractNumId="273" w15:restartNumberingAfterBreak="0">
+    <w:multiLevelType w:val="hybridMultilevel"/>
+    <w:lvl w:ilvl="0" w:tentative="1">
+      <w:start w:val="1"/>
+      <w:numFmt w:val="decimal"/>
+      <w:lvlText w:val="%1."/>
+      <w:lvlJc w:val="left"/>
+      <w:pPr>
+        <w:ind w:left="500" w:hanging="320"/>
+      </w:pPr>
+    </w:lvl>
+  </w:abstractNum>
+  <w:abstractNum w:abstractNumId="274" w15:restartNumberingAfterBreak="0">
+    <w:multiLevelType w:val="hybridMultilevel"/>
+    <w:lvl w:ilvl="0" w:tentative="1">
+      <w:start w:val="1"/>
+      <w:numFmt w:val="decimal"/>
+      <w:lvlText w:val="%1."/>
+      <w:lvlJc w:val="left"/>
+      <w:pPr>
+        <w:ind w:left="500" w:hanging="320"/>
+      </w:pPr>
+    </w:lvl>
+  </w:abstractNum>
+  <w:abstractNum w:abstractNumId="275" w15:restartNumberingAfterBreak="0">
+    <w:multiLevelType w:val="hybridMultilevel"/>
+    <w:lvl w:ilvl="0" w:tentative="1">
+      <w:start w:val="1"/>
+      <w:numFmt w:val="decimal"/>
+      <w:lvlText w:val="%1."/>
+      <w:lvlJc w:val="left"/>
+      <w:pPr>
+        <w:ind w:left="500" w:hanging="320"/>
+      </w:pPr>
+    </w:lvl>
+  </w:abstractNum>
+  <w:abstractNum w:abstractNumId="276" w15:restartNumberingAfterBreak="0">
+    <w:multiLevelType w:val="hybridMultilevel"/>
+    <w:lvl w:ilvl="0" w:tentative="1">
+      <w:start w:val="1"/>
+      <w:numFmt w:val="decimal"/>
+      <w:lvlText w:val="%1."/>
+      <w:lvlJc w:val="left"/>
+      <w:pPr>
+        <w:ind w:left="500" w:hanging="320"/>
+      </w:pPr>
+    </w:lvl>
+  </w:abstractNum>
+  <w:abstractNum w:abstractNumId="277" w15:restartNumberingAfterBreak="0">
+    <w:multiLevelType w:val="hybridMultilevel"/>
+    <w:lvl w:ilvl="0" w:tentative="1">
+      <w:start w:val="1"/>
+      <w:numFmt w:val="decimal"/>
+      <w:lvlText w:val="%1."/>
+      <w:lvlJc w:val="left"/>
+      <w:pPr>
+        <w:ind w:left="500" w:hanging="320"/>
+      </w:pPr>
+    </w:lvl>
+  </w:abstractNum>
+  <w:abstractNum w:abstractNumId="278" w15:restartNumberingAfterBreak="0">
+    <w:multiLevelType w:val="hybridMultilevel"/>
+    <w:lvl w:ilvl="0" w:tentative="1">
+      <w:start w:val="1"/>
+      <w:numFmt w:val="decimal"/>
+      <w:lvlText w:val="%1."/>
+      <w:lvlJc w:val="left"/>
+      <w:pPr>
+        <w:ind w:left="500" w:hanging="320"/>
+      </w:pPr>
+    </w:lvl>
+  </w:abstractNum>
+  <w:abstractNum w:abstractNumId="279" w15:restartNumberingAfterBreak="0">
+    <w:multiLevelType w:val="hybridMultilevel"/>
+    <w:lvl w:ilvl="0" w:tentative="1">
+      <w:start w:val="1"/>
+      <w:numFmt w:val="decimal"/>
+      <w:lvlText w:val="%1."/>
+      <w:lvlJc w:val="left"/>
+      <w:pPr>
+        <w:ind w:left="500" w:hanging="320"/>
+      </w:pPr>
+    </w:lvl>
+  </w:abstractNum>
+  <w:abstractNum w:abstractNumId="280" w15:restartNumberingAfterBreak="0">
+    <w:multiLevelType w:val="hybridMultilevel"/>
+    <w:lvl w:ilvl="0" w:tentative="1">
+      <w:start w:val="1"/>
+      <w:numFmt w:val="decimal"/>
+      <w:lvlText w:val="%1."/>
+      <w:lvlJc w:val="left"/>
+      <w:pPr>
+        <w:ind w:left="500" w:hanging="320"/>
+      </w:pPr>
+    </w:lvl>
+  </w:abstractNum>
+  <w:abstractNum w:abstractNumId="281" w15:restartNumberingAfterBreak="0">
+    <w:multiLevelType w:val="hybridMultilevel"/>
+    <w:lvl w:ilvl="0" w:tentative="1">
+      <w:start w:val="1"/>
+      <w:numFmt w:val="decimal"/>
+      <w:lvlText w:val="%1."/>
+      <w:lvlJc w:val="left"/>
+      <w:pPr>
+        <w:ind w:left="500" w:hanging="320"/>
+      </w:pPr>
+    </w:lvl>
+  </w:abstractNum>
+  <w:abstractNum w:abstractNumId="282" w15:restartNumberingAfterBreak="0">
+    <w:multiLevelType w:val="hybridMultilevel"/>
+    <w:lvl w:ilvl="0" w:tentative="1">
+      <w:start w:val="1"/>
+      <w:numFmt w:val="decimal"/>
+      <w:lvlText w:val="%1."/>
+      <w:lvlJc w:val="left"/>
+      <w:pPr>
+        <w:ind w:left="500" w:hanging="320"/>
+      </w:pPr>
+    </w:lvl>
+  </w:abstractNum>
+  <w:abstractNum w:abstractNumId="283" w15:restartNumberingAfterBreak="0">
+    <w:multiLevelType w:val="hybridMultilevel"/>
+    <w:lvl w:ilvl="0" w:tentative="1">
+      <w:start w:val="1"/>
+      <w:numFmt w:val="decimal"/>
+      <w:lvlText w:val="%1."/>
+      <w:lvlJc w:val="left"/>
+      <w:pPr>
+        <w:ind w:left="500" w:hanging="320"/>
+      </w:pPr>
+    </w:lvl>
+  </w:abstractNum>
+  <w:abstractNum w:abstractNumId="284" w15:restartNumberingAfterBreak="0">
+    <w:multiLevelType w:val="hybridMultilevel"/>
+    <w:lvl w:ilvl="0" w:tentative="1">
+      <w:start w:val="1"/>
+      <w:numFmt w:val="decimal"/>
+      <w:lvlText w:val="%1."/>
+      <w:lvlJc w:val="left"/>
+      <w:pPr>
+        <w:ind w:left="500" w:hanging="320"/>
+      </w:pPr>
+    </w:lvl>
+  </w:abstractNum>
+  <w:abstractNum w:abstractNumId="285" w15:restartNumberingAfterBreak="0">
+    <w:multiLevelType w:val="hybridMultilevel"/>
+    <w:lvl w:ilvl="0" w:tentative="1">
+      <w:start w:val="1"/>
+      <w:numFmt w:val="decimal"/>
+      <w:lvlText w:val="%1."/>
+      <w:lvlJc w:val="left"/>
+      <w:pPr>
+        <w:ind w:left="500" w:hanging="320"/>
+      </w:pPr>
+    </w:lvl>
+  </w:abstractNum>
+  <w:abstractNum w:abstractNumId="286" w15:restartNumberingAfterBreak="0">
+    <w:multiLevelType w:val="hybridMultilevel"/>
+    <w:lvl w:ilvl="0" w:tentative="1">
+      <w:start w:val="1"/>
+      <w:numFmt w:val="decimal"/>
+      <w:lvlText w:val="%1."/>
+      <w:lvlJc w:val="left"/>
+      <w:pPr>
+        <w:ind w:left="500" w:hanging="320"/>
+      </w:pPr>
+    </w:lvl>
+  </w:abstractNum>
+  <w:abstractNum w:abstractNumId="287" w15:restartNumberingAfterBreak="0">
+    <w:multiLevelType w:val="hybridMultilevel"/>
+    <w:lvl w:ilvl="0" w:tentative="1">
+      <w:start w:val="1"/>
+      <w:numFmt w:val="decimal"/>
+      <w:lvlText w:val="%1."/>
+      <w:lvlJc w:val="left"/>
+      <w:pPr>
+        <w:ind w:left="500" w:hanging="320"/>
+      </w:pPr>
+    </w:lvl>
+  </w:abstractNum>
+  <w:abstractNum w:abstractNumId="288" w15:restartNumberingAfterBreak="0">
+    <w:multiLevelType w:val="hybridMultilevel"/>
+    <w:lvl w:ilvl="0" w:tentative="1">
+      <w:start w:val="1"/>
+      <w:numFmt w:val="decimal"/>
+      <w:lvlText w:val="%1."/>
+      <w:lvlJc w:val="left"/>
+      <w:pPr>
+        <w:ind w:left="500" w:hanging="320"/>
+      </w:pPr>
+    </w:lvl>
+  </w:abstractNum>
+  <w:abstractNum w:abstractNumId="289" w15:restartNumberingAfterBreak="0">
+    <w:multiLevelType w:val="hybridMultilevel"/>
+    <w:lvl w:ilvl="0" w:tentative="1">
+      <w:start w:val="1"/>
+      <w:numFmt w:val="decimal"/>
+      <w:lvlText w:val="%1."/>
+      <w:lvlJc w:val="left"/>
+      <w:pPr>
+        <w:ind w:left="500" w:hanging="320"/>
+      </w:pPr>
+    </w:lvl>
+  </w:abstractNum>
+  <w:abstractNum w:abstractNumId="290" w15:restartNumberingAfterBreak="0">
+    <w:multiLevelType w:val="hybridMultilevel"/>
+    <w:lvl w:ilvl="0" w:tentative="1">
+      <w:start w:val="1"/>
+      <w:numFmt w:val="decimal"/>
+      <w:lvlText w:val="%1."/>
+      <w:lvlJc w:val="left"/>
+      <w:pPr>
+        <w:ind w:left="500" w:hanging="320"/>
+      </w:pPr>
+    </w:lvl>
+  </w:abstractNum>
+  <w:abstractNum w:abstractNumId="291" w15:restartNumberingAfterBreak="0">
+    <w:multiLevelType w:val="hybridMultilevel"/>
+    <w:lvl w:ilvl="0" w:tentative="1">
+      <w:start w:val="1"/>
+      <w:numFmt w:val="decimal"/>
+      <w:lvlText w:val="%1."/>
+      <w:lvlJc w:val="left"/>
+      <w:pPr>
+        <w:ind w:left="500" w:hanging="320"/>
+      </w:pPr>
+    </w:lvl>
+  </w:abstractNum>
+  <w:abstractNum w:abstractNumId="292" w15:restartNumberingAfterBreak="0">
+    <w:multiLevelType w:val="hybridMultilevel"/>
+    <w:lvl w:ilvl="0" w:tentative="1">
+      <w:start w:val="1"/>
+      <w:numFmt w:val="decimal"/>
+      <w:lvlText w:val="%1."/>
+      <w:lvlJc w:val="left"/>
+      <w:pPr>
+        <w:ind w:left="500" w:hanging="320"/>
+      </w:pPr>
+    </w:lvl>
+  </w:abstractNum>
+  <w:abstractNum w:abstractNumId="293" w15:restartNumberingAfterBreak="0">
+    <w:multiLevelType w:val="hybridMultilevel"/>
+    <w:lvl w:ilvl="0" w:tentative="1">
+      <w:start w:val="1"/>
+      <w:numFmt w:val="decimal"/>
+      <w:lvlText w:val="%1."/>
+      <w:lvlJc w:val="left"/>
+      <w:pPr>
+        <w:ind w:left="500" w:hanging="320"/>
+      </w:pPr>
+    </w:lvl>
+  </w:abstractNum>
+  <w:abstractNum w:abstractNumId="294" w15:restartNumberingAfterBreak="0">
+    <w:multiLevelType w:val="hybridMultilevel"/>
+    <w:lvl w:ilvl="0" w:tentative="1">
+      <w:start w:val="1"/>
+      <w:numFmt w:val="decimal"/>
+      <w:lvlText w:val="%1."/>
+      <w:lvlJc w:val="left"/>
+      <w:pPr>
+        <w:ind w:left="500" w:hanging="320"/>
+      </w:pPr>
+    </w:lvl>
+  </w:abstractNum>
+  <w:abstractNum w:abstractNumId="295" w15:restartNumberingAfterBreak="0">
+    <w:multiLevelType w:val="hybridMultilevel"/>
+    <w:lvl w:ilvl="0" w:tentative="1">
+      <w:start w:val="1"/>
+      <w:numFmt w:val="decimal"/>
+      <w:lvlText w:val="%1."/>
+      <w:lvlJc w:val="left"/>
+      <w:pPr>
+        <w:ind w:left="500" w:hanging="320"/>
+      </w:pPr>
+    </w:lvl>
+  </w:abstractNum>
+  <w:abstractNum w:abstractNumId="296" w15:restartNumberingAfterBreak="0">
+    <w:multiLevelType w:val="hybridMultilevel"/>
+    <w:lvl w:ilvl="0" w:tentative="1">
+      <w:start w:val="1"/>
+      <w:numFmt w:val="decimal"/>
+      <w:lvlText w:val="%1."/>
+      <w:lvlJc w:val="left"/>
+      <w:pPr>
+        <w:ind w:left="500" w:hanging="320"/>
+      </w:pPr>
+    </w:lvl>
+  </w:abstractNum>
+  <w:abstractNum w:abstractNumId="297" w15:restartNumberingAfterBreak="0">
+    <w:multiLevelType w:val="hybridMultilevel"/>
+    <w:lvl w:ilvl="0" w:tentative="1">
+      <w:start w:val="1"/>
+      <w:numFmt w:val="decimal"/>
+      <w:lvlText w:val="%1."/>
+      <w:lvlJc w:val="left"/>
+      <w:pPr>
+        <w:ind w:left="500" w:hanging="320"/>
+      </w:pPr>
+    </w:lvl>
+  </w:abstractNum>
+  <w:abstractNum w:abstractNumId="298" w15:restartNumberingAfterBreak="0">
+    <w:multiLevelType w:val="hybridMultilevel"/>
+    <w:lvl w:ilvl="0" w:tentative="1">
+      <w:start w:val="1"/>
+      <w:numFmt w:val="decimal"/>
+      <w:lvlText w:val="%1."/>
+      <w:lvlJc w:val="left"/>
+      <w:pPr>
+        <w:ind w:left="500" w:hanging="320"/>
+      </w:pPr>
+    </w:lvl>
+  </w:abstractNum>
+  <w:abstractNum w:abstractNumId="299" w15:restartNumberingAfterBreak="0">
+    <w:multiLevelType w:val="hybridMultilevel"/>
+    <w:lvl w:ilvl="0" w:tentative="1">
+      <w:start w:val="1"/>
+      <w:numFmt w:val="decimal"/>
+      <w:lvlText w:val="%1."/>
+      <w:lvlJc w:val="left"/>
+      <w:pPr>
+        <w:ind w:left="500" w:hanging="320"/>
+      </w:pPr>
+    </w:lvl>
+  </w:abstractNum>
+  <w:abstractNum w:abstractNumId="300" w15:restartNumberingAfterBreak="0">
+    <w:multiLevelType w:val="hybridMultilevel"/>
+    <w:lvl w:ilvl="0" w:tentative="1">
+      <w:start w:val="1"/>
+      <w:numFmt w:val="decimal"/>
+      <w:lvlText w:val="%1."/>
+      <w:lvlJc w:val="left"/>
+      <w:pPr>
+        <w:ind w:left="500" w:hanging="320"/>
+      </w:pPr>
+    </w:lvl>
+  </w:abstractNum>
+  <w:abstractNum w:abstractNumId="301" w15:restartNumberingAfterBreak="0">
+    <w:multiLevelType w:val="hybridMultilevel"/>
+    <w:lvl w:ilvl="0" w:tentative="1">
+      <w:start w:val="1"/>
+      <w:numFmt w:val="decimal"/>
+      <w:lvlText w:val="%1."/>
+      <w:lvlJc w:val="left"/>
+      <w:pPr>
+        <w:ind w:left="500" w:hanging="320"/>
+      </w:pPr>
+    </w:lvl>
+  </w:abstractNum>
+  <w:abstractNum w:abstractNumId="302" w15:restartNumberingAfterBreak="0">
+    <w:multiLevelType w:val="hybridMultilevel"/>
+    <w:lvl w:ilvl="0" w:tentative="1">
+      <w:start w:val="1"/>
+      <w:numFmt w:val="decimal"/>
+      <w:lvlText w:val="%1."/>
+      <w:lvlJc w:val="left"/>
+      <w:pPr>
+        <w:ind w:left="500" w:hanging="320"/>
+      </w:pPr>
+    </w:lvl>
+  </w:abstractNum>
+  <w:abstractNum w:abstractNumId="303" w15:restartNumberingAfterBreak="0">
+    <w:multiLevelType w:val="hybridMultilevel"/>
+    <w:lvl w:ilvl="0" w:tentative="1">
+      <w:start w:val="1"/>
+      <w:numFmt w:val="decimal"/>
+      <w:lvlText w:val="%1."/>
+      <w:lvlJc w:val="left"/>
+      <w:pPr>
+        <w:ind w:left="500" w:hanging="320"/>
+      </w:pPr>
+    </w:lvl>
+  </w:abstractNum>
+  <w:abstractNum w:abstractNumId="304" w15:restartNumberingAfterBreak="0">
+    <w:multiLevelType w:val="hybridMultilevel"/>
+    <w:lvl w:ilvl="0" w:tentative="1">
+      <w:start w:val="1"/>
+      <w:numFmt w:val="decimal"/>
+      <w:lvlText w:val="%1."/>
+      <w:lvlJc w:val="left"/>
+      <w:pPr>
+        <w:ind w:left="500" w:hanging="320"/>
+      </w:pPr>
+    </w:lvl>
+  </w:abstractNum>
+  <w:abstractNum w:abstractNumId="305" w15:restartNumberingAfterBreak="0">
+    <w:multiLevelType w:val="hybridMultilevel"/>
+    <w:lvl w:ilvl="0" w:tentative="1">
+      <w:start w:val="1"/>
+      <w:numFmt w:val="decimal"/>
+      <w:lvlText w:val="%1."/>
+      <w:lvlJc w:val="left"/>
+      <w:pPr>
+        <w:ind w:left="500" w:hanging="320"/>
+      </w:pPr>
+    </w:lvl>
+  </w:abstractNum>
+  <w:abstractNum w:abstractNumId="306" w15:restartNumberingAfterBreak="0">
+    <w:multiLevelType w:val="hybridMultilevel"/>
+    <w:lvl w:ilvl="0" w:tentative="1">
+      <w:start w:val="1"/>
+      <w:numFmt w:val="decimal"/>
+      <w:lvlText w:val="%1."/>
+      <w:lvlJc w:val="left"/>
+      <w:pPr>
+        <w:ind w:left="500" w:hanging="320"/>
+      </w:pPr>
+    </w:lvl>
+  </w:abstractNum>
+  <w:abstractNum w:abstractNumId="307" w15:restartNumberingAfterBreak="0">
+    <w:multiLevelType w:val="hybridMultilevel"/>
+    <w:lvl w:ilvl="0" w:tentative="1">
+      <w:start w:val="1"/>
+      <w:numFmt w:val="decimal"/>
+      <w:lvlText w:val="%1."/>
+      <w:lvlJc w:val="left"/>
+      <w:pPr>
+        <w:ind w:left="500" w:hanging="320"/>
+      </w:pPr>
+    </w:lvl>
+  </w:abstractNum>
+  <w:abstractNum w:abstractNumId="308" w15:restartNumberingAfterBreak="0">
+    <w:multiLevelType w:val="hybridMultilevel"/>
+    <w:lvl w:ilvl="0" w:tentative="1">
+      <w:start w:val="1"/>
+      <w:numFmt w:val="decimal"/>
+      <w:lvlText w:val="%1."/>
+      <w:lvlJc w:val="left"/>
+      <w:pPr>
+        <w:ind w:left="500" w:hanging="320"/>
+      </w:pPr>
+    </w:lvl>
+  </w:abstractNum>
+  <w:abstractNum w:abstractNumId="309" w15:restartNumberingAfterBreak="0">
+    <w:multiLevelType w:val="hybridMultilevel"/>
+    <w:lvl w:ilvl="0" w:tentative="1">
+      <w:start w:val="1"/>
+      <w:numFmt w:val="decimal"/>
+      <w:lvlText w:val="%1."/>
+      <w:lvlJc w:val="left"/>
+      <w:pPr>
+        <w:ind w:left="500" w:hanging="320"/>
+      </w:pPr>
+    </w:lvl>
+  </w:abstractNum>
+  <w:abstractNum w:abstractNumId="310" w15:restartNumberingAfterBreak="0">
+    <w:multiLevelType w:val="hybridMultilevel"/>
+    <w:lvl w:ilvl="0" w:tentative="1">
+      <w:start w:val="1"/>
+      <w:numFmt w:val="decimal"/>
+      <w:lvlText w:val="%1."/>
+      <w:lvlJc w:val="left"/>
+      <w:pPr>
+        <w:ind w:left="500" w:hanging="320"/>
+      </w:pPr>
+    </w:lvl>
+  </w:abstractNum>
+  <w:abstractNum w:abstractNumId="311" w15:restartNumberingAfterBreak="0">
+    <w:multiLevelType w:val="hybridMultilevel"/>
+    <w:lvl w:ilvl="0" w:tentative="1">
+      <w:start w:val="1"/>
+      <w:numFmt w:val="decimal"/>
+      <w:lvlText w:val="%1."/>
+      <w:lvlJc w:val="left"/>
+      <w:pPr>
+        <w:ind w:left="500" w:hanging="320"/>
+      </w:pPr>
+    </w:lvl>
+  </w:abstractNum>
+  <w:abstractNum w:abstractNumId="312" w15:restartNumberingAfterBreak="0">
+    <w:multiLevelType w:val="hybridMultilevel"/>
+    <w:lvl w:ilvl="0" w:tentative="1">
+      <w:start w:val="1"/>
+      <w:numFmt w:val="decimal"/>
+      <w:lvlText w:val="%1."/>
+      <w:lvlJc w:val="left"/>
+      <w:pPr>
+        <w:ind w:left="500" w:hanging="320"/>
+      </w:pPr>
+    </w:lvl>
+  </w:abstractNum>
+  <w:abstractNum w:abstractNumId="313" w15:restartNumberingAfterBreak="0">
+    <w:multiLevelType w:val="hybridMultilevel"/>
+    <w:lvl w:ilvl="0" w:tentative="1">
+      <w:start w:val="1"/>
+      <w:numFmt w:val="decimal"/>
+      <w:lvlText w:val="%1."/>
+      <w:lvlJc w:val="left"/>
+      <w:pPr>
+        <w:ind w:left="500" w:hanging="320"/>
+      </w:pPr>
+    </w:lvl>
+  </w:abstractNum>
+  <w:abstractNum w:abstractNumId="314" w15:restartNumberingAfterBreak="0">
+    <w:multiLevelType w:val="hybridMultilevel"/>
+    <w:lvl w:ilvl="0" w:tentative="1">
+      <w:start w:val="1"/>
+      <w:numFmt w:val="decimal"/>
+      <w:lvlText w:val="%1."/>
+      <w:lvlJc w:val="left"/>
+      <w:pPr>
+        <w:ind w:left="500" w:hanging="320"/>
+      </w:pPr>
+    </w:lvl>
+  </w:abstractNum>
+  <w:abstractNum w:abstractNumId="315" w15:restartNumberingAfterBreak="0">
+    <w:multiLevelType w:val="hybridMultilevel"/>
+    <w:lvl w:ilvl="0" w:tentative="1">
+      <w:start w:val="1"/>
+      <w:numFmt w:val="decimal"/>
+      <w:lvlText w:val="%1."/>
+      <w:lvlJc w:val="left"/>
+      <w:pPr>
+        <w:ind w:left="500" w:hanging="320"/>
+      </w:pPr>
+    </w:lvl>
+  </w:abstractNum>
+  <w:abstractNum w:abstractNumId="316" w15:restartNumberingAfterBreak="0">
+    <w:multiLevelType w:val="hybridMultilevel"/>
+    <w:lvl w:ilvl="0" w:tentative="1">
+      <w:start w:val="1"/>
+      <w:numFmt w:val="decimal"/>
+      <w:lvlText w:val="%1."/>
+      <w:lvlJc w:val="left"/>
+      <w:pPr>
+        <w:ind w:left="500" w:hanging="320"/>
+      </w:pPr>
+    </w:lvl>
+  </w:abstractNum>
+  <w:abstractNum w:abstractNumId="317" w15:restartNumberingAfterBreak="0">
+    <w:multiLevelType w:val="hybridMultilevel"/>
+    <w:lvl w:ilvl="0" w:tentative="1">
+      <w:start w:val="1"/>
+      <w:numFmt w:val="decimal"/>
+      <w:lvlText w:val="%1."/>
+      <w:lvlJc w:val="left"/>
+      <w:pPr>
+        <w:ind w:left="500" w:hanging="320"/>
+      </w:pPr>
+    </w:lvl>
+  </w:abstractNum>
+  <w:abstractNum w:abstractNumId="318" w15:restartNumberingAfterBreak="0">
+    <w:multiLevelType w:val="hybridMultilevel"/>
+    <w:lvl w:ilvl="0" w:tentative="1">
+      <w:start w:val="1"/>
+      <w:numFmt w:val="decimal"/>
+      <w:lvlText w:val="%1."/>
+      <w:lvlJc w:val="left"/>
+      <w:pPr>
+        <w:ind w:left="500" w:hanging="320"/>
+      </w:pPr>
+    </w:lvl>
+  </w:abstractNum>
+  <w:abstractNum w:abstractNumId="319" w15:restartNumberingAfterBreak="0">
+    <w:multiLevelType w:val="hybridMultilevel"/>
+    <w:lvl w:ilvl="0" w:tentative="1">
+      <w:start w:val="1"/>
+      <w:numFmt w:val="decimal"/>
+      <w:lvlText w:val="%1."/>
+      <w:lvlJc w:val="left"/>
+      <w:pPr>
+        <w:ind w:left="500" w:hanging="320"/>
+      </w:pPr>
+    </w:lvl>
+  </w:abstractNum>
+  <w:abstractNum w:abstractNumId="320" w15:restartNumberingAfterBreak="0">
+    <w:multiLevelType w:val="hybridMultilevel"/>
+    <w:lvl w:ilvl="0" w:tentative="1">
+      <w:start w:val="1"/>
+      <w:numFmt w:val="decimal"/>
+      <w:lvlText w:val="%1."/>
+      <w:lvlJc w:val="left"/>
+      <w:pPr>
+        <w:ind w:left="500" w:hanging="320"/>
+      </w:pPr>
+    </w:lvl>
+  </w:abstractNum>
+  <w:abstractNum w:abstractNumId="321" w15:restartNumberingAfterBreak="0">
+    <w:multiLevelType w:val="hybridMultilevel"/>
+    <w:lvl w:ilvl="0" w:tentative="1">
+      <w:start w:val="1"/>
+      <w:numFmt w:val="decimal"/>
+      <w:lvlText w:val="%1."/>
+      <w:lvlJc w:val="left"/>
+      <w:pPr>
+        <w:ind w:left="500" w:hanging="320"/>
+      </w:pPr>
+    </w:lvl>
+  </w:abstractNum>
+  <w:abstractNum w:abstractNumId="322" w15:restartNumberingAfterBreak="0">
+    <w:multiLevelType w:val="hybridMultilevel"/>
+    <w:lvl w:ilvl="0" w:tentative="1">
+      <w:start w:val="1"/>
+      <w:numFmt w:val="decimal"/>
+      <w:lvlText w:val="%1."/>
+      <w:lvlJc w:val="left"/>
+      <w:pPr>
+        <w:ind w:left="500" w:hanging="320"/>
+      </w:pPr>
+    </w:lvl>
+  </w:abstractNum>
+  <w:abstractNum w:abstractNumId="323" w15:restartNumberingAfterBreak="0">
+    <w:multiLevelType w:val="hybridMultilevel"/>
+    <w:lvl w:ilvl="0" w:tentative="1">
+      <w:start w:val="1"/>
+      <w:numFmt w:val="decimal"/>
+      <w:lvlText w:val="%1."/>
+      <w:lvlJc w:val="left"/>
+      <w:pPr>
+        <w:ind w:left="500" w:hanging="320"/>
+      </w:pPr>
+    </w:lvl>
+  </w:abstractNum>
+  <w:abstractNum w:abstractNumId="324" w15:restartNumberingAfterBreak="0">
+    <w:multiLevelType w:val="hybridMultilevel"/>
+    <w:lvl w:ilvl="0" w:tentative="1">
+      <w:start w:val="1"/>
+      <w:numFmt w:val="decimal"/>
+      <w:lvlText w:val="%1."/>
+      <w:lvlJc w:val="left"/>
+      <w:pPr>
+        <w:ind w:left="500" w:hanging="320"/>
+      </w:pPr>
+    </w:lvl>
+  </w:abstractNum>
+  <w:abstractNum w:abstractNumId="325" w15:restartNumberingAfterBreak="0">
+    <w:multiLevelType w:val="hybridMultilevel"/>
+    <w:lvl w:ilvl="0" w:tentative="1">
+      <w:start w:val="1"/>
+      <w:numFmt w:val="decimal"/>
+      <w:lvlText w:val="%1."/>
+      <w:lvlJc w:val="left"/>
+      <w:pPr>
+        <w:ind w:left="500" w:hanging="320"/>
+      </w:pPr>
+    </w:lvl>
+  </w:abstractNum>
+  <w:abstractNum w:abstractNumId="326" w15:restartNumberingAfterBreak="0">
+    <w:multiLevelType w:val="hybridMultilevel"/>
+    <w:lvl w:ilvl="0" w:tentative="1">
+      <w:start w:val="1"/>
+      <w:numFmt w:val="decimal"/>
+      <w:lvlText w:val="%1."/>
+      <w:lvlJc w:val="left"/>
+      <w:pPr>
+        <w:ind w:left="500" w:hanging="320"/>
+      </w:pPr>
+    </w:lvl>
+  </w:abstractNum>
+  <w:abstractNum w:abstractNumId="327" w15:restartNumberingAfterBreak="0">
+    <w:multiLevelType w:val="hybridMultilevel"/>
+    <w:lvl w:ilvl="0" w:tentative="1">
+      <w:start w:val="1"/>
+      <w:numFmt w:val="decimal"/>
+      <w:lvlText w:val="%1."/>
+      <w:lvlJc w:val="left"/>
+      <w:pPr>
+        <w:ind w:left="500" w:hanging="320"/>
+      </w:pPr>
+    </w:lvl>
+  </w:abstractNum>
+  <w:abstractNum w:abstractNumId="328" w15:restartNumberingAfterBreak="0">
+    <w:multiLevelType w:val="hybridMultilevel"/>
+    <w:lvl w:ilvl="0" w:tentative="1">
+      <w:start w:val="1"/>
+      <w:numFmt w:val="decimal"/>
+      <w:lvlText w:val="%1."/>
+      <w:lvlJc w:val="left"/>
+      <w:pPr>
+        <w:ind w:left="500" w:hanging="320"/>
+      </w:pPr>
+    </w:lvl>
+  </w:abstractNum>
+  <w:abstractNum w:abstractNumId="329" w15:restartNumberingAfterBreak="0">
+    <w:multiLevelType w:val="hybridMultilevel"/>
+    <w:lvl w:ilvl="0" w:tentative="1">
+      <w:start w:val="1"/>
+      <w:numFmt w:val="decimal"/>
+      <w:lvlText w:val="%1."/>
+      <w:lvlJc w:val="left"/>
+      <w:pPr>
+        <w:ind w:left="500" w:hanging="320"/>
+      </w:pPr>
+    </w:lvl>
+  </w:abstractNum>
+  <w:abstractNum w:abstractNumId="330" w15:restartNumberingAfterBreak="0">
+    <w:multiLevelType w:val="hybridMultilevel"/>
+    <w:lvl w:ilvl="0" w:tentative="1">
+      <w:start w:val="1"/>
+      <w:numFmt w:val="decimal"/>
+      <w:lvlText w:val="%1."/>
+      <w:lvlJc w:val="left"/>
+      <w:pPr>
+        <w:ind w:left="500" w:hanging="320"/>
+      </w:pPr>
+    </w:lvl>
+  </w:abstractNum>
+  <w:abstractNum w:abstractNumId="331" w15:restartNumberingAfterBreak="0">
+    <w:multiLevelType w:val="hybridMultilevel"/>
+    <w:lvl w:ilvl="0" w:tentative="1">
+      <w:start w:val="1"/>
+      <w:numFmt w:val="decimal"/>
+      <w:lvlText w:val="%1."/>
+      <w:lvlJc w:val="left"/>
+      <w:pPr>
+        <w:ind w:left="500" w:hanging="320"/>
+      </w:pPr>
+    </w:lvl>
+  </w:abstractNum>
+  <w:abstractNum w:abstractNumId="332" w15:restartNumberingAfterBreak="0">
+    <w:multiLevelType w:val="hybridMultilevel"/>
+    <w:lvl w:ilvl="0" w:tentative="1">
+      <w:start w:val="1"/>
+      <w:numFmt w:val="decimal"/>
+      <w:lvlText w:val="%1."/>
+      <w:lvlJc w:val="left"/>
+      <w:pPr>
+        <w:ind w:left="500" w:hanging="320"/>
+      </w:pPr>
+    </w:lvl>
+  </w:abstractNum>
+  <w:abstractNum w:abstractNumId="333" w15:restartNumberingAfterBreak="0">
+    <w:multiLevelType w:val="hybridMultilevel"/>
+    <w:lvl w:ilvl="0" w:tentative="1">
+      <w:start w:val="1"/>
+      <w:numFmt w:val="decimal"/>
+      <w:lvlText w:val="%1."/>
+      <w:lvlJc w:val="left"/>
+      <w:pPr>
+        <w:ind w:left="500" w:hanging="320"/>
+      </w:pPr>
+    </w:lvl>
+  </w:abstractNum>
+  <w:abstractNum w:abstractNumId="334" w15:restartNumberingAfterBreak="0">
+    <w:multiLevelType w:val="hybridMultilevel"/>
+    <w:lvl w:ilvl="0" w:tentative="1">
+      <w:start w:val="1"/>
+      <w:numFmt w:val="decimal"/>
+      <w:lvlText w:val="%1."/>
+      <w:lvlJc w:val="left"/>
+      <w:pPr>
+        <w:ind w:left="500" w:hanging="320"/>
+      </w:pPr>
+    </w:lvl>
+  </w:abstractNum>
+  <w:abstractNum w:abstractNumId="335" w15:restartNumberingAfterBreak="0">
+    <w:multiLevelType w:val="hybridMultilevel"/>
+    <w:lvl w:ilvl="0" w:tentative="1">
+      <w:start w:val="1"/>
+      <w:numFmt w:val="decimal"/>
+      <w:lvlText w:val="%1."/>
+      <w:lvlJc w:val="left"/>
+      <w:pPr>
+        <w:ind w:left="500" w:hanging="320"/>
+      </w:pPr>
+    </w:lvl>
+  </w:abstractNum>
+  <w:abstractNum w:abstractNumId="336" w15:restartNumberingAfterBreak="0">
+    <w:multiLevelType w:val="hybridMultilevel"/>
+    <w:lvl w:ilvl="0" w:tentative="1">
+      <w:start w:val="1"/>
+      <w:numFmt w:val="decimal"/>
+      <w:lvlText w:val="%1."/>
+      <w:lvlJc w:val="left"/>
+      <w:pPr>
+        <w:ind w:left="500" w:hanging="320"/>
+      </w:pPr>
+    </w:lvl>
+  </w:abstractNum>
+  <w:abstractNum w:abstractNumId="337" w15:restartNumberingAfterBreak="0">
+    <w:multiLevelType w:val="hybridMultilevel"/>
+    <w:lvl w:ilvl="0" w:tentative="1">
+      <w:start w:val="1"/>
+      <w:numFmt w:val="decimal"/>
+      <w:lvlText w:val="%1."/>
+      <w:lvlJc w:val="left"/>
+      <w:pPr>
+        <w:ind w:left="500" w:hanging="320"/>
+      </w:pPr>
+    </w:lvl>
+  </w:abstractNum>
+  <w:abstractNum w:abstractNumId="338" w15:restartNumberingAfterBreak="0">
+    <w:multiLevelType w:val="hybridMultilevel"/>
+    <w:lvl w:ilvl="0" w:tentative="1">
+      <w:start w:val="1"/>
+      <w:numFmt w:val="decimal"/>
+      <w:lvlText w:val="%1."/>
+      <w:lvlJc w:val="left"/>
+      <w:pPr>
+        <w:ind w:left="500" w:hanging="320"/>
+      </w:pPr>
+    </w:lvl>
+  </w:abstractNum>
+  <w:abstractNum w:abstractNumId="339" w15:restartNumberingAfterBreak="0">
+    <w:multiLevelType w:val="hybridMultilevel"/>
+    <w:lvl w:ilvl="0" w:tentative="1">
+      <w:start w:val="1"/>
+      <w:numFmt w:val="decimal"/>
+      <w:lvlText w:val="%1."/>
+      <w:lvlJc w:val="left"/>
+      <w:pPr>
+        <w:ind w:left="500" w:hanging="320"/>
+      </w:pPr>
+    </w:lvl>
+  </w:abstractNum>
+  <w:abstractNum w:abstractNumId="340" w15:restartNumberingAfterBreak="0">
+    <w:multiLevelType w:val="hybridMultilevel"/>
+    <w:lvl w:ilvl="0" w:tentative="1">
+      <w:start w:val="1"/>
+      <w:numFmt w:val="decimal"/>
+      <w:lvlText w:val="%1."/>
+      <w:lvlJc w:val="left"/>
+      <w:pPr>
+        <w:ind w:left="500" w:hanging="320"/>
+      </w:pPr>
+    </w:lvl>
+  </w:abstractNum>
+  <w:abstractNum w:abstractNumId="341" w15:restartNumberingAfterBreak="0">
+    <w:multiLevelType w:val="hybridMultilevel"/>
+    <w:lvl w:ilvl="0" w:tentative="1">
+      <w:start w:val="1"/>
+      <w:numFmt w:val="decimal"/>
+      <w:lvlText w:val="%1."/>
+      <w:lvlJc w:val="left"/>
+      <w:pPr>
+        <w:ind w:left="500" w:hanging="320"/>
+      </w:pPr>
+    </w:lvl>
+  </w:abstractNum>
+  <w:abstractNum w:abstractNumId="342" w15:restartNumberingAfterBreak="0">
+    <w:multiLevelType w:val="hybridMultilevel"/>
+    <w:lvl w:ilvl="0" w:tentative="1">
+      <w:start w:val="1"/>
+      <w:numFmt w:val="decimal"/>
+      <w:lvlText w:val="%1."/>
+      <w:lvlJc w:val="left"/>
+      <w:pPr>
+        <w:ind w:left="500" w:hanging="320"/>
+      </w:pPr>
+    </w:lvl>
+  </w:abstractNum>
+  <w:abstractNum w:abstractNumId="343" w15:restartNumberingAfterBreak="0">
+    <w:multiLevelType w:val="hybridMultilevel"/>
+    <w:lvl w:ilvl="0" w:tentative="1">
+      <w:start w:val="1"/>
+      <w:numFmt w:val="decimal"/>
+      <w:lvlText w:val="%1."/>
+      <w:lvlJc w:val="left"/>
+      <w:pPr>
+        <w:ind w:left="500" w:hanging="320"/>
+      </w:pPr>
+    </w:lvl>
+  </w:abstractNum>
+  <w:abstractNum w:abstractNumId="344" w15:restartNumberingAfterBreak="0">
+    <w:multiLevelType w:val="hybridMultilevel"/>
+    <w:lvl w:ilvl="0" w:tentative="1">
+      <w:start w:val="1"/>
+      <w:numFmt w:val="decimal"/>
+      <w:lvlText w:val="%1."/>
+      <w:lvlJc w:val="left"/>
+      <w:pPr>
+        <w:ind w:left="500" w:hanging="320"/>
+      </w:pPr>
+    </w:lvl>
+  </w:abstractNum>
+  <w:abstractNum w:abstractNumId="345" w15:restartNumberingAfterBreak="0">
+    <w:multiLevelType w:val="hybridMultilevel"/>
+    <w:lvl w:ilvl="0" w:tentative="1">
+      <w:start w:val="1"/>
+      <w:numFmt w:val="decimal"/>
+      <w:lvlText w:val="%1."/>
+      <w:lvlJc w:val="left"/>
+      <w:pPr>
+        <w:ind w:left="500" w:hanging="320"/>
+      </w:pPr>
+    </w:lvl>
+  </w:abstractNum>
+  <w:abstractNum w:abstractNumId="346" w15:restartNumberingAfterBreak="0">
+    <w:multiLevelType w:val="hybridMultilevel"/>
+    <w:lvl w:ilvl="0" w:tentative="1">
+      <w:start w:val="1"/>
+      <w:numFmt w:val="decimal"/>
+      <w:lvlText w:val="%1."/>
+      <w:lvlJc w:val="left"/>
+      <w:pPr>
+        <w:ind w:left="500" w:hanging="320"/>
+      </w:pPr>
+    </w:lvl>
+  </w:abstractNum>
+  <w:abstractNum w:abstractNumId="347" w15:restartNumberingAfterBreak="0">
+    <w:multiLevelType w:val="hybridMultilevel"/>
+    <w:lvl w:ilvl="0" w:tentative="1">
+      <w:start w:val="1"/>
+      <w:numFmt w:val="decimal"/>
+      <w:lvlText w:val="%1."/>
+      <w:lvlJc w:val="left"/>
+      <w:pPr>
+        <w:ind w:left="500" w:hanging="320"/>
+      </w:pPr>
+    </w:lvl>
+  </w:abstractNum>
+  <w:abstractNum w:abstractNumId="348" w15:restartNumberingAfterBreak="0">
+    <w:multiLevelType w:val="hybridMultilevel"/>
+    <w:lvl w:ilvl="0" w:tentative="1">
+      <w:start w:val="1"/>
+      <w:numFmt w:val="decimal"/>
+      <w:lvlText w:val="%1."/>
+      <w:lvlJc w:val="left"/>
+      <w:pPr>
+        <w:ind w:left="500" w:hanging="320"/>
+      </w:pPr>
+    </w:lvl>
+  </w:abstractNum>
+  <w:abstractNum w:abstractNumId="349" w15:restartNumberingAfterBreak="0">
+    <w:multiLevelType w:val="hybridMultilevel"/>
+    <w:lvl w:ilvl="0" w:tentative="1">
+      <w:start w:val="1"/>
+      <w:numFmt w:val="decimal"/>
+      <w:lvlText w:val="%1."/>
+      <w:lvlJc w:val="left"/>
+      <w:pPr>
+        <w:ind w:left="500" w:hanging="320"/>
+      </w:pPr>
+    </w:lvl>
+  </w:abstractNum>
+  <w:abstractNum w:abstractNumId="350" w15:restartNumberingAfterBreak="0">
+    <w:multiLevelType w:val="hybridMultilevel"/>
+    <w:lvl w:ilvl="0" w:tentative="1">
+      <w:start w:val="1"/>
+      <w:numFmt w:val="decimal"/>
+      <w:lvlText w:val="%1."/>
+      <w:lvlJc w:val="left"/>
+      <w:pPr>
+        <w:ind w:left="500" w:hanging="320"/>
+      </w:pPr>
+    </w:lvl>
+  </w:abstractNum>
+  <w:abstractNum w:abstractNumId="351" w15:restartNumberingAfterBreak="0">
+    <w:multiLevelType w:val="hybridMultilevel"/>
+    <w:lvl w:ilvl="0" w:tentative="1">
+      <w:start w:val="1"/>
+      <w:numFmt w:val="decimal"/>
+      <w:lvlText w:val="%1."/>
+      <w:lvlJc w:val="left"/>
+      <w:pPr>
+        <w:ind w:left="500" w:hanging="320"/>
+      </w:pPr>
+    </w:lvl>
+  </w:abstractNum>
+  <w:abstractNum w:abstractNumId="352" w15:restartNumberingAfterBreak="0">
+    <w:multiLevelType w:val="hybridMultilevel"/>
+    <w:lvl w:ilvl="0" w:tentative="1">
+      <w:start w:val="1"/>
+      <w:numFmt w:val="decimal"/>
+      <w:lvlText w:val="%1."/>
+      <w:lvlJc w:val="left"/>
+      <w:pPr>
+        <w:ind w:left="500" w:hanging="320"/>
+      </w:pPr>
+    </w:lvl>
+  </w:abstractNum>
+  <w:abstractNum w:abstractNumId="353" w15:restartNumberingAfterBreak="0">
+    <w:multiLevelType w:val="hybridMultilevel"/>
+    <w:lvl w:ilvl="0" w:tentative="1">
+      <w:start w:val="1"/>
+      <w:numFmt w:val="decimal"/>
+      <w:lvlText w:val="%1."/>
+      <w:lvlJc w:val="left"/>
+      <w:pPr>
+        <w:ind w:left="500" w:hanging="320"/>
+      </w:pPr>
+    </w:lvl>
+  </w:abstractNum>
+  <w:abstractNum w:abstractNumId="354" w15:restartNumberingAfterBreak="0">
+    <w:multiLevelType w:val="hybridMultilevel"/>
+    <w:lvl w:ilvl="0" w:tentative="1">
+      <w:start w:val="1"/>
+      <w:numFmt w:val="decimal"/>
+      <w:lvlText w:val="%1."/>
+      <w:lvlJc w:val="left"/>
+      <w:pPr>
+        <w:ind w:left="500" w:hanging="320"/>
+      </w:pPr>
+    </w:lvl>
+  </w:abstractNum>
+  <w:abstractNum w:abstractNumId="355" w15:restartNumberingAfterBreak="0">
+    <w:multiLevelType w:val="hybridMultilevel"/>
+    <w:lvl w:ilvl="0" w:tentative="1">
+      <w:start w:val="1"/>
+      <w:numFmt w:val="decimal"/>
+      <w:lvlText w:val="%1."/>
+      <w:lvlJc w:val="left"/>
+      <w:pPr>
+        <w:ind w:left="500" w:hanging="320"/>
+      </w:pPr>
+    </w:lvl>
+  </w:abstractNum>
+  <w:abstractNum w:abstractNumId="356" w15:restartNumberingAfterBreak="0">
+    <w:multiLevelType w:val="hybridMultilevel"/>
+    <w:lvl w:ilvl="0" w:tentative="1">
+      <w:start w:val="1"/>
+      <w:numFmt w:val="decimal"/>
+      <w:lvlText w:val="%1."/>
+      <w:lvlJc w:val="left"/>
+      <w:pPr>
+        <w:ind w:left="500" w:hanging="320"/>
+      </w:pPr>
+    </w:lvl>
+  </w:abstractNum>
+  <w:abstractNum w:abstractNumId="357" w15:restartNumberingAfterBreak="0">
+    <w:multiLevelType w:val="hybridMultilevel"/>
+    <w:lvl w:ilvl="0" w:tentative="1">
+      <w:start w:val="1"/>
+      <w:numFmt w:val="decimal"/>
+      <w:lvlText w:val="%1."/>
+      <w:lvlJc w:val="left"/>
+      <w:pPr>
+        <w:ind w:left="500" w:hanging="320"/>
+      </w:pPr>
+    </w:lvl>
+  </w:abstractNum>
+  <w:abstractNum w:abstractNumId="358" w15:restartNumberingAfterBreak="0">
+    <w:multiLevelType w:val="hybridMultilevel"/>
+    <w:lvl w:ilvl="0" w:tentative="1">
+      <w:start w:val="1"/>
+      <w:numFmt w:val="decimal"/>
+      <w:lvlText w:val="%1."/>
+      <w:lvlJc w:val="left"/>
+      <w:pPr>
+        <w:ind w:left="500" w:hanging="320"/>
+      </w:pPr>
+    </w:lvl>
+  </w:abstractNum>
+  <w:abstractNum w:abstractNumId="359" w15:restartNumberingAfterBreak="0">
+    <w:multiLevelType w:val="hybridMultilevel"/>
+    <w:lvl w:ilvl="0" w:tentative="1">
+      <w:start w:val="1"/>
+      <w:numFmt w:val="decimal"/>
+      <w:lvlText w:val="%1."/>
+      <w:lvlJc w:val="left"/>
+      <w:pPr>
+        <w:ind w:left="500" w:hanging="320"/>
+      </w:pPr>
+    </w:lvl>
+  </w:abstractNum>
+  <w:abstractNum w:abstractNumId="360" w15:restartNumberingAfterBreak="0">
+    <w:multiLevelType w:val="hybridMultilevel"/>
+    <w:lvl w:ilvl="0" w:tentative="1">
+      <w:start w:val="1"/>
+      <w:numFmt w:val="decimal"/>
+      <w:lvlText w:val="%1."/>
+      <w:lvlJc w:val="left"/>
+      <w:pPr>
+        <w:ind w:left="500" w:hanging="320"/>
+      </w:pPr>
+    </w:lvl>
+  </w:abstractNum>
+  <w:abstractNum w:abstractNumId="361" w15:restartNumberingAfterBreak="0">
+    <w:multiLevelType w:val="hybridMultilevel"/>
+    <w:lvl w:ilvl="0" w:tentative="1">
+      <w:start w:val="1"/>
+      <w:numFmt w:val="decimal"/>
+      <w:lvlText w:val="%1."/>
+      <w:lvlJc w:val="left"/>
+      <w:pPr>
+        <w:ind w:left="500" w:hanging="320"/>
+      </w:pPr>
+    </w:lvl>
+  </w:abstractNum>
+  <w:abstractNum w:abstractNumId="362" w15:restartNumberingAfterBreak="0">
+    <w:multiLevelType w:val="hybridMultilevel"/>
+    <w:lvl w:ilvl="0" w:tentative="1">
+      <w:start w:val="1"/>
+      <w:numFmt w:val="decimal"/>
+      <w:lvlText w:val="%1."/>
+      <w:lvlJc w:val="left"/>
+      <w:pPr>
+        <w:ind w:left="500" w:hanging="320"/>
+      </w:pPr>
+    </w:lvl>
+  </w:abstractNum>
+  <w:abstractNum w:abstractNumId="363" w15:restartNumberingAfterBreak="0">
+    <w:multiLevelType w:val="hybridMultilevel"/>
+    <w:lvl w:ilvl="0" w:tentative="1">
+      <w:start w:val="1"/>
+      <w:numFmt w:val="decimal"/>
+      <w:lvlText w:val="%1."/>
+      <w:lvlJc w:val="left"/>
+      <w:pPr>
+        <w:ind w:left="500" w:hanging="320"/>
+      </w:pPr>
+    </w:lvl>
+  </w:abstractNum>
+  <w:abstractNum w:abstractNumId="364" w15:restartNumberingAfterBreak="0">
+    <w:multiLevelType w:val="hybridMultilevel"/>
+    <w:lvl w:ilvl="0" w:tentative="1">
+      <w:start w:val="1"/>
+      <w:numFmt w:val="decimal"/>
+      <w:lvlText w:val="%1."/>
+      <w:lvlJc w:val="left"/>
+      <w:pPr>
+        <w:ind w:left="500" w:hanging="320"/>
+      </w:pPr>
+    </w:lvl>
+  </w:abstractNum>
+  <w:abstractNum w:abstractNumId="365" w15:restartNumberingAfterBreak="0">
+    <w:multiLevelType w:val="hybridMultilevel"/>
+    <w:lvl w:ilvl="0" w:tentative="1">
+      <w:start w:val="1"/>
+      <w:numFmt w:val="decimal"/>
+      <w:lvlText w:val="%1."/>
+      <w:lvlJc w:val="left"/>
+      <w:pPr>
+        <w:ind w:left="500" w:hanging="320"/>
+      </w:pPr>
+    </w:lvl>
+  </w:abstractNum>
+  <w:abstractNum w:abstractNumId="366" w15:restartNumberingAfterBreak="0">
+    <w:multiLevelType w:val="hybridMultilevel"/>
+    <w:lvl w:ilvl="0" w:tentative="1">
+      <w:start w:val="1"/>
+      <w:numFmt w:val="decimal"/>
+      <w:lvlText w:val="%1."/>
+      <w:lvlJc w:val="left"/>
+      <w:pPr>
+        <w:ind w:left="500" w:hanging="320"/>
+      </w:pPr>
+    </w:lvl>
+  </w:abstractNum>
+  <w:abstractNum w:abstractNumId="367" w15:restartNumberingAfterBreak="0">
+    <w:multiLevelType w:val="hybridMultilevel"/>
+    <w:lvl w:ilvl="0" w:tentative="1">
+      <w:start w:val="1"/>
+      <w:numFmt w:val="decimal"/>
+      <w:lvlText w:val="%1."/>
+      <w:lvlJc w:val="left"/>
+      <w:pPr>
+        <w:ind w:left="500" w:hanging="320"/>
+      </w:pPr>
+    </w:lvl>
+  </w:abstractNum>
+  <w:abstractNum w:abstractNumId="368" w15:restartNumberingAfterBreak="0">
+    <w:multiLevelType w:val="hybridMultilevel"/>
+    <w:lvl w:ilvl="0" w:tentative="1">
+      <w:start w:val="1"/>
+      <w:numFmt w:val="decimal"/>
+      <w:lvlText w:val="%1."/>
+      <w:lvlJc w:val="left"/>
+      <w:pPr>
+        <w:ind w:left="500" w:hanging="320"/>
+      </w:pPr>
+    </w:lvl>
+  </w:abstractNum>
+  <w:abstractNum w:abstractNumId="369" w15:restartNumberingAfterBreak="0">
+    <w:multiLevelType w:val="hybridMultilevel"/>
+    <w:lvl w:ilvl="0" w:tentative="1">
+      <w:start w:val="1"/>
+      <w:numFmt w:val="decimal"/>
+      <w:lvlText w:val="%1."/>
+      <w:lvlJc w:val="left"/>
+      <w:pPr>
+        <w:ind w:left="500" w:hanging="320"/>
+      </w:pPr>
+    </w:lvl>
+  </w:abstractNum>
+  <w:abstractNum w:abstractNumId="370" w15:restartNumberingAfterBreak="0">
+    <w:multiLevelType w:val="hybridMultilevel"/>
+    <w:lvl w:ilvl="0" w:tentative="1">
+      <w:start w:val="1"/>
+      <w:numFmt w:val="decimal"/>
+      <w:lvlText w:val="%1."/>
+      <w:lvlJc w:val="left"/>
+      <w:pPr>
+        <w:ind w:left="500" w:hanging="320"/>
+      </w:pPr>
+    </w:lvl>
+  </w:abstractNum>
+  <w:abstractNum w:abstractNumId="371" w15:restartNumberingAfterBreak="0">
+    <w:multiLevelType w:val="hybridMultilevel"/>
+    <w:lvl w:ilvl="0" w:tentative="1">
+      <w:start w:val="1"/>
+      <w:numFmt w:val="decimal"/>
+      <w:lvlText w:val="%1."/>
+      <w:lvlJc w:val="left"/>
+      <w:pPr>
+        <w:ind w:left="500" w:hanging="320"/>
+      </w:pPr>
+    </w:lvl>
+  </w:abstractNum>
+  <w:abstractNum w:abstractNumId="372" w15:restartNumberingAfterBreak="0">
+    <w:multiLevelType w:val="hybridMultilevel"/>
+    <w:lvl w:ilvl="0" w:tentative="1">
+      <w:start w:val="1"/>
+      <w:numFmt w:val="decimal"/>
+      <w:lvlText w:val="%1."/>
+      <w:lvlJc w:val="left"/>
+      <w:pPr>
+        <w:ind w:left="500" w:hanging="320"/>
+      </w:pPr>
+    </w:lvl>
+  </w:abstractNum>
+  <w:abstractNum w:abstractNumId="373" w15:restartNumberingAfterBreak="0">
+    <w:multiLevelType w:val="hybridMultilevel"/>
+    <w:lvl w:ilvl="0" w:tentative="1">
+      <w:start w:val="1"/>
+      <w:numFmt w:val="decimal"/>
+      <w:lvlText w:val="%1."/>
+      <w:lvlJc w:val="left"/>
+      <w:pPr>
+        <w:ind w:left="500" w:hanging="320"/>
+      </w:pPr>
+    </w:lvl>
+  </w:abstractNum>
+  <w:abstractNum w:abstractNumId="374" w15:restartNumberingAfterBreak="0">
+    <w:multiLevelType w:val="hybridMultilevel"/>
+    <w:lvl w:ilvl="0" w:tentative="1">
+      <w:start w:val="1"/>
+      <w:numFmt w:val="decimal"/>
+      <w:lvlText w:val="%1."/>
+      <w:lvlJc w:val="left"/>
+      <w:pPr>
+        <w:ind w:left="500" w:hanging="320"/>
+      </w:pPr>
+    </w:lvl>
+  </w:abstractNum>
+  <w:abstractNum w:abstractNumId="375" w15:restartNumberingAfterBreak="0">
+    <w:multiLevelType w:val="hybridMultilevel"/>
+    <w:lvl w:ilvl="0" w:tentative="1">
+      <w:start w:val="1"/>
+      <w:numFmt w:val="decimal"/>
+      <w:lvlText w:val="%1."/>
+      <w:lvlJc w:val="left"/>
+      <w:pPr>
+        <w:ind w:left="500" w:hanging="320"/>
+      </w:pPr>
+    </w:lvl>
+  </w:abstractNum>
+  <w:abstractNum w:abstractNumId="376" w15:restartNumberingAfterBreak="0">
+    <w:multiLevelType w:val="hybridMultilevel"/>
+    <w:lvl w:ilvl="0" w:tentative="1">
+      <w:start w:val="1"/>
+      <w:numFmt w:val="decimal"/>
+      <w:lvlText w:val="%1."/>
+      <w:lvlJc w:val="left"/>
+      <w:pPr>
+        <w:ind w:left="500" w:hanging="320"/>
+      </w:pPr>
+    </w:lvl>
+  </w:abstractNum>
+  <w:abstractNum w:abstractNumId="377" w15:restartNumberingAfterBreak="0">
+    <w:multiLevelType w:val="hybridMultilevel"/>
+    <w:lvl w:ilvl="0" w:tentative="1">
+      <w:start w:val="1"/>
+      <w:numFmt w:val="decimal"/>
+      <w:lvlText w:val="%1."/>
+      <w:lvlJc w:val="left"/>
+      <w:pPr>
+        <w:ind w:left="500" w:hanging="320"/>
+      </w:pPr>
+    </w:lvl>
+  </w:abstractNum>
+  <w:abstractNum w:abstractNumId="378" w15:restartNumberingAfterBreak="0">
+    <w:multiLevelType w:val="hybridMultilevel"/>
+    <w:lvl w:ilvl="0" w:tentative="1">
+      <w:start w:val="1"/>
+      <w:numFmt w:val="decimal"/>
+      <w:lvlText w:val="%1."/>
+      <w:lvlJc w:val="left"/>
+      <w:pPr>
+        <w:ind w:left="500" w:hanging="320"/>
+      </w:pPr>
+    </w:lvl>
+  </w:abstractNum>
+  <w:abstractNum w:abstractNumId="379" w15:restartNumberingAfterBreak="0">
+    <w:multiLevelType w:val="hybridMultilevel"/>
+    <w:lvl w:ilvl="0" w:tentative="1">
+      <w:start w:val="1"/>
+      <w:numFmt w:val="decimal"/>
+      <w:lvlText w:val="%1."/>
+      <w:lvlJc w:val="left"/>
+      <w:pPr>
+        <w:ind w:left="500" w:hanging="320"/>
+      </w:pPr>
+    </w:lvl>
+  </w:abstractNum>
+  <w:abstractNum w:abstractNumId="380" w15:restartNumberingAfterBreak="0">
+    <w:multiLevelType w:val="hybridMultilevel"/>
+    <w:lvl w:ilvl="0" w:tentative="1">
+      <w:start w:val="1"/>
+      <w:numFmt w:val="decimal"/>
+      <w:lvlText w:val="%1."/>
+      <w:lvlJc w:val="left"/>
+      <w:pPr>
+        <w:ind w:left="500" w:hanging="320"/>
+      </w:pPr>
+    </w:lvl>
+  </w:abstractNum>
+  <w:abstractNum w:abstractNumId="381" w15:restartNumberingAfterBreak="0">
+    <w:multiLevelType w:val="hybridMultilevel"/>
+    <w:lvl w:ilvl="0" w:tentative="1">
+      <w:start w:val="1"/>
+      <w:numFmt w:val="decimal"/>
+      <w:lvlText w:val="%1."/>
+      <w:lvlJc w:val="left"/>
+      <w:pPr>
+        <w:ind w:left="500" w:hanging="320"/>
+      </w:pPr>
+    </w:lvl>
+  </w:abstractNum>
+  <w:abstractNum w:abstractNumId="382" w15:restartNumberingAfterBreak="0">
+    <w:multiLevelType w:val="hybridMultilevel"/>
+    <w:lvl w:ilvl="0" w:tentative="1">
+      <w:start w:val="1"/>
+      <w:numFmt w:val="decimal"/>
+      <w:lvlText w:val="%1."/>
+      <w:lvlJc w:val="left"/>
+      <w:pPr>
+        <w:ind w:left="500" w:hanging="320"/>
+      </w:pPr>
+    </w:lvl>
+  </w:abstractNum>
+  <w:abstractNum w:abstractNumId="383" w15:restartNumberingAfterBreak="0">
+    <w:multiLevelType w:val="hybridMultilevel"/>
+    <w:lvl w:ilvl="0" w:tentative="1">
+      <w:start w:val="1"/>
+      <w:numFmt w:val="decimal"/>
+      <w:lvlText w:val="%1."/>
+      <w:lvlJc w:val="left"/>
+      <w:pPr>
+        <w:ind w:left="500" w:hanging="320"/>
+      </w:pPr>
+    </w:lvl>
+  </w:abstractNum>
+  <w:abstractNum w:abstractNumId="384" w15:restartNumberingAfterBreak="0">
+    <w:multiLevelType w:val="hybridMultilevel"/>
+    <w:lvl w:ilvl="0" w:tentative="1">
+      <w:start w:val="1"/>
+      <w:numFmt w:val="decimal"/>
+      <w:lvlText w:val="%1."/>
+      <w:lvlJc w:val="left"/>
+      <w:pPr>
+        <w:ind w:left="500" w:hanging="320"/>
+      </w:pPr>
+    </w:lvl>
+  </w:abstractNum>
+  <w:abstractNum w:abstractNumId="385" w15:restartNumberingAfterBreak="0">
+    <w:multiLevelType w:val="hybridMultilevel"/>
+    <w:lvl w:ilvl="0" w:tentative="1">
+      <w:start w:val="1"/>
+      <w:numFmt w:val="decimal"/>
+      <w:lvlText w:val="%1."/>
+      <w:lvlJc w:val="left"/>
+      <w:pPr>
+        <w:ind w:left="500" w:hanging="320"/>
+      </w:pPr>
+    </w:lvl>
+  </w:abstractNum>
+  <w:abstractNum w:abstractNumId="386" w15:restartNumberingAfterBreak="0">
+    <w:multiLevelType w:val="hybridMultilevel"/>
+    <w:lvl w:ilvl="0" w:tentative="1">
+      <w:start w:val="1"/>
+      <w:numFmt w:val="decimal"/>
+      <w:lvlText w:val="%1."/>
+      <w:lvlJc w:val="left"/>
+      <w:pPr>
+        <w:ind w:left="500" w:hanging="320"/>
+      </w:pPr>
+    </w:lvl>
+  </w:abstractNum>
+  <w:abstractNum w:abstractNumId="387" w15:restartNumberingAfterBreak="0">
+    <w:multiLevelType w:val="hybridMultilevel"/>
+    <w:lvl w:ilvl="0" w:tentative="1">
+      <w:start w:val="1"/>
+      <w:numFmt w:val="decimal"/>
+      <w:lvlText w:val="%1."/>
+      <w:lvlJc w:val="left"/>
+      <w:pPr>
+        <w:ind w:left="500" w:hanging="320"/>
+      </w:pPr>
+    </w:lvl>
+  </w:abstractNum>
+  <w:abstractNum w:abstractNumId="388" w15:restartNumberingAfterBreak="0">
+    <w:multiLevelType w:val="hybridMultilevel"/>
+    <w:lvl w:ilvl="0" w:tentative="1">
+      <w:start w:val="1"/>
+      <w:numFmt w:val="decimal"/>
+      <w:lvlText w:val="%1."/>
+      <w:lvlJc w:val="left"/>
+      <w:pPr>
+        <w:ind w:left="500" w:hanging="320"/>
+      </w:pPr>
+    </w:lvl>
+  </w:abstractNum>
+  <w:abstractNum w:abstractNumId="389" w15:restartNumberingAfterBreak="0">
+    <w:multiLevelType w:val="hybridMultilevel"/>
+    <w:lvl w:ilvl="0" w:tentative="1">
+      <w:start w:val="1"/>
+      <w:numFmt w:val="decimal"/>
+      <w:lvlText w:val="%1."/>
+      <w:lvlJc w:val="left"/>
+      <w:pPr>
+        <w:ind w:left="500" w:hanging="320"/>
+      </w:pPr>
+    </w:lvl>
+  </w:abstractNum>
+  <w:abstractNum w:abstractNumId="390" w15:restartNumberingAfterBreak="0">
+    <w:multiLevelType w:val="hybridMultilevel"/>
+    <w:lvl w:ilvl="0" w:tentative="1">
+      <w:start w:val="1"/>
+      <w:numFmt w:val="decimal"/>
+      <w:lvlText w:val="%1."/>
+      <w:lvlJc w:val="left"/>
+      <w:pPr>
+        <w:ind w:left="500" w:hanging="320"/>
+      </w:pPr>
+    </w:lvl>
+  </w:abstractNum>
+  <w:abstractNum w:abstractNumId="391" w15:restartNumberingAfterBreak="0">
+    <w:multiLevelType w:val="hybridMultilevel"/>
+    <w:lvl w:ilvl="0" w:tentative="1">
+      <w:start w:val="1"/>
+      <w:numFmt w:val="decimal"/>
+      <w:lvlText w:val="%1."/>
+      <w:lvlJc w:val="left"/>
+      <w:pPr>
+        <w:ind w:left="500" w:hanging="320"/>
+      </w:pPr>
+    </w:lvl>
+  </w:abstractNum>
+  <w:abstractNum w:abstractNumId="392" w15:restartNumberingAfterBreak="0">
+    <w:multiLevelType w:val="hybridMultilevel"/>
+    <w:lvl w:ilvl="0" w:tentative="1">
+      <w:start w:val="1"/>
+      <w:numFmt w:val="decimal"/>
+      <w:lvlText w:val="%1."/>
+      <w:lvlJc w:val="left"/>
+      <w:pPr>
+        <w:ind w:left="500" w:hanging="320"/>
+      </w:pPr>
+    </w:lvl>
+  </w:abstractNum>
+  <w:abstractNum w:abstractNumId="393" w15:restartNumberingAfterBreak="0">
+    <w:multiLevelType w:val="hybridMultilevel"/>
+    <w:lvl w:ilvl="0" w:tentative="1">
+      <w:start w:val="1"/>
+      <w:numFmt w:val="decimal"/>
+      <w:lvlText w:val="%1."/>
+      <w:lvlJc w:val="left"/>
+      <w:pPr>
+        <w:ind w:left="500" w:hanging="320"/>
+      </w:pPr>
+    </w:lvl>
+  </w:abstractNum>
+  <w:abstractNum w:abstractNumId="394" w15:restartNumberingAfterBreak="0">
+    <w:multiLevelType w:val="hybridMultilevel"/>
+    <w:lvl w:ilvl="0" w:tentative="1">
+      <w:start w:val="1"/>
+      <w:numFmt w:val="decimal"/>
+      <w:lvlText w:val="%1."/>
+      <w:lvlJc w:val="left"/>
+      <w:pPr>
+        <w:ind w:left="500" w:hanging="320"/>
+      </w:pPr>
+    </w:lvl>
+  </w:abstractNum>
+  <w:abstractNum w:abstractNumId="395" w15:restartNumberingAfterBreak="0">
+    <w:multiLevelType w:val="hybridMultilevel"/>
+    <w:lvl w:ilvl="0" w:tentative="1">
+      <w:start w:val="1"/>
+      <w:numFmt w:val="decimal"/>
+      <w:lvlText w:val="%1."/>
+      <w:lvlJc w:val="left"/>
+      <w:pPr>
+        <w:ind w:left="500" w:hanging="320"/>
+      </w:pPr>
+    </w:lvl>
+  </w:abstractNum>
+  <w:abstractNum w:abstractNumId="396" w15:restartNumberingAfterBreak="0">
+    <w:multiLevelType w:val="hybridMultilevel"/>
+    <w:lvl w:ilvl="0" w:tentative="1">
+      <w:start w:val="1"/>
+      <w:numFmt w:val="decimal"/>
+      <w:lvlText w:val="%1."/>
+      <w:lvlJc w:val="left"/>
+      <w:pPr>
+        <w:ind w:left="500" w:hanging="320"/>
+      </w:pPr>
+    </w:lvl>
+  </w:abstractNum>
+  <w:abstractNum w:abstractNumId="397" w15:restartNumberingAfterBreak="0">
+    <w:multiLevelType w:val="hybridMultilevel"/>
+    <w:lvl w:ilvl="0" w:tentative="1">
+      <w:start w:val="1"/>
+      <w:numFmt w:val="decimal"/>
+      <w:lvlText w:val="%1."/>
+      <w:lvlJc w:val="left"/>
+      <w:pPr>
+        <w:ind w:left="500" w:hanging="320"/>
+      </w:pPr>
+    </w:lvl>
+  </w:abstractNum>
+  <w:abstractNum w:abstractNumId="398" w15:restartNumberingAfterBreak="0">
+    <w:multiLevelType w:val="hybridMultilevel"/>
+    <w:lvl w:ilvl="0" w:tentative="1">
+      <w:start w:val="1"/>
+      <w:numFmt w:val="decimal"/>
+      <w:lvlText w:val="%1."/>
+      <w:lvlJc w:val="left"/>
+      <w:pPr>
+        <w:ind w:left="500" w:hanging="320"/>
+      </w:pPr>
+    </w:lvl>
+  </w:abstractNum>
+  <w:abstractNum w:abstractNumId="399" w15:restartNumberingAfterBreak="0">
+    <w:multiLevelType w:val="hybridMultilevel"/>
+    <w:lvl w:ilvl="0" w:tentative="1">
+      <w:start w:val="1"/>
+      <w:numFmt w:val="decimal"/>
+      <w:lvlText w:val="%1."/>
+      <w:lvlJc w:val="left"/>
+      <w:pPr>
+        <w:ind w:left="500" w:hanging="320"/>
+      </w:pPr>
+    </w:lvl>
+  </w:abstractNum>
+  <w:abstractNum w:abstractNumId="400" w15:restartNumberingAfterBreak="0">
+    <w:multiLevelType w:val="hybridMultilevel"/>
+    <w:lvl w:ilvl="0" w:tentative="1">
+      <w:start w:val="1"/>
+      <w:numFmt w:val="decimal"/>
+      <w:lvlText w:val="%1."/>
+      <w:lvlJc w:val="left"/>
+      <w:pPr>
+        <w:ind w:left="500" w:hanging="320"/>
+      </w:pPr>
+    </w:lvl>
+  </w:abstractNum>
+  <w:abstractNum w:abstractNumId="401" w15:restartNumberingAfterBreak="0">
+    <w:multiLevelType w:val="hybridMultilevel"/>
+    <w:lvl w:ilvl="0" w:tentative="1">
+      <w:start w:val="1"/>
+      <w:numFmt w:val="decimal"/>
+      <w:lvlText w:val="%1."/>
+      <w:lvlJc w:val="left"/>
+      <w:pPr>
+        <w:ind w:left="500" w:hanging="320"/>
+      </w:pPr>
+    </w:lvl>
+  </w:abstractNum>
+  <w:abstractNum w:abstractNumId="402" w15:restartNumberingAfterBreak="0">
+    <w:multiLevelType w:val="hybridMultilevel"/>
+    <w:lvl w:ilvl="0" w:tentative="1">
+      <w:start w:val="1"/>
+      <w:numFmt w:val="decimal"/>
+      <w:lvlText w:val="%1."/>
+      <w:lvlJc w:val="left"/>
+      <w:pPr>
+        <w:ind w:left="500" w:hanging="320"/>
+      </w:pPr>
+    </w:lvl>
+  </w:abstractNum>
   <w:num w:numId="1">
     <w:abstractNumId w:val="1"/>
     <w:lvlOverride w:ilvl="0">
@@ -9930,13 +14910,13 @@
     </w:lvlOverride>
   </w:num>
   <w:num w:numId="3">
-    <w:abstractNumId w:val="5"/>
+    <w:abstractNumId w:val="2"/>
     <w:lvlOverride w:ilvl="0">
       <w:startOverride w:val="1"/>
     </w:lvlOverride>
   </w:num>
   <w:num w:numId="4">
-    <w:abstractNumId w:val="2"/>
+    <w:abstractNumId w:val="5"/>
     <w:lvlOverride w:ilvl="0">
       <w:startOverride w:val="1"/>
     </w:lvlOverride>
